--- a/docs/Getting-Started-With-Quarto.docx
+++ b/docs/Getting-Started-With-Quarto.docx
@@ -1608,7 +1608,7 @@
         <w:pStyle w:val="Heading1"/>
       </w:pPr>
       <w:r>
-        <w:t xml:space="preserve">2. Installing the required Software</w:t>
+        <w:t xml:space="preserve">2. Installing the required software</w:t>
       </w:r>
     </w:p>
     <w:p>
@@ -1953,23 +1953,22 @@
     </w:p>
     <w:bookmarkEnd w:id="40"/>
     <w:bookmarkEnd w:id="41"/>
-    <w:bookmarkStart w:id="42" w:name="creating-your-first-quarto-document"/>
+    <w:bookmarkStart w:id="61" w:name="creating-your-first-quarto-document"/>
     <w:p>
       <w:pPr>
         <w:pStyle w:val="Heading1"/>
       </w:pPr>
       <w:r>
-        <w:t xml:space="preserve">3. Creating Your First Quarto Document</w:t>
-      </w:r>
-    </w:p>
-    <w:bookmarkEnd w:id="42"/>
-    <w:bookmarkStart w:id="60" w:name="setting-up-your-quarto-project"/>
-    <w:p>
-      <w:pPr>
-        <w:pStyle w:val="Heading1"/>
-      </w:pPr>
-      <w:r>
-        <w:t xml:space="preserve">4. Setting up your Quarto project</w:t>
+        <w:t xml:space="preserve">3. Creating your first Quarto document</w:t>
+      </w:r>
+    </w:p>
+    <w:bookmarkStart w:id="47" w:name="setting-up-your-quarto-project"/>
+    <w:p>
+      <w:pPr>
+        <w:pStyle w:val="Heading2"/>
+      </w:pPr>
+      <w:r>
+        <w:t xml:space="preserve">3.1 Setting up your Quarto project</w:t>
       </w:r>
     </w:p>
     <w:p>
@@ -2171,12 +2170,12 @@
                 <wp:inline>
                   <wp:extent cx="152400" cy="152400"/>
                   <wp:effectExtent b="0" l="0" r="0" t="0"/>
-                  <wp:docPr descr="" title="" id="43" name="Picture"/>
+                  <wp:docPr descr="" title="" id="42" name="Picture"/>
                   <a:graphic>
                     <a:graphicData uri="http://schemas.openxmlformats.org/drawingml/2006/picture">
                       <pic:pic>
                         <pic:nvPicPr>
-                          <pic:cNvPr descr="C:\Users\jajhl20\AppData\Local\Programs\Quarto\share\formats\docx\tip.png" id="44" name="Picture"/>
+                          <pic:cNvPr descr="C:\Users\jajhl20\AppData\Local\Programs\Quarto\share\formats\docx\tip.png" id="43" name="Picture"/>
                           <pic:cNvPicPr>
                             <a:picLocks noChangeArrowheads="1" noChangeAspect="1"/>
                           </pic:cNvPicPr>
@@ -2325,12 +2324,12 @@
                 <wp:inline>
                   <wp:extent cx="152400" cy="152400"/>
                   <wp:effectExtent b="0" l="0" r="0" t="0"/>
-                  <wp:docPr descr="" title="" id="45" name="Picture"/>
+                  <wp:docPr descr="" title="" id="44" name="Picture"/>
                   <a:graphic>
                     <a:graphicData uri="http://schemas.openxmlformats.org/drawingml/2006/picture">
                       <pic:pic>
                         <pic:nvPicPr>
-                          <pic:cNvPr descr="C:\Users\jajhl20\AppData\Local\Programs\Quarto\share\formats\docx\note.png" id="46" name="Picture"/>
+                          <pic:cNvPr descr="C:\Users\jajhl20\AppData\Local\Programs\Quarto\share\formats\docx\note.png" id="45" name="Picture"/>
                           <pic:cNvPicPr>
                             <a:picLocks noChangeArrowheads="1" noChangeAspect="1"/>
                           </pic:cNvPicPr>
@@ -2390,7 +2389,7 @@
               <w:pStyle w:val="BodyText"/>
             </w:pPr>
             <w:pPr>
-              <w:spacing w:before="16" w:after="16"/>
+              <w:spacing w:before="16"/>
             </w:pPr>
             <w:r>
               <w:t xml:space="preserve">In this demo we use</w:t>
@@ -2419,27 +2418,50 @@
             <w:r>
               <w:t xml:space="preserve">(which has fewer default files) or any of the other templates.</w:t>
             </w:r>
+          </w:p>
+          <w:p>
+            <w:pPr>
+              <w:pStyle w:val="BodyText"/>
+            </w:pPr>
+            <w:pPr>
+              <w:spacing w:after="16"/>
+            </w:pPr>
+            <w:r>
+              <w:t xml:space="preserve">You can visit the repo for this book to see the final structure of the project:</w:t>
+            </w:r>
+            <w:r>
+              <w:t xml:space="preserve"> </w:t>
+            </w:r>
+            <w:hyperlink r:id="rId46">
+              <w:r>
+                <w:rPr>
+                  <w:rStyle w:val="Hyperlink"/>
+                </w:rPr>
+                <w:t xml:space="preserve">Getting Started With Quarto</w:t>
+              </w:r>
+            </w:hyperlink>
           </w:p>
           <w:p/>
         </w:tc>
       </w:tr>
     </w:tbl>
-    <w:bookmarkStart w:id="59" w:name="rendering-your-project"/>
+    <w:bookmarkEnd w:id="47"/>
+    <w:bookmarkStart w:id="60" w:name="rendering-your-project"/>
     <w:p>
       <w:pPr>
         <w:pStyle w:val="Heading2"/>
       </w:pPr>
       <w:r>
-        <w:t xml:space="preserve">4.1 Rendering your project</w:t>
-      </w:r>
-    </w:p>
-    <w:bookmarkStart w:id="49" w:name="rendering-from-vscode"/>
+        <w:t xml:space="preserve">3.2 Rendering your project</w:t>
+      </w:r>
+    </w:p>
+    <w:bookmarkStart w:id="50" w:name="rendering-from-vscode"/>
     <w:p>
       <w:pPr>
         <w:pStyle w:val="Heading3"/>
       </w:pPr>
       <w:r>
-        <w:t xml:space="preserve">4.1.1 Rendering from VSCode</w:t>
+        <w:t xml:space="preserve">3.2.1 Rendering from VSCode</w:t>
       </w:r>
     </w:p>
     <w:p>
@@ -2554,12 +2576,12 @@
                 <wp:inline>
                   <wp:extent cx="152400" cy="152400"/>
                   <wp:effectExtent b="0" l="0" r="0" t="0"/>
-                  <wp:docPr descr="" title="" id="47" name="Picture"/>
+                  <wp:docPr descr="" title="" id="48" name="Picture"/>
                   <a:graphic>
                     <a:graphicData uri="http://schemas.openxmlformats.org/drawingml/2006/picture">
                       <pic:pic>
                         <pic:nvPicPr>
-                          <pic:cNvPr descr="C:\Users\jajhl20\AppData\Local\Programs\Quarto\share\formats\docx\tip.png" id="48" name="Picture"/>
+                          <pic:cNvPr descr="C:\Users\jajhl20\AppData\Local\Programs\Quarto\share\formats\docx\tip.png" id="49" name="Picture"/>
                           <pic:cNvPicPr>
                             <a:picLocks noChangeArrowheads="1" noChangeAspect="1"/>
                           </pic:cNvPicPr>
@@ -2659,14 +2681,14 @@
         </w:tc>
       </w:tr>
     </w:tbl>
-    <w:bookmarkEnd w:id="49"/>
-    <w:bookmarkStart w:id="52" w:name="rendering-from-the-command-line"/>
+    <w:bookmarkEnd w:id="50"/>
+    <w:bookmarkStart w:id="53" w:name="rendering-from-the-command-line"/>
     <w:p>
       <w:pPr>
         <w:pStyle w:val="Heading3"/>
       </w:pPr>
       <w:r>
-        <w:t xml:space="preserve">4.1.2 Rendering from the command line</w:t>
+        <w:t xml:space="preserve">3.2.2 Rendering from the command line</w:t>
       </w:r>
     </w:p>
     <w:p>
@@ -2735,12 +2757,12 @@
                 <wp:inline>
                   <wp:extent cx="152400" cy="152400"/>
                   <wp:effectExtent b="0" l="0" r="0" t="0"/>
-                  <wp:docPr descr="" title="" id="50" name="Picture"/>
+                  <wp:docPr descr="" title="" id="51" name="Picture"/>
                   <a:graphic>
                     <a:graphicData uri="http://schemas.openxmlformats.org/drawingml/2006/picture">
                       <pic:pic>
                         <pic:nvPicPr>
-                          <pic:cNvPr descr="C:\Users\jajhl20\AppData\Local\Programs\Quarto\share\formats\docx\tip.png" id="51" name="Picture"/>
+                          <pic:cNvPr descr="C:\Users\jajhl20\AppData\Local\Programs\Quarto\share\formats\docx\tip.png" id="52" name="Picture"/>
                           <pic:cNvPicPr>
                             <a:picLocks noChangeArrowheads="1" noChangeAspect="1"/>
                           </pic:cNvPicPr>
@@ -2827,14 +2849,14 @@
         </w:tc>
       </w:tr>
     </w:tbl>
-    <w:bookmarkEnd w:id="52"/>
-    <w:bookmarkStart w:id="58" w:name="quick-preview"/>
+    <w:bookmarkEnd w:id="53"/>
+    <w:bookmarkStart w:id="59" w:name="quick-preview"/>
     <w:p>
       <w:pPr>
         <w:pStyle w:val="Heading3"/>
       </w:pPr>
       <w:r>
-        <w:t xml:space="preserve">4.1.3 Quick preview</w:t>
+        <w:t xml:space="preserve">3.2.3 Quick preview</w:t>
       </w:r>
     </w:p>
     <w:p>
@@ -2910,18 +2932,18 @@
                 <wp:inline>
                   <wp:extent cx="152400" cy="152400"/>
                   <wp:effectExtent b="0" l="0" r="0" t="0"/>
-                  <wp:docPr descr="" title="" id="54" name="Picture"/>
+                  <wp:docPr descr="" title="" id="55" name="Picture"/>
                   <a:graphic>
                     <a:graphicData uri="http://schemas.openxmlformats.org/drawingml/2006/picture">
                       <pic:pic>
                         <pic:nvPicPr>
-                          <pic:cNvPr descr="C:\Users\jajhl20\AppData\Local\Programs\Quarto\share\formats\docx\warning.png" id="55" name="Picture"/>
+                          <pic:cNvPr descr="C:\Users\jajhl20\AppData\Local\Programs\Quarto\share\formats\docx\warning.png" id="56" name="Picture"/>
                           <pic:cNvPicPr>
                             <a:picLocks noChangeArrowheads="1" noChangeAspect="1"/>
                           </pic:cNvPicPr>
                         </pic:nvPicPr>
                         <pic:blipFill>
-                          <a:blip r:embed="rId53"/>
+                          <a:blip r:embed="rId54"/>
                           <a:stretch>
                             <a:fillRect/>
                           </a:stretch>
@@ -3050,12 +3072,12 @@
                 <wp:inline>
                   <wp:extent cx="152400" cy="152400"/>
                   <wp:effectExtent b="0" l="0" r="0" t="0"/>
-                  <wp:docPr descr="" title="" id="56" name="Picture"/>
+                  <wp:docPr descr="" title="" id="57" name="Picture"/>
                   <a:graphic>
                     <a:graphicData uri="http://schemas.openxmlformats.org/drawingml/2006/picture">
                       <pic:pic>
                         <pic:nvPicPr>
-                          <pic:cNvPr descr="C:\Users\jajhl20\AppData\Local\Programs\Quarto\share\formats\docx\note.png" id="57" name="Picture"/>
+                          <pic:cNvPr descr="C:\Users\jajhl20\AppData\Local\Programs\Quarto\share\formats\docx\note.png" id="58" name="Picture"/>
                           <pic:cNvPicPr>
                             <a:picLocks noChangeArrowheads="1" noChangeAspect="1"/>
                           </pic:cNvPicPr>
@@ -3125,16 +3147,16 @@
         </w:tc>
       </w:tr>
     </w:tbl>
-    <w:bookmarkEnd w:id="58"/>
     <w:bookmarkEnd w:id="59"/>
     <w:bookmarkEnd w:id="60"/>
-    <w:bookmarkStart w:id="70" w:name="basic-markdown"/>
+    <w:bookmarkEnd w:id="61"/>
+    <w:bookmarkStart w:id="71" w:name="basic-markdown"/>
     <w:p>
       <w:pPr>
         <w:pStyle w:val="Heading1"/>
       </w:pPr>
       <w:r>
-        <w:t xml:space="preserve">5. Basic Markdown</w:t>
+        <w:t xml:space="preserve">4. Basic Markdown</w:t>
       </w:r>
     </w:p>
     <w:p>
@@ -3153,13 +3175,13 @@
         <w:t xml:space="preserve">Markdown is a lightweight syntax for adding structure and formatting to plain text.</w:t>
       </w:r>
     </w:p>
-    <w:bookmarkStart w:id="61" w:name="headings"/>
+    <w:bookmarkStart w:id="62" w:name="headings"/>
     <w:p>
       <w:pPr>
         <w:pStyle w:val="Heading2"/>
       </w:pPr>
       <w:r>
-        <w:t xml:space="preserve">5.1 Headings</w:t>
+        <w:t xml:space="preserve">4.1 Headings</w:t>
       </w:r>
     </w:p>
     <w:p>
@@ -3197,14 +3219,14 @@
         <w:t xml:space="preserve">### Heading 3</w:t>
       </w:r>
     </w:p>
-    <w:bookmarkEnd w:id="61"/>
-    <w:bookmarkStart w:id="62" w:name="bold-and-italics"/>
+    <w:bookmarkEnd w:id="62"/>
+    <w:bookmarkStart w:id="63" w:name="bold-and-italics"/>
     <w:p>
       <w:pPr>
         <w:pStyle w:val="Heading2"/>
       </w:pPr>
       <w:r>
-        <w:t xml:space="preserve">5.2 Bold and Italics</w:t>
+        <w:t xml:space="preserve">4.2 Bold and Italics</w:t>
       </w:r>
     </w:p>
     <w:p>
@@ -3230,14 +3252,14 @@
         <w:t xml:space="preserve">**bold text**</w:t>
       </w:r>
     </w:p>
-    <w:bookmarkEnd w:id="62"/>
-    <w:bookmarkStart w:id="63" w:name="lists"/>
+    <w:bookmarkEnd w:id="63"/>
+    <w:bookmarkStart w:id="64" w:name="lists"/>
     <w:p>
       <w:pPr>
         <w:pStyle w:val="Heading2"/>
       </w:pPr>
       <w:r>
-        <w:t xml:space="preserve">5.3 Lists</w:t>
+        <w:t xml:space="preserve">4.3 Lists</w:t>
       </w:r>
     </w:p>
     <w:p>
@@ -3350,14 +3372,14 @@
         <w:t xml:space="preserve">Third item</w:t>
       </w:r>
     </w:p>
-    <w:bookmarkEnd w:id="63"/>
-    <w:bookmarkStart w:id="65" w:name="links"/>
+    <w:bookmarkEnd w:id="64"/>
+    <w:bookmarkStart w:id="66" w:name="links"/>
     <w:p>
       <w:pPr>
         <w:pStyle w:val="Heading2"/>
       </w:pPr>
       <w:r>
-        <w:t xml:space="preserve">5.4 Links </w:t>
+        <w:t xml:space="preserve">4.4 Links </w:t>
       </w:r>
     </w:p>
     <w:p>
@@ -3381,7 +3403,7 @@
       <w:r>
         <w:t xml:space="preserve"> </w:t>
       </w:r>
-      <w:hyperlink r:id="rId64">
+      <w:hyperlink r:id="rId65">
         <w:r>
           <w:rPr>
             <w:rStyle w:val="Hyperlink"/>
@@ -3393,14 +3415,14 @@
         <w:t xml:space="preserve">.</w:t>
       </w:r>
     </w:p>
-    <w:bookmarkEnd w:id="65"/>
-    <w:bookmarkStart w:id="69" w:name="basic-images"/>
+    <w:bookmarkEnd w:id="66"/>
+    <w:bookmarkStart w:id="70" w:name="basic-images"/>
     <w:p>
       <w:pPr>
         <w:pStyle w:val="Heading2"/>
       </w:pPr>
       <w:r>
-        <w:t xml:space="preserve">5.5 Basic Images</w:t>
+        <w:t xml:space="preserve">4.5 Basic Images</w:t>
       </w:r>
     </w:p>
     <w:p>
@@ -3446,18 +3468,18 @@
           <wp:inline>
             <wp:extent cx="5334000" cy="4000500"/>
             <wp:effectExtent b="0" l="0" r="0" t="0"/>
-            <wp:docPr descr="Figure caption:here are some dice" title="" id="67" name="Picture"/>
+            <wp:docPr descr="Figure caption:here are some dice" title="" id="68" name="Picture"/>
             <a:graphic>
               <a:graphicData uri="http://schemas.openxmlformats.org/drawingml/2006/picture">
                 <pic:pic>
                   <pic:nvPicPr>
-                    <pic:cNvPr descr="chapters/images/dice.png" id="68" name="Picture"/>
+                    <pic:cNvPr descr="chapters/images/dice.png" id="69" name="Picture"/>
                     <pic:cNvPicPr>
                       <a:picLocks noChangeArrowheads="1" noChangeAspect="1"/>
                     </pic:cNvPicPr>
                   </pic:nvPicPr>
                   <pic:blipFill>
-                    <a:blip r:embed="rId66"/>
+                    <a:blip r:embed="rId67"/>
                     <a:stretch>
                       <a:fillRect/>
                     </a:stretch>
@@ -3507,22 +3529,22 @@
           <w:rPr>
             <w:rStyle w:val="Hyperlink"/>
           </w:rPr>
-          <w:t xml:space="preserve">Chapter 7</w:t>
+          <w:t xml:space="preserve">Chapter 6</w:t>
         </w:r>
       </w:hyperlink>
       <w:r>
         <w:t xml:space="preserve">.</w:t>
       </w:r>
     </w:p>
-    <w:bookmarkEnd w:id="69"/>
     <w:bookmarkEnd w:id="70"/>
-    <w:bookmarkStart w:id="82" w:name="converting-existing-latex-notes"/>
+    <w:bookmarkEnd w:id="71"/>
+    <w:bookmarkStart w:id="85" w:name="converting-existing-latex-notes"/>
     <w:p>
       <w:pPr>
         <w:pStyle w:val="Heading1"/>
       </w:pPr>
       <w:r>
-        <w:t xml:space="preserve">6. Converting Existing LaTeX Notes</w:t>
+        <w:t xml:space="preserve">5. Converting existing LaTeX Notes</w:t>
       </w:r>
     </w:p>
     <w:p>
@@ -3651,13 +3673,13 @@
         <w:t xml:space="preserve">typically work immediately.</w:t>
       </w:r>
     </w:p>
-    <w:bookmarkStart w:id="71" w:name="recommended-migration-approach"/>
+    <w:bookmarkStart w:id="72" w:name="recommended-migration-approach"/>
     <w:p>
       <w:pPr>
         <w:pStyle w:val="Heading2"/>
       </w:pPr>
       <w:r>
-        <w:t xml:space="preserve">6.1 Recommended Migration Approach</w:t>
+        <w:t xml:space="preserve">5.1 Recommended migration approach</w:t>
       </w:r>
     </w:p>
     <w:p>
@@ -3787,14 +3809,14 @@
         <w:t xml:space="preserve">Package-specific formatting</w:t>
       </w:r>
     </w:p>
-    <w:bookmarkEnd w:id="71"/>
-    <w:bookmarkStart w:id="78" w:name="automatically-converting-latex"/>
+    <w:bookmarkEnd w:id="72"/>
+    <w:bookmarkStart w:id="79" w:name="automatically-converting-latex"/>
     <w:p>
       <w:pPr>
         <w:pStyle w:val="Heading2"/>
       </w:pPr>
       <w:r>
-        <w:t xml:space="preserve">6.2 Automatically converting LaTeX</w:t>
+        <w:t xml:space="preserve">5.2 Automatically converting LaTeX</w:t>
       </w:r>
     </w:p>
     <w:p>
@@ -3939,18 +3961,18 @@
                 <wp:inline>
                   <wp:extent cx="152400" cy="152400"/>
                   <wp:effectExtent b="0" l="0" r="0" t="0"/>
-                  <wp:docPr descr="" title="" id="73" name="Picture"/>
+                  <wp:docPr descr="" title="" id="74" name="Picture"/>
                   <a:graphic>
                     <a:graphicData uri="http://schemas.openxmlformats.org/drawingml/2006/picture">
                       <pic:pic>
                         <pic:nvPicPr>
-                          <pic:cNvPr descr="C:\Users\jajhl20\AppData\Local\Programs\Quarto\share\formats\docx\important.png" id="74" name="Picture"/>
+                          <pic:cNvPr descr="C:\Users\jajhl20\AppData\Local\Programs\Quarto\share\formats\docx\important.png" id="75" name="Picture"/>
                           <pic:cNvPicPr>
                             <a:picLocks noChangeArrowheads="1" noChangeAspect="1"/>
                           </pic:cNvPicPr>
                         </pic:nvPicPr>
                         <pic:blipFill>
-                          <a:blip r:embed="rId72"/>
+                          <a:blip r:embed="rId73"/>
                           <a:stretch>
                             <a:fillRect/>
                           </a:stretch>
@@ -4063,18 +4085,18 @@
                 <wp:inline>
                   <wp:extent cx="152400" cy="152400"/>
                   <wp:effectExtent b="0" l="0" r="0" t="0"/>
-                  <wp:docPr descr="" title="" id="76" name="Picture"/>
+                  <wp:docPr descr="" title="" id="77" name="Picture"/>
                   <a:graphic>
                     <a:graphicData uri="http://schemas.openxmlformats.org/drawingml/2006/picture">
                       <pic:pic>
                         <pic:nvPicPr>
-                          <pic:cNvPr descr="C:\Users\jajhl20\AppData\Local\Programs\Quarto\share\formats\docx\caution.png" id="77" name="Picture"/>
+                          <pic:cNvPr descr="C:\Users\jajhl20\AppData\Local\Programs\Quarto\share\formats\docx\caution.png" id="78" name="Picture"/>
                           <pic:cNvPicPr>
                             <a:picLocks noChangeArrowheads="1" noChangeAspect="1"/>
                           </pic:cNvPicPr>
                         </pic:nvPicPr>
                         <pic:blipFill>
-                          <a:blip r:embed="rId75"/>
+                          <a:blip r:embed="rId76"/>
                           <a:stretch>
                             <a:fillRect/>
                           </a:stretch>
@@ -4138,14 +4160,14 @@
         </w:tc>
       </w:tr>
     </w:tbl>
-    <w:bookmarkEnd w:id="78"/>
-    <w:bookmarkStart w:id="81" w:name="tidying-up-the-.qmd-file"/>
+    <w:bookmarkEnd w:id="79"/>
+    <w:bookmarkStart w:id="84" w:name="tidying-up-the-.qmd-file"/>
     <w:p>
       <w:pPr>
         <w:pStyle w:val="Heading2"/>
       </w:pPr>
       <w:r>
-        <w:t xml:space="preserve">6.3 Tidying up the .qmd file</w:t>
+        <w:t xml:space="preserve">5.3 Tidying up the .qmd file</w:t>
       </w:r>
     </w:p>
     <w:p>
@@ -4171,6 +4193,107 @@
         <w:t xml:space="preserve"> </w:t>
       </w:r>
       <w:hyperlink w:anchor="sec-sections">
+        <w:r>
+          <w:rPr>
+            <w:rStyle w:val="Hyperlink"/>
+          </w:rPr>
+          <w:t xml:space="preserve">Chapter 9</w:t>
+        </w:r>
+      </w:hyperlink>
+      <w:r>
+        <w:t xml:space="preserve"> </w:t>
+      </w:r>
+      <w:r>
+        <w:t xml:space="preserve">discusses sections, chapters, etc.</w:t>
+      </w:r>
+    </w:p>
+    <w:p>
+      <w:pPr>
+        <w:pStyle w:val="Compact"/>
+        <w:numPr>
+          <w:ilvl w:val="0"/>
+          <w:numId w:val="1018"/>
+        </w:numPr>
+      </w:pPr>
+      <w:r>
+        <w:t xml:space="preserve">Figures - the default pandoc conversion is quite limited, so here we’ll use a more adaptable figure environment. In practice its easiest to just copy-paste the example code in</w:t>
+      </w:r>
+      <w:r>
+        <w:t xml:space="preserve"> </w:t>
+      </w:r>
+      <w:hyperlink w:anchor="sec-figures">
+        <w:r>
+          <w:rPr>
+            <w:rStyle w:val="Hyperlink"/>
+          </w:rPr>
+          <w:t xml:space="preserve">Chapter 6</w:t>
+        </w:r>
+      </w:hyperlink>
+      <w:r>
+        <w:t xml:space="preserve">.</w:t>
+      </w:r>
+    </w:p>
+    <w:p>
+      <w:pPr>
+        <w:pStyle w:val="Compact"/>
+        <w:numPr>
+          <w:ilvl w:val="0"/>
+          <w:numId w:val="1018"/>
+        </w:numPr>
+      </w:pPr>
+      <w:r>
+        <w:t xml:space="preserve">Equations - most equations convert fine but if you want to have equation numbers and labels you’ll need to do some tidying. See</w:t>
+      </w:r>
+      <w:r>
+        <w:t xml:space="preserve"> </w:t>
+      </w:r>
+      <w:hyperlink w:anchor="sec-maths">
+        <w:r>
+          <w:rPr>
+            <w:rStyle w:val="Hyperlink"/>
+          </w:rPr>
+          <w:t xml:space="preserve">Chapter 7</w:t>
+        </w:r>
+      </w:hyperlink>
+      <w:r>
+        <w:t xml:space="preserve"> </w:t>
+      </w:r>
+      <w:r>
+        <w:t xml:space="preserve">for the syntax.</w:t>
+      </w:r>
+    </w:p>
+    <w:p>
+      <w:pPr>
+        <w:pStyle w:val="Compact"/>
+        <w:numPr>
+          <w:ilvl w:val="0"/>
+          <w:numId w:val="1018"/>
+        </w:numPr>
+      </w:pPr>
+      <w:r>
+        <w:t xml:space="preserve">Tables - tables have a different format but it’s pretty easy to convert a latex table using find/replace or online table editors/converters (e.g. </w:t>
+      </w:r>
+      <w:hyperlink r:id="rId80">
+        <w:r>
+          <w:rPr>
+            <w:rStyle w:val="Hyperlink"/>
+          </w:rPr>
+          <w:t xml:space="preserve">Table Convert</w:t>
+        </w:r>
+      </w:hyperlink>
+      <w:r>
+        <w:t xml:space="preserve">)</w:t>
+      </w:r>
+      <w:r>
+        <w:t xml:space="preserve"> </w:t>
+      </w:r>
+      <w:r>
+        <w:t xml:space="preserve">References - generally easy to fix - see</w:t>
+      </w:r>
+      <w:r>
+        <w:t xml:space="preserve"> </w:t>
+      </w:r>
+      <w:hyperlink w:anchor="sec-referencing">
         <w:r>
           <w:rPr>
             <w:rStyle w:val="Hyperlink"/>
@@ -4178,119 +4301,18 @@
           <w:t xml:space="preserve">Chapter 10</w:t>
         </w:r>
       </w:hyperlink>
+    </w:p>
+    <w:p>
+      <w:pPr>
+        <w:pStyle w:val="FirstParagraph"/>
+      </w:pPr>
+      <w:r>
+        <w:t xml:space="preserve">This list is based on the</w:t>
+      </w:r>
       <w:r>
         <w:t xml:space="preserve"> </w:t>
       </w:r>
-      <w:r>
-        <w:t xml:space="preserve">discusses sections, chapters, etc.</w:t>
-      </w:r>
-    </w:p>
-    <w:p>
-      <w:pPr>
-        <w:pStyle w:val="Compact"/>
-        <w:numPr>
-          <w:ilvl w:val="0"/>
-          <w:numId w:val="1018"/>
-        </w:numPr>
-      </w:pPr>
-      <w:r>
-        <w:t xml:space="preserve">Figures - the default pandoc conversion is quite limited, so here we’ll use a more adaptable figure environment. In practice its easiest to just copy-paste the example code in</w:t>
-      </w:r>
-      <w:r>
-        <w:t xml:space="preserve"> </w:t>
-      </w:r>
-      <w:hyperlink w:anchor="sec-figures">
-        <w:r>
-          <w:rPr>
-            <w:rStyle w:val="Hyperlink"/>
-          </w:rPr>
-          <w:t xml:space="preserve">Chapter 7</w:t>
-        </w:r>
-      </w:hyperlink>
-      <w:r>
-        <w:t xml:space="preserve">.</w:t>
-      </w:r>
-    </w:p>
-    <w:p>
-      <w:pPr>
-        <w:pStyle w:val="Compact"/>
-        <w:numPr>
-          <w:ilvl w:val="0"/>
-          <w:numId w:val="1018"/>
-        </w:numPr>
-      </w:pPr>
-      <w:r>
-        <w:t xml:space="preserve">Equations - most equations convert fine but if you want to have equation numbers and labels you’ll need to do some tidying. See</w:t>
-      </w:r>
-      <w:r>
-        <w:t xml:space="preserve"> </w:t>
-      </w:r>
-      <w:hyperlink w:anchor="sec-maths">
-        <w:r>
-          <w:rPr>
-            <w:rStyle w:val="Hyperlink"/>
-          </w:rPr>
-          <w:t xml:space="preserve">Chapter 8</w:t>
-        </w:r>
-      </w:hyperlink>
-      <w:r>
-        <w:t xml:space="preserve"> </w:t>
-      </w:r>
-      <w:r>
-        <w:t xml:space="preserve">for the syntax.</w:t>
-      </w:r>
-    </w:p>
-    <w:p>
-      <w:pPr>
-        <w:pStyle w:val="Compact"/>
-        <w:numPr>
-          <w:ilvl w:val="0"/>
-          <w:numId w:val="1018"/>
-        </w:numPr>
-      </w:pPr>
-      <w:r>
-        <w:t xml:space="preserve">Tables - tables have a different format but it’s pretty easy to convert a latex table using find/replace or online table editors/converters (e.g. </w:t>
-      </w:r>
-      <w:hyperlink r:id="rId79">
-        <w:r>
-          <w:rPr>
-            <w:rStyle w:val="Hyperlink"/>
-          </w:rPr>
-          <w:t xml:space="preserve">Table Convert</w:t>
-        </w:r>
-      </w:hyperlink>
-      <w:r>
-        <w:t xml:space="preserve">)</w:t>
-      </w:r>
-      <w:r>
-        <w:t xml:space="preserve"> </w:t>
-      </w:r>
-      <w:r>
-        <w:t xml:space="preserve">References - generally easy to fix - see</w:t>
-      </w:r>
-      <w:r>
-        <w:t xml:space="preserve"> </w:t>
-      </w:r>
-      <w:hyperlink w:anchor="sec-referencing">
-        <w:r>
-          <w:rPr>
-            <w:rStyle w:val="Hyperlink"/>
-          </w:rPr>
-          <w:t xml:space="preserve">Chapter 11</w:t>
-        </w:r>
-      </w:hyperlink>
-    </w:p>
-    <w:p>
-      <w:pPr>
-        <w:pStyle w:val="FirstParagraph"/>
-      </w:pPr>
-      <w:r>
-        <w:t xml:space="preserve">This list is based on the</w:t>
-      </w:r>
-      <w:r>
-        <w:t xml:space="preserve"> </w:t>
-      </w:r>
-      <w:hyperlink r:id="rId80">
+      <w:hyperlink r:id="rId81">
         <w:r>
           <w:rPr>
             <w:rStyle w:val="Hyperlink"/>
@@ -4298,17 +4320,6 @@
           <w:t xml:space="preserve">Making Lecture Notes with Bookdown guide by Vicky Scowcroft</w:t>
         </w:r>
       </w:hyperlink>
-    </w:p>
-    <w:bookmarkEnd w:id="81"/>
-    <w:bookmarkEnd w:id="82"/>
-    <w:bookmarkStart w:id="123" w:name="sec-figures"/>
-    <w:p>
-      <w:pPr>
-        <w:pStyle w:val="Heading1"/>
-      </w:pPr>
-      <w:r>
-        <w:t xml:space="preserve">7. Figures</w:t>
-      </w:r>
     </w:p>
     <w:tbl>
       <w:tblPr>
@@ -4340,7 +4351,7 @@
           </w:tcPr>
           <w:p>
             <w:pPr>
-              <w:pStyle w:val="FirstParagraph"/>
+              <w:pStyle w:val="BodyText"/>
             </w:pPr>
             <w:pPr>
               <w:spacing w:before="0" w:after="0"/>
@@ -4351,12 +4362,12 @@
                 <wp:inline>
                   <wp:extent cx="152400" cy="152400"/>
                   <wp:effectExtent b="0" l="0" r="0" t="0"/>
-                  <wp:docPr descr="" title="" id="83" name="Picture"/>
+                  <wp:docPr descr="" title="" id="82" name="Picture"/>
                   <a:graphic>
                     <a:graphicData uri="http://schemas.openxmlformats.org/drawingml/2006/picture">
                       <pic:pic>
                         <pic:nvPicPr>
-                          <pic:cNvPr descr="C:\Users\jajhl20\AppData\Local\Programs\Quarto\share\formats\docx\tip.png" id="84" name="Picture"/>
+                          <pic:cNvPr descr="C:\Users\jajhl20\AppData\Local\Programs\Quarto\share\formats\docx\tip.png" id="83" name="Picture"/>
                           <pic:cNvPicPr>
                             <a:picLocks noChangeArrowheads="1" noChangeAspect="1"/>
                           </pic:cNvPicPr>
@@ -4416,220 +4427,99 @@
               <w:pStyle w:val="BodyText"/>
             </w:pPr>
             <w:pPr>
-              <w:spacing w:before="16" w:after="16"/>
-            </w:pPr>
-            <w:r>
-              <w:t xml:space="preserve">For full details and advanced options, see the</w:t>
+              <w:spacing w:before="16"/>
+            </w:pPr>
+            <w:r>
+              <w:t xml:space="preserve">If you’re from a LaTeX background and are editing/writing a Quarto document, you may sometimes forget to add blank lines between markdown commands (as with LaTeX you could just close brackets and define the next command). Some</w:t>
             </w:r>
             <w:r>
               <w:t xml:space="preserve"> </w:t>
             </w:r>
-            <w:hyperlink r:id="rId85">
-              <w:r>
-                <w:rPr>
-                  <w:rStyle w:val="Hyperlink"/>
-                </w:rPr>
-                <w:t xml:space="preserve">official Quarto Figures documentation</w:t>
-              </w:r>
-            </w:hyperlink>
-            <w:r>
-              <w:t xml:space="preserve">:</w:t>
+            <w:r>
+              <w:rPr>
+                <w:i/>
+                <w:iCs/>
+              </w:rPr>
+              <w:t xml:space="preserve">typical</w:t>
+            </w:r>
+            <w:r>
+              <w:t xml:space="preserve"> </w:t>
+            </w:r>
+            <w:r>
+              <w:t xml:space="preserve">mistakes a LaTeX user makes in markdown:</w:t>
+            </w:r>
+          </w:p>
+          <w:p>
+            <w:pPr>
+              <w:pStyle w:val="Compact"/>
+              <w:numPr>
+                <w:ilvl w:val="0"/>
+                <w:numId w:val="1019"/>
+              </w:numPr>
+            </w:pPr>
+            <w:r>
+              <w:t xml:space="preserve">you have a figure and then a paragraph of text, you</w:t>
+            </w:r>
+            <w:r>
+              <w:t xml:space="preserve"> </w:t>
+            </w:r>
+            <w:r>
+              <w:rPr>
+                <w:b/>
+                <w:bCs/>
+              </w:rPr>
+              <w:t xml:space="preserve">must add a blank line between the figure and the paragraph</w:t>
+            </w:r>
+            <w:r>
+              <w:t xml:space="preserve">. Otherwise the paragraph will be treated as part of the figure caption.</w:t>
+            </w:r>
+          </w:p>
+          <w:p>
+            <w:pPr>
+              <w:pStyle w:val="Compact"/>
+              <w:numPr>
+                <w:ilvl w:val="0"/>
+                <w:numId w:val="1019"/>
+              </w:numPr>
+            </w:pPr>
+            <w:r>
+              <w:t xml:space="preserve">you start a list without a blank line, the list will be treated as part of the previous paragraph (and not start the list environment).</w:t>
+            </w:r>
+          </w:p>
+          <w:p>
+            <w:pPr>
+              <w:pStyle w:val="FirstParagraph"/>
+            </w:pPr>
+            <w:pPr>
+              <w:spacing w:after="16"/>
+            </w:pPr>
+            <w:r>
+              <w:rPr>
+                <w:b/>
+                <w:bCs/>
+              </w:rPr>
+              <w:t xml:space="preserve">Simple tip</w:t>
+            </w:r>
+            <w:r>
+              <w:t xml:space="preserve"> </w:t>
+            </w:r>
+            <w:r>
+              <w:t xml:space="preserve">Always add a blank line between different elements in your Quarto document. This will help avoid formatting issues!</w:t>
             </w:r>
           </w:p>
           <w:p/>
         </w:tc>
       </w:tr>
     </w:tbl>
-    <w:bookmarkStart w:id="91" w:name="basic-figure"/>
-    <w:p>
-      <w:pPr>
-        <w:pStyle w:val="Heading2"/>
-      </w:pPr>
-      <w:r>
-        <w:t xml:space="preserve">7.1 Basic Figure</w:t>
-      </w:r>
-    </w:p>
-    <w:p>
-      <w:pPr>
-        <w:pStyle w:val="FirstParagraph"/>
-      </w:pPr>
-      <w:r>
-        <w:t xml:space="preserve">The example below creates:</w:t>
-      </w:r>
-    </w:p>
-    <w:p>
-      <w:pPr>
-        <w:pStyle w:val="Compact"/>
-        <w:numPr>
-          <w:ilvl w:val="0"/>
-          <w:numId w:val="1019"/>
-        </w:numPr>
-      </w:pPr>
-      <w:r>
-        <w:t xml:space="preserve">a numbered figure,</w:t>
-      </w:r>
-    </w:p>
-    <w:p>
-      <w:pPr>
-        <w:pStyle w:val="Compact"/>
-        <w:numPr>
-          <w:ilvl w:val="0"/>
-          <w:numId w:val="1019"/>
-        </w:numPr>
-      </w:pPr>
-      <w:r>
-        <w:t xml:space="preserve">a visible caption,</w:t>
-      </w:r>
-    </w:p>
-    <w:p>
-      <w:pPr>
-        <w:pStyle w:val="Compact"/>
-        <w:numPr>
-          <w:ilvl w:val="0"/>
-          <w:numId w:val="1019"/>
-        </w:numPr>
-      </w:pPr>
-      <w:r>
-        <w:t xml:space="preserve">alternative text for screen readers,</w:t>
-      </w:r>
-    </w:p>
-    <w:p>
-      <w:pPr>
-        <w:pStyle w:val="Compact"/>
-        <w:numPr>
-          <w:ilvl w:val="0"/>
-          <w:numId w:val="1019"/>
-        </w:numPr>
-      </w:pPr>
-      <w:r>
-        <w:t xml:space="preserve">a cross-reference target.</w:t>
-      </w:r>
-    </w:p>
-    <w:p>
-      <w:pPr>
-        <w:pStyle w:val="SourceCode"/>
-      </w:pPr>
-      <w:r>
-        <w:rPr>
-          <w:rStyle w:val="AlertTok"/>
-        </w:rPr>
-        <w:t xml:space="preserve">![Figure caption](images/dice.png)</w:t>
-      </w:r>
-      <w:r>
-        <w:rPr>
-          <w:rStyle w:val="NormalTok"/>
-        </w:rPr>
-        <w:t xml:space="preserve">{#fig-dice fig-alt="This is descriptive alt text"}</w:t>
-      </w:r>
-      <w:r>
-        <w:br/>
-      </w:r>
-      <w:r>
-        <w:br/>
-      </w:r>
-      <w:r>
-        <w:rPr>
-          <w:rStyle w:val="NormalTok"/>
-        </w:rPr>
-        <w:t xml:space="preserve">@fig-dice shows four multi-coloured dice.</w:t>
-      </w:r>
-    </w:p>
-    <w:tbl>
-      <w:tblPr>
-        <w:tblStyle w:val="Table"/>
-        <w:tblW w:type="pct" w:w="5000"/>
-        <w:tblLayout w:type="fixed"/>
-        <w:tblLook w:firstRow="0" w:lastRow="0" w:firstColumn="0" w:lastColumn="0" w:noHBand="0" w:noVBand="0" w:val="0000"/>
-      </w:tblPr>
-      <w:tblGrid>
-        <w:gridCol w:w="7920"/>
-      </w:tblGrid>
-      <w:tr>
-        <w:tc>
-          <w:tcPr/>
-          <w:bookmarkStart w:id="88" w:name="fig-dice"/>
-          <w:p>
-            <w:pPr>
-              <w:pStyle w:val="Compact"/>
-              <w:jc w:val="center"/>
-            </w:pPr>
-            <w:r>
-              <w:drawing>
-                <wp:inline>
-                  <wp:extent cx="5334000" cy="4000500"/>
-                  <wp:effectExtent b="0" l="0" r="0" t="0"/>
-                  <wp:docPr descr="" title="" id="86" name="Picture"/>
-                  <a:graphic>
-                    <a:graphicData uri="http://schemas.openxmlformats.org/drawingml/2006/picture">
-                      <pic:pic>
-                        <pic:nvPicPr>
-                          <pic:cNvPr descr="chapters/images/dice.png" id="87" name="Picture"/>
-                          <pic:cNvPicPr>
-                            <a:picLocks noChangeArrowheads="1" noChangeAspect="1"/>
-                          </pic:cNvPicPr>
-                        </pic:nvPicPr>
-                        <pic:blipFill>
-                          <a:blip r:embed="rId66"/>
-                          <a:stretch>
-                            <a:fillRect/>
-                          </a:stretch>
-                        </pic:blipFill>
-                        <pic:spPr bwMode="auto">
-                          <a:xfrm>
-                            <a:off x="0" y="0"/>
-                            <a:ext cx="5334000" cy="4000500"/>
-                          </a:xfrm>
-                          <a:prstGeom prst="rect">
-                            <a:avLst/>
-                          </a:prstGeom>
-                          <a:noFill/>
-                          <a:ln w="9525">
-                            <a:noFill/>
-                            <a:headEnd/>
-                            <a:tailEnd/>
-                          </a:ln>
-                        </pic:spPr>
-                      </pic:pic>
-                    </a:graphicData>
-                  </a:graphic>
-                </wp:inline>
-              </w:drawing>
-            </w:r>
-          </w:p>
-          <w:p>
-            <w:pPr>
-              <w:jc w:val="center"/>
-            </w:pPr>
-            <w:pPr>
-              <w:jc w:val="left"/>
-              <w:spacing w:before="200"/>
-              <w:pStyle w:val="ImageCaption"/>
-            </w:pPr>
-            <w:r>
-              <w:t xml:space="preserve">Figure 7.1: Figure caption</w:t>
-            </w:r>
-          </w:p>
-          <w:bookmarkEnd w:id="88"/>
-        </w:tc>
-      </w:tr>
-    </w:tbl>
-    <w:p>
-      <w:pPr>
-        <w:pStyle w:val="BodyText"/>
-      </w:pPr>
-      <w:hyperlink w:anchor="fig-dice">
-        <w:r>
-          <w:rPr>
-            <w:rStyle w:val="Hyperlink"/>
-          </w:rPr>
-          <w:t xml:space="preserve">Figure 7.1</w:t>
-        </w:r>
-      </w:hyperlink>
-      <w:r>
-        <w:t xml:space="preserve"> </w:t>
-      </w:r>
-      <w:r>
-        <w:t xml:space="preserve">shows four multi-coloured dice.</w:t>
+    <w:bookmarkEnd w:id="84"/>
+    <w:bookmarkEnd w:id="85"/>
+    <w:bookmarkStart w:id="126" w:name="sec-figures"/>
+    <w:p>
+      <w:pPr>
+        <w:pStyle w:val="Heading1"/>
+      </w:pPr>
+      <w:r>
+        <w:t xml:space="preserve">6. Figures</w:t>
       </w:r>
     </w:p>
     <w:tbl>
@@ -4662,7 +4552,7 @@
           </w:tcPr>
           <w:p>
             <w:pPr>
-              <w:pStyle w:val="BodyText"/>
+              <w:pStyle w:val="FirstParagraph"/>
             </w:pPr>
             <w:pPr>
               <w:spacing w:before="0" w:after="0"/>
@@ -4673,12 +4563,12 @@
                 <wp:inline>
                   <wp:extent cx="152400" cy="152400"/>
                   <wp:effectExtent b="0" l="0" r="0" t="0"/>
-                  <wp:docPr descr="" title="" id="89" name="Picture"/>
+                  <wp:docPr descr="" title="" id="86" name="Picture"/>
                   <a:graphic>
                     <a:graphicData uri="http://schemas.openxmlformats.org/drawingml/2006/picture">
                       <pic:pic>
                         <pic:nvPicPr>
-                          <pic:cNvPr descr="C:\Users\jajhl20\AppData\Local\Programs\Quarto\share\formats\docx\tip.png" id="90" name="Picture"/>
+                          <pic:cNvPr descr="C:\Users\jajhl20\AppData\Local\Programs\Quarto\share\formats\docx\tip.png" id="87" name="Picture"/>
                           <pic:cNvPicPr>
                             <a:picLocks noChangeArrowheads="1" noChangeAspect="1"/>
                           </pic:cNvPicPr>
@@ -4741,30 +4631,90 @@
               <w:spacing w:before="16" w:after="16"/>
             </w:pPr>
             <w:r>
-              <w:t xml:space="preserve">In Quarto, an image becomes a figure whenever it has a caption and appears by itself in a paragraph.</w:t>
+              <w:t xml:space="preserve">For full details and advanced options, see the</w:t>
+            </w:r>
+            <w:r>
+              <w:t xml:space="preserve"> </w:t>
+            </w:r>
+            <w:hyperlink r:id="rId88">
+              <w:r>
+                <w:rPr>
+                  <w:rStyle w:val="Hyperlink"/>
+                </w:rPr>
+                <w:t xml:space="preserve">official Quarto Figures documentation</w:t>
+              </w:r>
+            </w:hyperlink>
+            <w:r>
+              <w:t xml:space="preserve">:</w:t>
             </w:r>
           </w:p>
           <w:p/>
         </w:tc>
       </w:tr>
     </w:tbl>
-    <w:bookmarkEnd w:id="91"/>
-    <w:bookmarkStart w:id="112" w:name="layout-options"/>
+    <w:bookmarkStart w:id="94" w:name="basic-figure"/>
     <w:p>
       <w:pPr>
         <w:pStyle w:val="Heading2"/>
       </w:pPr>
       <w:r>
-        <w:t xml:space="preserve">7.2 Layout Options</w:t>
-      </w:r>
-    </w:p>
-    <w:bookmarkStart w:id="98" w:name="size"/>
-    <w:p>
-      <w:pPr>
-        <w:pStyle w:val="Heading3"/>
-      </w:pPr>
-      <w:r>
-        <w:t xml:space="preserve">7.2.1 Size</w:t>
+        <w:t xml:space="preserve">6.1 Basic figure</w:t>
+      </w:r>
+    </w:p>
+    <w:p>
+      <w:pPr>
+        <w:pStyle w:val="FirstParagraph"/>
+      </w:pPr>
+      <w:r>
+        <w:t xml:space="preserve">The example below creates:</w:t>
+      </w:r>
+    </w:p>
+    <w:p>
+      <w:pPr>
+        <w:pStyle w:val="Compact"/>
+        <w:numPr>
+          <w:ilvl w:val="0"/>
+          <w:numId w:val="1020"/>
+        </w:numPr>
+      </w:pPr>
+      <w:r>
+        <w:t xml:space="preserve">a numbered figure</w:t>
+      </w:r>
+    </w:p>
+    <w:p>
+      <w:pPr>
+        <w:pStyle w:val="Compact"/>
+        <w:numPr>
+          <w:ilvl w:val="0"/>
+          <w:numId w:val="1020"/>
+        </w:numPr>
+      </w:pPr>
+      <w:r>
+        <w:t xml:space="preserve">a visible caption</w:t>
+      </w:r>
+    </w:p>
+    <w:p>
+      <w:pPr>
+        <w:pStyle w:val="Compact"/>
+        <w:numPr>
+          <w:ilvl w:val="0"/>
+          <w:numId w:val="1020"/>
+        </w:numPr>
+      </w:pPr>
+      <w:r>
+        <w:t xml:space="preserve">alternative text for screen readers</w:t>
+      </w:r>
+    </w:p>
+    <w:p>
+      <w:pPr>
+        <w:pStyle w:val="Compact"/>
+        <w:numPr>
+          <w:ilvl w:val="0"/>
+          <w:numId w:val="1020"/>
+        </w:numPr>
+      </w:pPr>
+      <w:r>
+        <w:t xml:space="preserve">a cross-reference target</w:t>
       </w:r>
     </w:p>
     <w:p>
@@ -4781,7 +4731,7 @@
         <w:rPr>
           <w:rStyle w:val="NormalTok"/>
         </w:rPr>
-        <w:t xml:space="preserve">{#fig-dice fig-alt="This is descriptive alt text" width=20%}</w:t>
+        <w:t xml:space="preserve">{#fig-dice fig-alt="This is descriptive alt text"}</w:t>
       </w:r>
       <w:r>
         <w:br/>
@@ -4791,15 +4741,17 @@
       </w:r>
       <w:r>
         <w:rPr>
-          <w:rStyle w:val="AlertTok"/>
-        </w:rPr>
-        <w:t xml:space="preserve">![Figure caption](images/dice.png)</w:t>
-      </w:r>
-      <w:r>
-        <w:rPr>
           <w:rStyle w:val="NormalTok"/>
         </w:rPr>
-        <w:t xml:space="preserve">{#fig-dice fig-alt="This is descriptive alt text" width=2cm}</w:t>
+        <w:t xml:space="preserve">@fig-dice shows four multi-coloured dice.</w:t>
+      </w:r>
+    </w:p>
+    <w:p>
+      <w:pPr>
+        <w:pStyle w:val="FirstParagraph"/>
+      </w:pPr>
+      <w:r>
+        <w:t xml:space="preserve">This results in the output:</w:t>
       </w:r>
     </w:p>
     <w:tbl>
@@ -4815,7 +4767,7 @@
       <w:tr>
         <w:tc>
           <w:tcPr/>
-          <w:bookmarkStart w:id="94" w:name="fig-dice-20pc"/>
+          <w:bookmarkStart w:id="91" w:name="fig-dice"/>
           <w:p>
             <w:pPr>
               <w:pStyle w:val="Compact"/>
@@ -4824,20 +4776,288 @@
             <w:r>
               <w:drawing>
                 <wp:inline>
-                  <wp:extent cx="1066800" cy="800100"/>
+                  <wp:extent cx="5334000" cy="4000500"/>
+                  <wp:effectExtent b="0" l="0" r="0" t="0"/>
+                  <wp:docPr descr="" title="" id="89" name="Picture"/>
+                  <a:graphic>
+                    <a:graphicData uri="http://schemas.openxmlformats.org/drawingml/2006/picture">
+                      <pic:pic>
+                        <pic:nvPicPr>
+                          <pic:cNvPr descr="chapters/images/dice.png" id="90" name="Picture"/>
+                          <pic:cNvPicPr>
+                            <a:picLocks noChangeArrowheads="1" noChangeAspect="1"/>
+                          </pic:cNvPicPr>
+                        </pic:nvPicPr>
+                        <pic:blipFill>
+                          <a:blip r:embed="rId67"/>
+                          <a:stretch>
+                            <a:fillRect/>
+                          </a:stretch>
+                        </pic:blipFill>
+                        <pic:spPr bwMode="auto">
+                          <a:xfrm>
+                            <a:off x="0" y="0"/>
+                            <a:ext cx="5334000" cy="4000500"/>
+                          </a:xfrm>
+                          <a:prstGeom prst="rect">
+                            <a:avLst/>
+                          </a:prstGeom>
+                          <a:noFill/>
+                          <a:ln w="9525">
+                            <a:noFill/>
+                            <a:headEnd/>
+                            <a:tailEnd/>
+                          </a:ln>
+                        </pic:spPr>
+                      </pic:pic>
+                    </a:graphicData>
+                  </a:graphic>
+                </wp:inline>
+              </w:drawing>
+            </w:r>
+          </w:p>
+          <w:p>
+            <w:pPr>
+              <w:jc w:val="center"/>
+            </w:pPr>
+            <w:pPr>
+              <w:jc w:val="left"/>
+              <w:spacing w:before="200"/>
+              <w:pStyle w:val="ImageCaption"/>
+            </w:pPr>
+            <w:r>
+              <w:t xml:space="preserve">Figure 6.1: Figure caption</w:t>
+            </w:r>
+          </w:p>
+          <w:bookmarkEnd w:id="91"/>
+        </w:tc>
+      </w:tr>
+    </w:tbl>
+    <w:p>
+      <w:pPr>
+        <w:pStyle w:val="BodyText"/>
+      </w:pPr>
+      <w:hyperlink w:anchor="fig-dice">
+        <w:r>
+          <w:rPr>
+            <w:rStyle w:val="Hyperlink"/>
+          </w:rPr>
+          <w:t xml:space="preserve">Figure 6.1</w:t>
+        </w:r>
+      </w:hyperlink>
+      <w:r>
+        <w:t xml:space="preserve"> </w:t>
+      </w:r>
+      <w:r>
+        <w:t xml:space="preserve">shows four multi-coloured dice.</w:t>
+      </w:r>
+    </w:p>
+    <w:tbl>
+      <w:tblPr>
+        <w:tblStyle w:val="Table"/>
+        <w:tblLook w:firstRow="0" w:lastRow="0" w:firstColumn="0" w:lastColumn="0" w:noHBand="0" w:noVBand="0" w:val="0000"/>
+        <w:tblBorders>
+          <w:top w:val="single" w:sz="4" w:space="0" w:color="00A047"/>
+          <w:left w:val="single" w:sz="24" w:space="0" w:color="00A047"/>
+          <w:bottom w:val="single" w:sz="4" w:space="0" w:color="00A047"/>
+          <w:right w:val="single" w:sz="4" w:space="0" w:color="00A047"/>
+        </w:tblBorders>
+        <w:tblCellMar>
+          <w:left w:w="144" w:type="dxa"/>
+          <w:right w:w="144" w:type="dxa"/>
+        </w:tblCellMar>
+        <w:tblLook w:firstRow="0" w:lastRow="0" w:firstColumn="0" w:lastColumn="0" w:noHBand="0" w:noVBand="0" w:val="0000"/>
+      </w:tblPr>
+      <w:tr>
+        <w:trPr>
+          <w:cantSplit/>
+        </w:trPr>
+        <w:tc>
+          <w:tcPr>
+            <w:shd w:color="auto" w:fill="ccf1e3" w:val="clear"/>
+            <w:tcMar>
+              <w:top w:w="92" w:type="dxa"/>
+              <w:bottom w:w="92" w:type="dxa"/>
+            </w:tcMar>
+          </w:tcPr>
+          <w:p>
+            <w:pPr>
+              <w:pStyle w:val="BodyText"/>
+            </w:pPr>
+            <w:pPr>
+              <w:spacing w:before="0" w:after="0"/>
+              <w:textAlignment w:val="center"/>
+            </w:pPr>
+            <w:r>
+              <w:drawing>
+                <wp:inline>
+                  <wp:extent cx="152400" cy="152400"/>
                   <wp:effectExtent b="0" l="0" r="0" t="0"/>
                   <wp:docPr descr="" title="" id="92" name="Picture"/>
                   <a:graphic>
                     <a:graphicData uri="http://schemas.openxmlformats.org/drawingml/2006/picture">
                       <pic:pic>
                         <pic:nvPicPr>
-                          <pic:cNvPr descr="chapters/images/dice.png" id="93" name="Picture"/>
+                          <pic:cNvPr descr="C:\Users\jajhl20\AppData\Local\Programs\Quarto\share\formats\docx\tip.png" id="93" name="Picture"/>
                           <pic:cNvPicPr>
                             <a:picLocks noChangeArrowheads="1" noChangeAspect="1"/>
                           </pic:cNvPicPr>
                         </pic:nvPicPr>
                         <pic:blipFill>
-                          <a:blip r:embed="rId66"/>
+                          <a:blip r:embed="rId9"/>
+                          <a:stretch>
+                            <a:fillRect/>
+                          </a:stretch>
+                        </pic:blipFill>
+                        <pic:spPr bwMode="auto">
+                          <a:xfrm>
+                            <a:off x="0" y="0"/>
+                            <a:ext cx="152400" cy="152400"/>
+                          </a:xfrm>
+                          <a:prstGeom prst="rect">
+                            <a:avLst/>
+                          </a:prstGeom>
+                          <a:noFill/>
+                          <a:ln w="9525">
+                            <a:noFill/>
+                            <a:headEnd/>
+                            <a:tailEnd/>
+                          </a:ln>
+                        </pic:spPr>
+                      </pic:pic>
+                    </a:graphicData>
+                  </a:graphic>
+                </wp:inline>
+              </w:drawing>
+            </w:r>
+            <w:r>
+              <w:t xml:space="preserve"> </w:t>
+            </w:r>
+            <w:r>
+              <w:t xml:space="preserve"> </w:t>
+            </w:r>
+            <w:r>
+              <w:t xml:space="preserve">Tip</w:t>
+            </w:r>
+          </w:p>
+        </w:tc>
+      </w:tr>
+      <w:tr>
+        <w:trPr>
+          <w:cantSplit/>
+        </w:trPr>
+        <w:tc>
+          <w:tcPr>
+            <w:tcMar>
+              <w:top w:w="108" w:type="dxa"/>
+              <w:bottom w:w="108" w:type="dxa"/>
+            </w:tcMar>
+          </w:tcPr>
+          <w:p>
+            <w:pPr>
+              <w:pStyle w:val="BodyText"/>
+            </w:pPr>
+            <w:pPr>
+              <w:spacing w:before="16" w:after="16"/>
+            </w:pPr>
+            <w:r>
+              <w:t xml:space="preserve">In Quarto, an image becomes a figure whenever it has a caption and appears by itself in a paragraph.</w:t>
+            </w:r>
+          </w:p>
+          <w:p/>
+        </w:tc>
+      </w:tr>
+    </w:tbl>
+    <w:bookmarkEnd w:id="94"/>
+    <w:bookmarkStart w:id="115" w:name="layout-options"/>
+    <w:p>
+      <w:pPr>
+        <w:pStyle w:val="Heading2"/>
+      </w:pPr>
+      <w:r>
+        <w:t xml:space="preserve">6.2 Layout Options</w:t>
+      </w:r>
+    </w:p>
+    <w:bookmarkStart w:id="101" w:name="size"/>
+    <w:p>
+      <w:pPr>
+        <w:pStyle w:val="Heading3"/>
+      </w:pPr>
+      <w:r>
+        <w:t xml:space="preserve">6.2.1 Size</w:t>
+      </w:r>
+    </w:p>
+    <w:p>
+      <w:pPr>
+        <w:pStyle w:val="SourceCode"/>
+      </w:pPr>
+      <w:r>
+        <w:rPr>
+          <w:rStyle w:val="AlertTok"/>
+        </w:rPr>
+        <w:t xml:space="preserve">![Figure caption](images/dice.png)</w:t>
+      </w:r>
+      <w:r>
+        <w:rPr>
+          <w:rStyle w:val="NormalTok"/>
+        </w:rPr>
+        <w:t xml:space="preserve">{#fig-dice fig-alt="This is descriptive alt text" width=20%}</w:t>
+      </w:r>
+      <w:r>
+        <w:br/>
+      </w:r>
+      <w:r>
+        <w:br/>
+      </w:r>
+      <w:r>
+        <w:rPr>
+          <w:rStyle w:val="AlertTok"/>
+        </w:rPr>
+        <w:t xml:space="preserve">![Figure caption](images/dice.png)</w:t>
+      </w:r>
+      <w:r>
+        <w:rPr>
+          <w:rStyle w:val="NormalTok"/>
+        </w:rPr>
+        <w:t xml:space="preserve">{#fig-dice fig-alt="This is descriptive alt text" width=2cm}</w:t>
+      </w:r>
+    </w:p>
+    <w:tbl>
+      <w:tblPr>
+        <w:tblStyle w:val="Table"/>
+        <w:tblW w:type="pct" w:w="5000"/>
+        <w:tblLayout w:type="fixed"/>
+        <w:tblLook w:firstRow="0" w:lastRow="0" w:firstColumn="0" w:lastColumn="0" w:noHBand="0" w:noVBand="0" w:val="0000"/>
+      </w:tblPr>
+      <w:tblGrid>
+        <w:gridCol w:w="7920"/>
+      </w:tblGrid>
+      <w:tr>
+        <w:tc>
+          <w:tcPr/>
+          <w:bookmarkStart w:id="97" w:name="fig-dice-20pc"/>
+          <w:p>
+            <w:pPr>
+              <w:pStyle w:val="Compact"/>
+              <w:jc w:val="center"/>
+            </w:pPr>
+            <w:r>
+              <w:drawing>
+                <wp:inline>
+                  <wp:extent cx="1066800" cy="800100"/>
+                  <wp:effectExtent b="0" l="0" r="0" t="0"/>
+                  <wp:docPr descr="" title="" id="95" name="Picture"/>
+                  <a:graphic>
+                    <a:graphicData uri="http://schemas.openxmlformats.org/drawingml/2006/picture">
+                      <pic:pic>
+                        <pic:nvPicPr>
+                          <pic:cNvPr descr="chapters/images/dice.png" id="96" name="Picture"/>
+                          <pic:cNvPicPr>
+                            <a:picLocks noChangeArrowheads="1" noChangeAspect="1"/>
+                          </pic:cNvPicPr>
+                        </pic:nvPicPr>
+                        <pic:blipFill>
+                          <a:blip r:embed="rId67"/>
                           <a:stretch>
                             <a:fillRect/>
                           </a:stretch>
@@ -4874,10 +5094,10 @@
               <w:pStyle w:val="ImageCaption"/>
             </w:pPr>
             <w:r>
-              <w:t xml:space="preserve">Figure 7.2: Figure caption</w:t>
+              <w:t xml:space="preserve">Figure 6.2: Figure caption</w:t>
             </w:r>
           </w:p>
-          <w:bookmarkEnd w:id="94"/>
+          <w:bookmarkEnd w:id="97"/>
         </w:tc>
       </w:tr>
     </w:tbl>
@@ -4902,7 +5122,7 @@
       <w:tr>
         <w:tc>
           <w:tcPr/>
-          <w:bookmarkStart w:id="97" w:name="fig-dice-2cm"/>
+          <w:bookmarkStart w:id="100" w:name="fig-dice-2cm"/>
           <w:p>
             <w:pPr>
               <w:pStyle w:val="Compact"/>
@@ -4913,18 +5133,18 @@
                 <wp:inline>
                   <wp:extent cx="719999" cy="539999"/>
                   <wp:effectExtent b="0" l="0" r="0" t="0"/>
-                  <wp:docPr descr="" title="" id="95" name="Picture"/>
+                  <wp:docPr descr="" title="" id="98" name="Picture"/>
                   <a:graphic>
                     <a:graphicData uri="http://schemas.openxmlformats.org/drawingml/2006/picture">
                       <pic:pic>
                         <pic:nvPicPr>
-                          <pic:cNvPr descr="chapters/images/dice.png" id="96" name="Picture"/>
+                          <pic:cNvPr descr="chapters/images/dice.png" id="99" name="Picture"/>
                           <pic:cNvPicPr>
                             <a:picLocks noChangeArrowheads="1" noChangeAspect="1"/>
                           </pic:cNvPicPr>
                         </pic:nvPicPr>
                         <pic:blipFill>
-                          <a:blip r:embed="rId66"/>
+                          <a:blip r:embed="rId67"/>
                           <a:stretch>
                             <a:fillRect/>
                           </a:stretch>
@@ -4961,21 +5181,21 @@
               <w:pStyle w:val="ImageCaption"/>
             </w:pPr>
             <w:r>
-              <w:t xml:space="preserve">Figure 7.3: Figure caption</w:t>
+              <w:t xml:space="preserve">Figure 6.3: Figure caption</w:t>
             </w:r>
           </w:p>
-          <w:bookmarkEnd w:id="97"/>
+          <w:bookmarkEnd w:id="100"/>
         </w:tc>
       </w:tr>
     </w:tbl>
-    <w:bookmarkEnd w:id="98"/>
-    <w:bookmarkStart w:id="106" w:name="subfigures"/>
+    <w:bookmarkEnd w:id="101"/>
+    <w:bookmarkStart w:id="109" w:name="subfigures"/>
     <w:p>
       <w:pPr>
         <w:pStyle w:val="Heading3"/>
       </w:pPr>
       <w:r>
-        <w:t xml:space="preserve">7.2.2 Subfigures</w:t>
+        <w:t xml:space="preserve">6.2.2 Subfigures</w:t>
       </w:r>
     </w:p>
     <w:p>
@@ -5057,7 +5277,7 @@
         <w:t xml:space="preserve">:::</w:t>
       </w:r>
     </w:p>
-    <w:bookmarkStart w:id="105" w:name="fig-dice-layout"/>
+    <w:bookmarkStart w:id="108" w:name="fig-dice-layout"/>
     <w:tbl>
       <w:tblPr>
         <w:tblStyle w:val="Table"/>
@@ -5085,7 +5305,7 @@
             <w:tr>
               <w:tc>
                 <w:tcPr/>
-                <w:bookmarkStart w:id="101" w:name="fig-dice-left"/>
+                <w:bookmarkStart w:id="104" w:name="fig-dice-left"/>
                 <w:p>
                   <w:pPr>
                     <w:pStyle w:val="Compact"/>
@@ -5097,18 +5317,18 @@
                       <wp:inline>
                         <wp:extent cx="2971800" cy="2228850"/>
                         <wp:effectExtent b="0" l="0" r="0" t="0"/>
-                        <wp:docPr descr="" title="" id="99" name="Picture"/>
+                        <wp:docPr descr="" title="" id="102" name="Picture"/>
                         <a:graphic>
                           <a:graphicData uri="http://schemas.openxmlformats.org/drawingml/2006/picture">
                             <pic:pic>
                               <pic:nvPicPr>
-                                <pic:cNvPr descr="chapters/images/dice.png" id="100" name="Picture"/>
+                                <pic:cNvPr descr="chapters/images/dice.png" id="103" name="Picture"/>
                                 <pic:cNvPicPr>
                                   <a:picLocks noChangeArrowheads="1" noChangeAspect="1"/>
                                 </pic:cNvPicPr>
                               </pic:nvPicPr>
                               <pic:blipFill>
-                                <a:blip r:embed="rId66"/>
+                                <a:blip r:embed="rId67"/>
                                 <a:stretch>
                                   <a:fillRect/>
                                 </a:stretch>
@@ -5149,7 +5369,7 @@
                     <w:t xml:space="preserve">(a) Figure caption for left image</w:t>
                   </w:r>
                 </w:p>
-                <w:bookmarkEnd w:id="101"/>
+                <w:bookmarkEnd w:id="104"/>
               </w:tc>
             </w:tr>
           </w:tbl>
@@ -5199,7 +5419,7 @@
             <w:tr>
               <w:tc>
                 <w:tcPr/>
-                <w:bookmarkStart w:id="104" w:name="fig-dice-right"/>
+                <w:bookmarkStart w:id="107" w:name="fig-dice-right"/>
                 <w:p>
                   <w:pPr>
                     <w:pStyle w:val="Compact"/>
@@ -5211,18 +5431,18 @@
                       <wp:inline>
                         <wp:extent cx="2971800" cy="2228850"/>
                         <wp:effectExtent b="0" l="0" r="0" t="0"/>
-                        <wp:docPr descr="" title="" id="102" name="Picture"/>
+                        <wp:docPr descr="" title="" id="105" name="Picture"/>
                         <a:graphic>
                           <a:graphicData uri="http://schemas.openxmlformats.org/drawingml/2006/picture">
                             <pic:pic>
                               <pic:nvPicPr>
-                                <pic:cNvPr descr="chapters/images/dice.png" id="103" name="Picture"/>
+                                <pic:cNvPr descr="chapters/images/dice.png" id="106" name="Picture"/>
                                 <pic:cNvPicPr>
                                   <a:picLocks noChangeArrowheads="1" noChangeAspect="1"/>
                                 </pic:cNvPicPr>
                               </pic:nvPicPr>
                               <pic:blipFill>
-                                <a:blip r:embed="rId66"/>
+                                <a:blip r:embed="rId67"/>
                                 <a:stretch>
                                   <a:fillRect/>
                                 </a:stretch>
@@ -5263,7 +5483,7 @@
                     <w:t xml:space="preserve">(b) Figure caption for right image</w:t>
                   </w:r>
                 </w:p>
-                <w:bookmarkEnd w:id="104"/>
+                <w:bookmarkEnd w:id="107"/>
               </w:tc>
             </w:tr>
           </w:tbl>
@@ -5280,10 +5500,10 @@
         <w:pStyle w:val="ImageCaption"/>
       </w:pPr>
       <w:r>
-        <w:t xml:space="preserve">Figure 7.4: Here is the main caption for the whole figure.</w:t>
-      </w:r>
-    </w:p>
-    <w:bookmarkEnd w:id="105"/>
+        <w:t xml:space="preserve">Figure 6.4: Here is the main caption for the whole figure.</w:t>
+      </w:r>
+    </w:p>
+    <w:bookmarkEnd w:id="108"/>
     <w:p>
       <w:pPr>
         <w:pStyle w:val="BodyText"/>
@@ -5297,7 +5517,7 @@
         <w:pStyle w:val="Compact"/>
         <w:numPr>
           <w:ilvl w:val="0"/>
-          <w:numId w:val="1020"/>
+          <w:numId w:val="1021"/>
         </w:numPr>
       </w:pPr>
       <w:r>
@@ -5309,7 +5529,7 @@
         <w:pStyle w:val="Compact"/>
         <w:numPr>
           <w:ilvl w:val="0"/>
-          <w:numId w:val="1020"/>
+          <w:numId w:val="1021"/>
         </w:numPr>
       </w:pPr>
       <w:r>
@@ -5321,7 +5541,7 @@
         <w:pStyle w:val="Compact"/>
         <w:numPr>
           <w:ilvl w:val="0"/>
-          <w:numId w:val="1020"/>
+          <w:numId w:val="1021"/>
         </w:numPr>
       </w:pPr>
       <w:r>
@@ -5340,7 +5560,7 @@
         <w:pStyle w:val="Compact"/>
         <w:numPr>
           <w:ilvl w:val="0"/>
-          <w:numId w:val="1020"/>
+          <w:numId w:val="1021"/>
         </w:numPr>
       </w:pPr>
       <w:r>
@@ -5368,14 +5588,14 @@
         <w:t xml:space="preserve">{layout-nrow=2}</w:t>
       </w:r>
     </w:p>
-    <w:bookmarkEnd w:id="106"/>
-    <w:bookmarkStart w:id="109" w:name="two-images-above-one-wide-image"/>
+    <w:bookmarkEnd w:id="109"/>
+    <w:bookmarkStart w:id="112" w:name="two-images-above-one-wide-image"/>
     <w:p>
       <w:pPr>
         <w:pStyle w:val="Heading3"/>
       </w:pPr>
       <w:r>
-        <w:t xml:space="preserve">7.2.3 Two Images Above One Wide Image</w:t>
+        <w:t xml:space="preserve">6.2.3 Two Images Above One Wide Image</w:t>
       </w:r>
     </w:p>
     <w:tbl>
@@ -5419,12 +5639,12 @@
                 <wp:inline>
                   <wp:extent cx="152400" cy="152400"/>
                   <wp:effectExtent b="0" l="0" r="0" t="0"/>
-                  <wp:docPr descr="" title="" id="107" name="Picture"/>
+                  <wp:docPr descr="" title="" id="110" name="Picture"/>
                   <a:graphic>
                     <a:graphicData uri="http://schemas.openxmlformats.org/drawingml/2006/picture">
                       <pic:pic>
                         <pic:nvPicPr>
-                          <pic:cNvPr descr="C:\Users\jajhl20\AppData\Local\Programs\Quarto\share\formats\docx\note.png" id="108" name="Picture"/>
+                          <pic:cNvPr descr="C:\Users\jajhl20\AppData\Local\Programs\Quarto\share\formats\docx\note.png" id="111" name="Picture"/>
                           <pic:cNvPicPr>
                             <a:picLocks noChangeArrowheads="1" noChangeAspect="1"/>
                           </pic:cNvPicPr>
@@ -5609,14 +5829,14 @@
         <w:t xml:space="preserve">:::</w:t>
       </w:r>
     </w:p>
-    <w:bookmarkEnd w:id="109"/>
-    <w:bookmarkStart w:id="110" w:name="unequal-widths"/>
+    <w:bookmarkEnd w:id="112"/>
+    <w:bookmarkStart w:id="113" w:name="unequal-widths"/>
     <w:p>
       <w:pPr>
         <w:pStyle w:val="Heading3"/>
       </w:pPr>
       <w:r>
-        <w:t xml:space="preserve">7.2.4 Unequal Widths</w:t>
+        <w:t xml:space="preserve">6.2.4 Unequal Widths</w:t>
       </w:r>
     </w:p>
     <w:p>
@@ -5726,14 +5946,14 @@
         <w:t xml:space="preserve">:::</w:t>
       </w:r>
     </w:p>
-    <w:bookmarkEnd w:id="110"/>
-    <w:bookmarkStart w:id="111" w:name="adding-space-between-elements"/>
+    <w:bookmarkEnd w:id="113"/>
+    <w:bookmarkStart w:id="114" w:name="adding-space-between-elements"/>
     <w:p>
       <w:pPr>
         <w:pStyle w:val="Heading3"/>
       </w:pPr>
       <w:r>
-        <w:t xml:space="preserve">7.2.5 Adding Space Between Elements</w:t>
+        <w:t xml:space="preserve">6.2.5 Adding Space Between Elements</w:t>
       </w:r>
     </w:p>
     <w:p>
@@ -5858,15 +6078,15 @@
         </w:pict>
       </w:r>
     </w:p>
-    <w:bookmarkEnd w:id="111"/>
-    <w:bookmarkEnd w:id="112"/>
-    <w:bookmarkStart w:id="113" w:name="figures-from-code"/>
+    <w:bookmarkEnd w:id="114"/>
+    <w:bookmarkEnd w:id="115"/>
+    <w:bookmarkStart w:id="116" w:name="figures-from-code"/>
     <w:p>
       <w:pPr>
         <w:pStyle w:val="Heading2"/>
       </w:pPr>
       <w:r>
-        <w:t xml:space="preserve">7.3 Figures from code</w:t>
+        <w:t xml:space="preserve">6.3 Figures from code</w:t>
       </w:r>
     </w:p>
     <w:p>
@@ -5900,7 +6120,7 @@
           <w:rPr>
             <w:rStyle w:val="Hyperlink"/>
           </w:rPr>
-          <w:t xml:space="preserve">Section 9.5</w:t>
+          <w:t xml:space="preserve">Section 8.5</w:t>
         </w:r>
       </w:hyperlink>
       <w:r>
@@ -5917,14 +6137,14 @@
         </w:pict>
       </w:r>
     </w:p>
-    <w:bookmarkEnd w:id="113"/>
-    <w:bookmarkStart w:id="118" w:name="figure-divs"/>
+    <w:bookmarkEnd w:id="116"/>
+    <w:bookmarkStart w:id="121" w:name="figure-divs"/>
     <w:p>
       <w:pPr>
         <w:pStyle w:val="Heading2"/>
       </w:pPr>
       <w:r>
-        <w:t xml:space="preserve">7.4 Figure Divs</w:t>
+        <w:t xml:space="preserve">6.4 Figure Divs</w:t>
       </w:r>
     </w:p>
     <w:p>
@@ -5952,7 +6172,7 @@
         <w:pStyle w:val="Compact"/>
         <w:numPr>
           <w:ilvl w:val="0"/>
-          <w:numId w:val="1021"/>
+          <w:numId w:val="1022"/>
         </w:numPr>
       </w:pPr>
       <w:r>
@@ -5964,7 +6184,7 @@
         <w:pStyle w:val="Compact"/>
         <w:numPr>
           <w:ilvl w:val="0"/>
-          <w:numId w:val="1021"/>
+          <w:numId w:val="1022"/>
         </w:numPr>
       </w:pPr>
       <w:r>
@@ -5976,7 +6196,7 @@
         <w:pStyle w:val="Compact"/>
         <w:numPr>
           <w:ilvl w:val="0"/>
-          <w:numId w:val="1021"/>
+          <w:numId w:val="1022"/>
         </w:numPr>
       </w:pPr>
       <w:r>
@@ -5988,7 +6208,7 @@
         <w:pStyle w:val="Compact"/>
         <w:numPr>
           <w:ilvl w:val="0"/>
-          <w:numId w:val="1021"/>
+          <w:numId w:val="1022"/>
         </w:numPr>
       </w:pPr>
       <w:r>
@@ -6036,18 +6256,18 @@
                 <wp:inline>
                   <wp:extent cx="152400" cy="152400"/>
                   <wp:effectExtent b="0" l="0" r="0" t="0"/>
-                  <wp:docPr descr="" title="" id="114" name="Picture"/>
+                  <wp:docPr descr="" title="" id="117" name="Picture"/>
                   <a:graphic>
                     <a:graphicData uri="http://schemas.openxmlformats.org/drawingml/2006/picture">
                       <pic:pic>
                         <pic:nvPicPr>
-                          <pic:cNvPr descr="C:\Users\jajhl20\AppData\Local\Programs\Quarto\share\formats\docx\important.png" id="115" name="Picture"/>
+                          <pic:cNvPr descr="C:\Users\jajhl20\AppData\Local\Programs\Quarto\share\formats\docx\important.png" id="118" name="Picture"/>
                           <pic:cNvPicPr>
                             <a:picLocks noChangeArrowheads="1" noChangeAspect="1"/>
                           </pic:cNvPicPr>
                         </pic:nvPicPr>
                         <pic:blipFill>
-                          <a:blip r:embed="rId72"/>
+                          <a:blip r:embed="rId73"/>
                           <a:stretch>
                             <a:fillRect/>
                           </a:stretch>
@@ -6317,7 +6537,7 @@
       <w:tr>
         <w:tc>
           <w:tcPr/>
-          <w:bookmarkStart w:id="117" w:name="fig-video"/>
+          <w:bookmarkStart w:id="120" w:name="fig-video"/>
           <w:p>
             <w:pPr>
               <w:jc w:val="center"/>
@@ -6328,12 +6548,12 @@
               <w:pStyle w:val="ImageCaption"/>
             </w:pPr>
             <w:r>
-              <w:t xml:space="preserve">Figure 7.5: The final paragraph becomes the figure caption. You should include</w:t>
+              <w:t xml:space="preserve">Figure 6.5: The final paragraph becomes the figure caption. You should include</w:t>
             </w:r>
             <w:r>
               <w:t xml:space="preserve"> </w:t>
             </w:r>
-            <w:hyperlink r:id="rId116">
+            <w:hyperlink r:id="rId119">
               <w:r>
                 <w:rPr>
                   <w:rStyle w:val="Hyperlink"/>
@@ -6342,18 +6562,18 @@
               </w:r>
             </w:hyperlink>
           </w:p>
-          <w:bookmarkEnd w:id="117"/>
+          <w:bookmarkEnd w:id="120"/>
         </w:tc>
       </w:tr>
     </w:tbl>
-    <w:bookmarkEnd w:id="118"/>
-    <w:bookmarkStart w:id="122" w:name="tikz-figures"/>
+    <w:bookmarkEnd w:id="121"/>
+    <w:bookmarkStart w:id="125" w:name="tikz-figures"/>
     <w:p>
       <w:pPr>
         <w:pStyle w:val="Heading2"/>
       </w:pPr>
       <w:r>
-        <w:t xml:space="preserve">7.5 Tikz figures</w:t>
+        <w:t xml:space="preserve">6.5 Tikz figures</w:t>
       </w:r>
     </w:p>
     <w:tbl>
@@ -6397,18 +6617,18 @@
                 <wp:inline>
                   <wp:extent cx="152400" cy="152400"/>
                   <wp:effectExtent b="0" l="0" r="0" t="0"/>
-                  <wp:docPr descr="" title="" id="119" name="Picture"/>
+                  <wp:docPr descr="" title="" id="122" name="Picture"/>
                   <a:graphic>
                     <a:graphicData uri="http://schemas.openxmlformats.org/drawingml/2006/picture">
                       <pic:pic>
                         <pic:nvPicPr>
-                          <pic:cNvPr descr="C:\Users\jajhl20\AppData\Local\Programs\Quarto\share\formats\docx\warning.png" id="120" name="Picture"/>
+                          <pic:cNvPr descr="C:\Users\jajhl20\AppData\Local\Programs\Quarto\share\formats\docx\warning.png" id="123" name="Picture"/>
                           <pic:cNvPicPr>
                             <a:picLocks noChangeArrowheads="1" noChangeAspect="1"/>
                           </pic:cNvPicPr>
                         </pic:nvPicPr>
                         <pic:blipFill>
-                          <a:blip r:embed="rId53"/>
+                          <a:blip r:embed="rId54"/>
                           <a:stretch>
                             <a:fillRect/>
                           </a:stretch>
@@ -6481,7 +6701,7 @@
             <w:r>
               <w:t xml:space="preserve"> </w:t>
             </w:r>
-            <w:hyperlink r:id="rId121">
+            <w:hyperlink r:id="rId124">
               <w:r>
                 <w:rPr>
                   <w:rStyle w:val="Hyperlink"/>
@@ -6494,15 +6714,15 @@
         </w:tc>
       </w:tr>
     </w:tbl>
-    <w:bookmarkEnd w:id="122"/>
-    <w:bookmarkEnd w:id="123"/>
-    <w:bookmarkStart w:id="136" w:name="sec-maths"/>
+    <w:bookmarkEnd w:id="125"/>
+    <w:bookmarkEnd w:id="126"/>
+    <w:bookmarkStart w:id="139" w:name="sec-maths"/>
     <w:p>
       <w:pPr>
         <w:pStyle w:val="Heading1"/>
       </w:pPr>
       <w:r>
-        <w:t xml:space="preserve">8. Maths Equations</w:t>
+        <w:t xml:space="preserve">7. Maths Equations</w:t>
       </w:r>
     </w:p>
     <w:p>
@@ -6513,13 +6733,13 @@
         <w:t xml:space="preserve">Quarto uses MathJax for mathematics in HTML outputs.</w:t>
       </w:r>
     </w:p>
-    <w:bookmarkStart w:id="124" w:name="inline-mathematics"/>
+    <w:bookmarkStart w:id="127" w:name="inline-mathematics"/>
     <w:p>
       <w:pPr>
         <w:pStyle w:val="Heading2"/>
       </w:pPr>
       <w:r>
-        <w:t xml:space="preserve">8.1 Inline Mathematics</w:t>
+        <w:t xml:space="preserve">7.1 Inline Mathematics</w:t>
       </w:r>
     </w:p>
     <w:p>
@@ -6572,14 +6792,14 @@
         <w:t xml:space="preserve">.</w:t>
       </w:r>
     </w:p>
-    <w:bookmarkEnd w:id="124"/>
-    <w:bookmarkStart w:id="125" w:name="display-mathematics"/>
+    <w:bookmarkEnd w:id="127"/>
+    <w:bookmarkStart w:id="128" w:name="display-mathematics"/>
     <w:p>
       <w:pPr>
         <w:pStyle w:val="Heading2"/>
       </w:pPr>
       <w:r>
-        <w:t xml:space="preserve">8.2 Display Mathematics</w:t>
+        <w:t xml:space="preserve">7.2 Display Mathematics</w:t>
       </w:r>
     </w:p>
     <w:p>
@@ -6611,14 +6831,14 @@
         <w:t xml:space="preserve">$$</w:t>
       </w:r>
     </w:p>
-    <w:bookmarkEnd w:id="125"/>
-    <w:bookmarkStart w:id="127" w:name="numbered-equations"/>
+    <w:bookmarkEnd w:id="128"/>
+    <w:bookmarkStart w:id="130" w:name="numbered-equations"/>
     <w:p>
       <w:pPr>
         <w:pStyle w:val="Heading2"/>
       </w:pPr>
       <w:r>
-        <w:t xml:space="preserve">8.3 Numbered Equations</w:t>
+        <w:t xml:space="preserve">7.3 Numbered Equations</w:t>
       </w:r>
     </w:p>
     <w:p>
@@ -6662,7 +6882,7 @@
       <w:pPr>
         <w:pStyle w:val="FirstParagraph"/>
       </w:pPr>
-      <w:bookmarkStart w:id="126" w:name="eq-newton"/>
+      <w:bookmarkStart w:id="129" w:name="eq-newton"/>
       <m:oMathPara>
         <m:oMathParaPr>
           <m:jc m:val="center"/>
@@ -6693,7 +6913,7 @@
             <m:t>(</m:t>
           </m:r>
           <m:r>
-            <m:t>8.1</m:t>
+            <m:t>7.1</m:t>
           </m:r>
           <m:r>
             <m:rPr>
@@ -6703,16 +6923,16 @@
           </m:r>
         </m:oMath>
       </m:oMathPara>
-      <w:bookmarkEnd w:id="126"/>
-    </w:p>
-    <w:bookmarkEnd w:id="127"/>
-    <w:bookmarkStart w:id="131" w:name="aligned-equations"/>
+      <w:bookmarkEnd w:id="129"/>
+    </w:p>
+    <w:bookmarkEnd w:id="130"/>
+    <w:bookmarkStart w:id="134" w:name="aligned-equations"/>
     <w:p>
       <w:pPr>
         <w:pStyle w:val="Heading2"/>
       </w:pPr>
       <w:r>
-        <w:t xml:space="preserve">8.4 Aligned equations</w:t>
+        <w:t xml:space="preserve">7.4 Aligned equations</w:t>
       </w:r>
     </w:p>
     <w:p>
@@ -6944,18 +7164,18 @@
                 <wp:inline>
                   <wp:extent cx="152400" cy="152400"/>
                   <wp:effectExtent b="0" l="0" r="0" t="0"/>
-                  <wp:docPr descr="" title="" id="128" name="Picture"/>
+                  <wp:docPr descr="" title="" id="131" name="Picture"/>
                   <a:graphic>
                     <a:graphicData uri="http://schemas.openxmlformats.org/drawingml/2006/picture">
                       <pic:pic>
                         <pic:nvPicPr>
-                          <pic:cNvPr descr="C:\Users\jajhl20\AppData\Local\Programs\Quarto\share\formats\docx\caution.png" id="129" name="Picture"/>
+                          <pic:cNvPr descr="C:\Users\jajhl20\AppData\Local\Programs\Quarto\share\formats\docx\caution.png" id="132" name="Picture"/>
                           <pic:cNvPicPr>
                             <a:picLocks noChangeArrowheads="1" noChangeAspect="1"/>
                           </pic:cNvPicPr>
                         </pic:nvPicPr>
                         <pic:blipFill>
-                          <a:blip r:embed="rId75"/>
+                          <a:blip r:embed="rId76"/>
                           <a:stretch>
                             <a:fillRect/>
                           </a:stretch>
@@ -7165,7 +7385,7 @@
             <w:pPr>
               <w:pStyle w:val="BodyText"/>
             </w:pPr>
-            <w:bookmarkStart w:id="130" w:name="eq-maxwell"/>
+            <w:bookmarkStart w:id="133" w:name="eq-maxwell"/>
             <m:oMathPara>
               <m:oMathParaPr>
                 <m:jc m:val="center"/>
@@ -7440,7 +7660,7 @@
                   <m:t>(</m:t>
                 </m:r>
                 <m:r>
-                  <m:t>8.2</m:t>
+                  <m:t>7.2</m:t>
                 </m:r>
                 <m:r>
                   <m:rPr>
@@ -7450,20 +7670,20 @@
                 </m:r>
               </m:oMath>
             </m:oMathPara>
-            <w:bookmarkEnd w:id="130"/>
+            <w:bookmarkEnd w:id="133"/>
           </w:p>
           <w:p/>
         </w:tc>
       </w:tr>
     </w:tbl>
-    <w:bookmarkEnd w:id="131"/>
-    <w:bookmarkStart w:id="132" w:name="referencing-equations"/>
+    <w:bookmarkEnd w:id="134"/>
+    <w:bookmarkStart w:id="135" w:name="referencing-equations"/>
     <w:p>
       <w:pPr>
         <w:pStyle w:val="Heading2"/>
       </w:pPr>
       <w:r>
-        <w:t xml:space="preserve">8.5 Referencing Equations</w:t>
+        <w:t xml:space="preserve">7.5 Referencing Equations</w:t>
       </w:r>
     </w:p>
     <w:p>
@@ -7500,7 +7720,7 @@
           <w:rPr>
             <w:rStyle w:val="Hyperlink"/>
           </w:rPr>
-          <w:t xml:space="preserve">Equation 8.1</w:t>
+          <w:t xml:space="preserve">Equation 7.1</w:t>
         </w:r>
       </w:hyperlink>
       <w:r>
@@ -7510,14 +7730,14 @@
         <w:t xml:space="preserve">describes the relationship between force, mass and acceleration.</w:t>
       </w:r>
     </w:p>
-    <w:bookmarkEnd w:id="132"/>
-    <w:bookmarkStart w:id="135" w:name="newcommands-and-macros"/>
+    <w:bookmarkEnd w:id="135"/>
+    <w:bookmarkStart w:id="138" w:name="newcommands-and-macros"/>
     <w:p>
       <w:pPr>
         <w:pStyle w:val="Heading2"/>
       </w:pPr>
       <w:r>
-        <w:t xml:space="preserve">8.6 Newcommands and macros</w:t>
+        <w:t xml:space="preserve">7.6 Newcommands and macros</w:t>
       </w:r>
     </w:p>
     <w:tbl>
@@ -7561,18 +7781,18 @@
                 <wp:inline>
                   <wp:extent cx="152400" cy="152400"/>
                   <wp:effectExtent b="0" l="0" r="0" t="0"/>
-                  <wp:docPr descr="" title="" id="133" name="Picture"/>
+                  <wp:docPr descr="" title="" id="136" name="Picture"/>
                   <a:graphic>
                     <a:graphicData uri="http://schemas.openxmlformats.org/drawingml/2006/picture">
                       <pic:pic>
                         <pic:nvPicPr>
-                          <pic:cNvPr descr="C:\Users\jajhl20\AppData\Local\Programs\Quarto\share\formats\docx\warning.png" id="134" name="Picture"/>
+                          <pic:cNvPr descr="C:\Users\jajhl20\AppData\Local\Programs\Quarto\share\formats\docx\warning.png" id="137" name="Picture"/>
                           <pic:cNvPicPr>
                             <a:picLocks noChangeArrowheads="1" noChangeAspect="1"/>
                           </pic:cNvPicPr>
                         </pic:nvPicPr>
                         <pic:blipFill>
-                          <a:blip r:embed="rId53"/>
+                          <a:blip r:embed="rId54"/>
                           <a:stretch>
                             <a:fillRect/>
                           </a:stretch>
@@ -7636,15 +7856,15 @@
         </w:tc>
       </w:tr>
     </w:tbl>
-    <w:bookmarkEnd w:id="135"/>
-    <w:bookmarkEnd w:id="136"/>
-    <w:bookmarkStart w:id="162" w:name="code"/>
+    <w:bookmarkEnd w:id="138"/>
+    <w:bookmarkEnd w:id="139"/>
+    <w:bookmarkStart w:id="165" w:name="code"/>
     <w:p>
       <w:pPr>
         <w:pStyle w:val="Heading1"/>
       </w:pPr>
       <w:r>
-        <w:t xml:space="preserve">9. Code</w:t>
+        <w:t xml:space="preserve">8. Code</w:t>
       </w:r>
     </w:p>
     <w:p>
@@ -7655,13 +7875,13 @@
         <w:t xml:space="preserve">Quarto supports executable code, code examples, and syntax-highlighted snippets for a wide range of programming languages. This makes it ideal for creating teaching materials, laboratory manuals, lecture notes, and technical documentation.</w:t>
       </w:r>
     </w:p>
-    <w:bookmarkStart w:id="137" w:name="including-inline-code-snippets"/>
+    <w:bookmarkStart w:id="140" w:name="including-inline-code-snippets"/>
     <w:p>
       <w:pPr>
         <w:pStyle w:val="Heading2"/>
       </w:pPr>
       <w:r>
-        <w:t xml:space="preserve">9.1 Including inline code snippets</w:t>
+        <w:t xml:space="preserve">8.1 Including inline code snippets</w:t>
       </w:r>
     </w:p>
     <w:p>
@@ -7675,7 +7895,7 @@
         <w:rPr>
           <w:rStyle w:val="VerbatimChar"/>
         </w:rPr>
-        <w:t xml:space="preserve">`print("Hello, world!") `</w:t>
+        <w:t xml:space="preserve">`print("Hello, world!")`</w:t>
       </w:r>
       <w:r>
         <w:t xml:space="preserve"> </w:t>
@@ -7696,14 +7916,14 @@
         <w:t xml:space="preserve">).</w:t>
       </w:r>
     </w:p>
-    <w:bookmarkEnd w:id="137"/>
-    <w:bookmarkStart w:id="141" w:name="including-code-blocks"/>
+    <w:bookmarkEnd w:id="140"/>
+    <w:bookmarkStart w:id="144" w:name="including-code-blocks"/>
     <w:p>
       <w:pPr>
         <w:pStyle w:val="Heading2"/>
       </w:pPr>
       <w:r>
-        <w:t xml:space="preserve">9.2 Including code blocks</w:t>
+        <w:t xml:space="preserve">8.2 Including code blocks</w:t>
       </w:r>
     </w:p>
     <w:p>
@@ -7759,33 +7979,6 @@
       <w:pPr>
         <w:pStyle w:val="SourceCode"/>
       </w:pPr>
-      <w:r>
-        <w:rPr>
-          <w:rStyle w:val="ImportTok"/>
-        </w:rPr>
-        <w:t xml:space="preserve">import</w:t>
-      </w:r>
-      <w:r>
-        <w:rPr>
-          <w:rStyle w:val="NormalTok"/>
-        </w:rPr>
-        <w:t xml:space="preserve"> numpy </w:t>
-      </w:r>
-      <w:r>
-        <w:rPr>
-          <w:rStyle w:val="ImportTok"/>
-        </w:rPr>
-        <w:t xml:space="preserve">as</w:t>
-      </w:r>
-      <w:r>
-        <w:rPr>
-          <w:rStyle w:val="NormalTok"/>
-        </w:rPr>
-        <w:t xml:space="preserve"> np</w:t>
-      </w:r>
-      <w:r>
-        <w:br/>
-      </w:r>
       <w:r>
         <w:rPr>
           <w:rStyle w:val="BuiltInTok"/>
@@ -7852,12 +8045,12 @@
                 <wp:inline>
                   <wp:extent cx="152400" cy="152400"/>
                   <wp:effectExtent b="0" l="0" r="0" t="0"/>
-                  <wp:docPr descr="" title="" id="138" name="Picture"/>
+                  <wp:docPr descr="" title="" id="141" name="Picture"/>
                   <a:graphic>
                     <a:graphicData uri="http://schemas.openxmlformats.org/drawingml/2006/picture">
                       <pic:pic>
                         <pic:nvPicPr>
-                          <pic:cNvPr descr="C:\Users\jajhl20\AppData\Local\Programs\Quarto\share\formats\docx\tip.png" id="139" name="Picture"/>
+                          <pic:cNvPr descr="C:\Users\jajhl20\AppData\Local\Programs\Quarto\share\formats\docx\tip.png" id="142" name="Picture"/>
                           <pic:cNvPicPr>
                             <a:picLocks noChangeArrowheads="1" noChangeAspect="1"/>
                           </pic:cNvPicPr>
@@ -7925,7 +8118,7 @@
             <w:r>
               <w:t xml:space="preserve"> </w:t>
             </w:r>
-            <w:hyperlink r:id="rId140">
+            <w:hyperlink r:id="rId143">
               <w:r>
                 <w:rPr>
                   <w:rStyle w:val="Hyperlink"/>
@@ -7970,14 +8163,14 @@
         </w:tc>
       </w:tr>
     </w:tbl>
-    <w:bookmarkEnd w:id="141"/>
-    <w:bookmarkStart w:id="142" w:name="running-code"/>
+    <w:bookmarkEnd w:id="144"/>
+    <w:bookmarkStart w:id="145" w:name="running-code"/>
     <w:p>
       <w:pPr>
         <w:pStyle w:val="Heading2"/>
       </w:pPr>
       <w:r>
-        <w:t xml:space="preserve">9.3 Running Code</w:t>
+        <w:t xml:space="preserve">8.3 Running Code</w:t>
       </w:r>
     </w:p>
     <w:p>
@@ -8124,14 +8317,14 @@
         <w:t xml:space="preserve">Hello, world!</w:t>
       </w:r>
     </w:p>
-    <w:bookmarkEnd w:id="142"/>
-    <w:bookmarkStart w:id="149" w:name="options-for-running-code"/>
+    <w:bookmarkEnd w:id="145"/>
+    <w:bookmarkStart w:id="152" w:name="options-for-running-code"/>
     <w:p>
       <w:pPr>
         <w:pStyle w:val="Heading2"/>
       </w:pPr>
       <w:r>
-        <w:t xml:space="preserve">9.4 Options for running code</w:t>
+        <w:t xml:space="preserve">8.4 Options for running code</w:t>
       </w:r>
     </w:p>
     <w:p>
@@ -8165,13 +8358,13 @@
         <w:t xml:space="preserve">syntax directly after the opening triple backticks.</w:t>
       </w:r>
     </w:p>
-    <w:bookmarkStart w:id="143" w:name="showing-output-but-hiding-code"/>
+    <w:bookmarkStart w:id="146" w:name="sec-hide-code"/>
     <w:p>
       <w:pPr>
         <w:pStyle w:val="Heading3"/>
       </w:pPr>
       <w:r>
-        <w:t xml:space="preserve">9.4.1 Showing Output but Hiding Code</w:t>
+        <w:t xml:space="preserve">8.4.1 Showing output but hiding code</w:t>
       </w:r>
     </w:p>
     <w:p>
@@ -8270,14 +8463,14 @@
         <w:t xml:space="preserve">Only the output will appear.</w:t>
       </w:r>
     </w:p>
-    <w:bookmarkEnd w:id="143"/>
-    <w:bookmarkStart w:id="148" w:name="folding-long-code-blocks"/>
+    <w:bookmarkEnd w:id="146"/>
+    <w:bookmarkStart w:id="151" w:name="folding-long-code-blocks"/>
     <w:p>
       <w:pPr>
         <w:pStyle w:val="Heading3"/>
       </w:pPr>
       <w:r>
-        <w:t xml:space="preserve">9.4.2 Folding Long Code Blocks</w:t>
+        <w:t xml:space="preserve">8.4.2 Folding Long Code Blocks</w:t>
       </w:r>
     </w:p>
     <w:p>
@@ -8456,12 +8649,12 @@
                 <wp:inline>
                   <wp:extent cx="152400" cy="152400"/>
                   <wp:effectExtent b="0" l="0" r="0" t="0"/>
-                  <wp:docPr descr="" title="" id="144" name="Picture"/>
+                  <wp:docPr descr="" title="" id="147" name="Picture"/>
                   <a:graphic>
                     <a:graphicData uri="http://schemas.openxmlformats.org/drawingml/2006/picture">
                       <pic:pic>
                         <pic:nvPicPr>
-                          <pic:cNvPr descr="C:\Users\jajhl20\AppData\Local\Programs\Quarto\share\formats\docx\note.png" id="145" name="Picture"/>
+                          <pic:cNvPr descr="C:\Users\jajhl20\AppData\Local\Programs\Quarto\share\formats\docx\note.png" id="148" name="Picture"/>
                           <pic:cNvPicPr>
                             <a:picLocks noChangeArrowheads="1" noChangeAspect="1"/>
                           </pic:cNvPicPr>
@@ -8580,12 +8773,12 @@
                 <wp:inline>
                   <wp:extent cx="152400" cy="152400"/>
                   <wp:effectExtent b="0" l="0" r="0" t="0"/>
-                  <wp:docPr descr="" title="" id="146" name="Picture"/>
+                  <wp:docPr descr="" title="" id="149" name="Picture"/>
                   <a:graphic>
                     <a:graphicData uri="http://schemas.openxmlformats.org/drawingml/2006/picture">
                       <pic:pic>
                         <pic:nvPicPr>
-                          <pic:cNvPr descr="C:\Users\jajhl20\AppData\Local\Programs\Quarto\share\formats\docx\tip.png" id="147" name="Picture"/>
+                          <pic:cNvPr descr="C:\Users\jajhl20\AppData\Local\Programs\Quarto\share\formats\docx\tip.png" id="150" name="Picture"/>
                           <pic:cNvPicPr>
                             <a:picLocks noChangeArrowheads="1" noChangeAspect="1"/>
                           </pic:cNvPicPr>
@@ -8655,15 +8848,15 @@
         </w:tc>
       </w:tr>
     </w:tbl>
-    <w:bookmarkEnd w:id="148"/>
-    <w:bookmarkEnd w:id="149"/>
-    <w:bookmarkStart w:id="160" w:name="sec-code-figs"/>
+    <w:bookmarkEnd w:id="151"/>
+    <w:bookmarkEnd w:id="152"/>
+    <w:bookmarkStart w:id="163" w:name="sec-code-figs"/>
     <w:p>
       <w:pPr>
         <w:pStyle w:val="Heading2"/>
       </w:pPr>
       <w:r>
-        <w:t xml:space="preserve">9.5 Figures from code</w:t>
+        <w:t xml:space="preserve">8.5 Figures from code</w:t>
       </w:r>
     </w:p>
     <w:p>
@@ -8695,7 +8888,7 @@
         <w:pStyle w:val="Compact"/>
         <w:numPr>
           <w:ilvl w:val="0"/>
-          <w:numId w:val="1022"/>
+          <w:numId w:val="1023"/>
         </w:numPr>
       </w:pPr>
       <w:r>
@@ -8716,7 +8909,7 @@
         <w:pStyle w:val="Compact"/>
         <w:numPr>
           <w:ilvl w:val="0"/>
-          <w:numId w:val="1022"/>
+          <w:numId w:val="1023"/>
         </w:numPr>
       </w:pPr>
       <w:r>
@@ -8737,7 +8930,7 @@
         <w:pStyle w:val="Compact"/>
         <w:numPr>
           <w:ilvl w:val="0"/>
-          <w:numId w:val="1022"/>
+          <w:numId w:val="1023"/>
         </w:numPr>
       </w:pPr>
       <w:r>
@@ -8968,7 +9161,7 @@
       <w:tr>
         <w:tc>
           <w:tcPr/>
-          <w:bookmarkStart w:id="153" w:name="fig-line-plot"/>
+          <w:bookmarkStart w:id="156" w:name="fig-line-plot"/>
           <w:p>
             <w:pPr>
               <w:pStyle w:val="Compact"/>
@@ -8979,18 +9172,18 @@
                 <wp:inline>
                   <wp:extent cx="3971925" cy="3219450"/>
                   <wp:effectExtent b="0" l="0" r="0" t="0"/>
-                  <wp:docPr descr="" title="" id="151" name="Picture"/>
+                  <wp:docPr descr="" title="" id="154" name="Picture"/>
                   <a:graphic>
                     <a:graphicData uri="http://schemas.openxmlformats.org/drawingml/2006/picture">
                       <pic:pic>
                         <pic:nvPicPr>
-                          <pic:cNvPr descr="chapters/code_files/figure-docx/fig-line-plot-output-1.png" id="152" name="Picture"/>
+                          <pic:cNvPr descr="chapters/code_files/figure-docx/fig-line-plot-output-1.png" id="155" name="Picture"/>
                           <pic:cNvPicPr>
                             <a:picLocks noChangeArrowheads="1" noChangeAspect="1"/>
                           </pic:cNvPicPr>
                         </pic:nvPicPr>
                         <pic:blipFill>
-                          <a:blip r:embed="rId150"/>
+                          <a:blip r:embed="rId153"/>
                           <a:stretch>
                             <a:fillRect/>
                           </a:stretch>
@@ -9027,10 +9220,10 @@
               <w:pStyle w:val="ImageCaption"/>
             </w:pPr>
             <w:r>
-              <w:t xml:space="preserve">Figure 9.1: A simple line plot</w:t>
+              <w:t xml:space="preserve">Figure 8.1: A simple line plot</w:t>
             </w:r>
           </w:p>
-          <w:bookmarkEnd w:id="153"/>
+          <w:bookmarkEnd w:id="156"/>
         </w:tc>
       </w:tr>
     </w:tbl>
@@ -9075,12 +9268,12 @@
                 <wp:inline>
                   <wp:extent cx="152400" cy="152400"/>
                   <wp:effectExtent b="0" l="0" r="0" t="0"/>
-                  <wp:docPr descr="" title="" id="154" name="Picture"/>
+                  <wp:docPr descr="" title="" id="157" name="Picture"/>
                   <a:graphic>
                     <a:graphicData uri="http://schemas.openxmlformats.org/drawingml/2006/picture">
                       <pic:pic>
                         <pic:nvPicPr>
-                          <pic:cNvPr descr="C:\Users\jajhl20\AppData\Local\Programs\Quarto\share\formats\docx\tip.png" id="155" name="Picture"/>
+                          <pic:cNvPr descr="C:\Users\jajhl20\AppData\Local\Programs\Quarto\share\formats\docx\tip.png" id="158" name="Picture"/>
                           <pic:cNvPicPr>
                             <a:picLocks noChangeArrowheads="1" noChangeAspect="1"/>
                           </pic:cNvPicPr>
@@ -9158,7 +9351,21 @@
               <w:t xml:space="preserve"> </w:t>
             </w:r>
             <w:r>
-              <w:t xml:space="preserve">at the start of the figure will make sure to not echo the code and only display the figure:</w:t>
+              <w:t xml:space="preserve">(see</w:t>
+            </w:r>
+            <w:r>
+              <w:t xml:space="preserve"> </w:t>
+            </w:r>
+            <w:hyperlink w:anchor="sec-hide-code">
+              <w:r>
+                <w:rPr>
+                  <w:rStyle w:val="Hyperlink"/>
+                </w:rPr>
+                <w:t xml:space="preserve">Section 8.4.1</w:t>
+              </w:r>
+            </w:hyperlink>
+            <w:r>
+              <w:t xml:space="preserve">) at the start of the figure. This makes sure to not echo the code and only display the figure:</w:t>
             </w:r>
           </w:p>
           <w:p>
@@ -9282,7 +9489,7 @@
             <w:tr>
               <w:tc>
                 <w:tcPr/>
-                <w:bookmarkStart w:id="159" w:name="fig-line-plot-noecho"/>
+                <w:bookmarkStart w:id="162" w:name="fig-line-plot-noecho"/>
                 <w:p>
                   <w:pPr>
                     <w:pStyle w:val="Compact"/>
@@ -9293,18 +9500,18 @@
                       <wp:inline>
                         <wp:extent cx="3971925" cy="3219450"/>
                         <wp:effectExtent b="0" l="0" r="0" t="0"/>
-                        <wp:docPr descr="" title="" id="157" name="Picture"/>
+                        <wp:docPr descr="" title="" id="160" name="Picture"/>
                         <a:graphic>
                           <a:graphicData uri="http://schemas.openxmlformats.org/drawingml/2006/picture">
                             <pic:pic>
                               <pic:nvPicPr>
-                                <pic:cNvPr descr="chapters/code_files/figure-docx/fig-line-plot-noecho-output-1.png" id="158" name="Picture"/>
+                                <pic:cNvPr descr="chapters/code_files/figure-docx/fig-line-plot-noecho-output-1.png" id="161" name="Picture"/>
                                 <pic:cNvPicPr>
                                   <a:picLocks noChangeArrowheads="1" noChangeAspect="1"/>
                                 </pic:cNvPicPr>
                               </pic:nvPicPr>
                               <pic:blipFill>
-                                <a:blip r:embed="rId156"/>
+                                <a:blip r:embed="rId159"/>
                                 <a:stretch>
                                   <a:fillRect/>
                                 </a:stretch>
@@ -9341,10 +9548,10 @@
                     <w:pStyle w:val="ImageCaption"/>
                   </w:pPr>
                   <w:r>
-                    <w:t xml:space="preserve">Figure 9.2: A simple line plot</w:t>
+                    <w:t xml:space="preserve">Figure 8.2: A simple line plot</w:t>
                   </w:r>
                 </w:p>
-                <w:bookmarkEnd w:id="159"/>
+                <w:bookmarkEnd w:id="162"/>
               </w:tc>
             </w:tr>
           </w:tbl>
@@ -9352,14 +9559,14 @@
         </w:tc>
       </w:tr>
     </w:tbl>
-    <w:bookmarkEnd w:id="160"/>
-    <w:bookmarkStart w:id="161" w:name="global-code-options"/>
+    <w:bookmarkEnd w:id="163"/>
+    <w:bookmarkStart w:id="164" w:name="global-code-options"/>
     <w:p>
       <w:pPr>
         <w:pStyle w:val="Heading2"/>
       </w:pPr>
       <w:r>
-        <w:t xml:space="preserve">9.6 Global Code Options</w:t>
+        <w:t xml:space="preserve">8.6 Global Code Options</w:t>
       </w:r>
     </w:p>
     <w:p>
@@ -9426,15 +9633,15 @@
         <w:t xml:space="preserve">---</w:t>
       </w:r>
     </w:p>
-    <w:bookmarkEnd w:id="161"/>
-    <w:bookmarkEnd w:id="162"/>
-    <w:bookmarkStart w:id="170" w:name="sec-sections"/>
+    <w:bookmarkEnd w:id="164"/>
+    <w:bookmarkEnd w:id="165"/>
+    <w:bookmarkStart w:id="173" w:name="sec-sections"/>
     <w:p>
       <w:pPr>
         <w:pStyle w:val="Heading1"/>
       </w:pPr>
       <w:r>
-        <w:t xml:space="preserve">10. Working with Sections</w:t>
+        <w:t xml:space="preserve">9. Working with sections</w:t>
       </w:r>
     </w:p>
     <w:p>
@@ -9453,7 +9660,7 @@
         <w:rPr>
           <w:rStyle w:val="FunctionTok"/>
         </w:rPr>
-        <w:t xml:space="preserve"># Introduction</w:t>
+        <w:t xml:space="preserve"># Introduction </w:t>
       </w:r>
       <w:r>
         <w:br/>
@@ -9583,13 +9790,13 @@
         <w:t xml:space="preserve">true</w:t>
       </w:r>
     </w:p>
-    <w:bookmarkStart w:id="163" w:name="how-sections-are-displayed"/>
+    <w:bookmarkStart w:id="166" w:name="how-sections-are-displayed"/>
     <w:p>
       <w:pPr>
         <w:pStyle w:val="Heading2"/>
       </w:pPr>
       <w:r>
-        <w:t xml:space="preserve">10.1 How sections are displayed</w:t>
+        <w:t xml:space="preserve">9.1 How sections are displayed</w:t>
       </w:r>
     </w:p>
     <w:p>
@@ -9613,7 +9820,7 @@
         <w:pStyle w:val="Compact"/>
         <w:numPr>
           <w:ilvl w:val="0"/>
-          <w:numId w:val="1023"/>
+          <w:numId w:val="1024"/>
         </w:numPr>
       </w:pPr>
       <w:r>
@@ -9640,7 +9847,7 @@
         <w:pStyle w:val="Compact"/>
         <w:numPr>
           <w:ilvl w:val="0"/>
-          <w:numId w:val="1023"/>
+          <w:numId w:val="1024"/>
         </w:numPr>
       </w:pPr>
       <w:r>
@@ -9667,7 +9874,7 @@
         <w:pStyle w:val="Compact"/>
         <w:numPr>
           <w:ilvl w:val="0"/>
-          <w:numId w:val="1023"/>
+          <w:numId w:val="1024"/>
         </w:numPr>
       </w:pPr>
       <w:r>
@@ -9689,14 +9896,14 @@
         <w:t xml:space="preserve">will increment the sub-subpoint (e.g. 1.1.1, 1.1.2, 1.1.3 etc)</w:t>
       </w:r>
     </w:p>
-    <w:bookmarkEnd w:id="163"/>
-    <w:bookmarkStart w:id="165" w:name="numbering-sections"/>
+    <w:bookmarkEnd w:id="166"/>
+    <w:bookmarkStart w:id="167" w:name="numbering-sections"/>
     <w:p>
       <w:pPr>
         <w:pStyle w:val="Heading2"/>
       </w:pPr>
       <w:r>
-        <w:t xml:space="preserve">10.2 Numbering sections</w:t>
+        <w:t xml:space="preserve">9.2 Numbering sections</w:t>
       </w:r>
     </w:p>
     <w:p>
@@ -9740,13 +9947,14 @@
         <w:t xml:space="preserve">)</w:t>
       </w:r>
     </w:p>
-    <w:bookmarkStart w:id="164" w:name="global-defaults"/>
-    <w:p>
-      <w:pPr>
-        <w:pStyle w:val="Heading3"/>
-      </w:pPr>
-      <w:r>
-        <w:t xml:space="preserve">10.2.1 Global defaults</w:t>
+    <w:bookmarkEnd w:id="167"/>
+    <w:bookmarkStart w:id="168" w:name="global-defaults"/>
+    <w:p>
+      <w:pPr>
+        <w:pStyle w:val="Heading2"/>
+      </w:pPr>
+      <w:r>
+        <w:t xml:space="preserve">9.3 Global defaults</w:t>
       </w:r>
     </w:p>
     <w:p>
@@ -9831,15 +10039,14 @@
         <w:t xml:space="preserve">    number-sections: true</w:t>
       </w:r>
     </w:p>
-    <w:bookmarkEnd w:id="164"/>
-    <w:bookmarkEnd w:id="165"/>
-    <w:bookmarkStart w:id="168" w:name="labelling-sections"/>
+    <w:bookmarkEnd w:id="168"/>
+    <w:bookmarkStart w:id="171" w:name="labelling-sections"/>
     <w:p>
       <w:pPr>
         <w:pStyle w:val="Heading2"/>
       </w:pPr>
       <w:r>
-        <w:t xml:space="preserve">10.3 Labelling sections</w:t>
+        <w:t xml:space="preserve">9.4 Labelling sections</w:t>
       </w:r>
     </w:p>
     <w:p>
@@ -9902,18 +10109,18 @@
                 <wp:inline>
                   <wp:extent cx="152400" cy="152400"/>
                   <wp:effectExtent b="0" l="0" r="0" t="0"/>
-                  <wp:docPr descr="" title="" id="166" name="Picture"/>
+                  <wp:docPr descr="" title="" id="169" name="Picture"/>
                   <a:graphic>
                     <a:graphicData uri="http://schemas.openxmlformats.org/drawingml/2006/picture">
                       <pic:pic>
                         <pic:nvPicPr>
-                          <pic:cNvPr descr="C:\Users\jajhl20\AppData\Local\Programs\Quarto\share\formats\docx\important.png" id="167" name="Picture"/>
+                          <pic:cNvPr descr="C:\Users\jajhl20\AppData\Local\Programs\Quarto\share\formats\docx\important.png" id="170" name="Picture"/>
                           <pic:cNvPicPr>
                             <a:picLocks noChangeArrowheads="1" noChangeAspect="1"/>
                           </pic:cNvPicPr>
                         </pic:nvPicPr>
                         <pic:blipFill>
-                          <a:blip r:embed="rId72"/>
+                          <a:blip r:embed="rId73"/>
                           <a:stretch>
                             <a:fillRect/>
                           </a:stretch>
@@ -10007,14 +10214,14 @@
         </w:tc>
       </w:tr>
     </w:tbl>
-    <w:bookmarkEnd w:id="168"/>
-    <w:bookmarkStart w:id="169" w:name="referencing-sections"/>
+    <w:bookmarkEnd w:id="171"/>
+    <w:bookmarkStart w:id="172" w:name="referencing-sections"/>
     <w:p>
       <w:pPr>
         <w:pStyle w:val="Heading2"/>
       </w:pPr>
       <w:r>
-        <w:t xml:space="preserve">10.4 Referencing sections</w:t>
+        <w:t xml:space="preserve">9.5 Referencing sections</w:t>
       </w:r>
     </w:p>
     <w:p>
@@ -10044,15 +10251,15 @@
         <w:t xml:space="preserve">When rendered, Quarto automatically inserts the appropriate section number.</w:t>
       </w:r>
     </w:p>
-    <w:bookmarkEnd w:id="169"/>
-    <w:bookmarkEnd w:id="170"/>
-    <w:bookmarkStart w:id="176" w:name="sec-referencing"/>
+    <w:bookmarkEnd w:id="172"/>
+    <w:bookmarkEnd w:id="173"/>
+    <w:bookmarkStart w:id="180" w:name="sec-referencing"/>
     <w:p>
       <w:pPr>
         <w:pStyle w:val="Heading1"/>
       </w:pPr>
       <w:r>
-        <w:t xml:space="preserve">11. References and Citations</w:t>
+        <w:t xml:space="preserve">10. References and citations</w:t>
       </w:r>
     </w:p>
     <w:p>
@@ -10063,13 +10270,13 @@
         <w:t xml:space="preserve">Quarto supports citation management through BibTeX and a .bib file in the normal way.</w:t>
       </w:r>
     </w:p>
-    <w:bookmarkStart w:id="174" w:name="connecting-the-bibliography"/>
+    <w:bookmarkStart w:id="177" w:name="connecting-the-bibliography"/>
     <w:p>
       <w:pPr>
         <w:pStyle w:val="Heading2"/>
       </w:pPr>
       <w:r>
-        <w:t xml:space="preserve">11.1 Connecting the Bibliography</w:t>
+        <w:t xml:space="preserve">10.1 Connecting the bibliography</w:t>
       </w:r>
     </w:p>
     <w:p>
@@ -10183,12 +10390,12 @@
                 <wp:inline>
                   <wp:extent cx="152400" cy="152400"/>
                   <wp:effectExtent b="0" l="0" r="0" t="0"/>
-                  <wp:docPr descr="" title="" id="171" name="Picture"/>
+                  <wp:docPr descr="" title="" id="174" name="Picture"/>
                   <a:graphic>
                     <a:graphicData uri="http://schemas.openxmlformats.org/drawingml/2006/picture">
                       <pic:pic>
                         <pic:nvPicPr>
-                          <pic:cNvPr descr="C:\Users\jajhl20\AppData\Local\Programs\Quarto\share\formats\docx\note.png" id="172" name="Picture"/>
+                          <pic:cNvPr descr="C:\Users\jajhl20\AppData\Local\Programs\Quarto\share\formats\docx\note.png" id="175" name="Picture"/>
                           <pic:cNvPicPr>
                             <a:picLocks noChangeArrowheads="1" noChangeAspect="1"/>
                           </pic:cNvPicPr>
@@ -10256,7 +10463,7 @@
             <w:r>
               <w:t xml:space="preserve"> </w:t>
             </w:r>
-            <w:hyperlink r:id="rId173">
+            <w:hyperlink r:id="rId176">
               <w:r>
                 <w:rPr>
                   <w:rStyle w:val="Hyperlink"/>
@@ -10275,20 +10482,58 @@
         </w:tc>
       </w:tr>
     </w:tbl>
+    <w:bookmarkEnd w:id="177"/>
+    <w:bookmarkStart w:id="178" w:name="citing-sources"/>
+    <w:p>
+      <w:pPr>
+        <w:pStyle w:val="Heading2"/>
+      </w:pPr>
+      <w:r>
+        <w:t xml:space="preserve">10.2 Citing Sources</w:t>
+      </w:r>
+    </w:p>
+    <w:p>
+      <w:pPr>
+        <w:pStyle w:val="FirstParagraph"/>
+      </w:pPr>
+      <w:r>
+        <w:t xml:space="preserve">Citations can be added using citation keys.</w:t>
+      </w:r>
+    </w:p>
+    <w:p>
+      <w:pPr>
+        <w:pStyle w:val="SourceCode"/>
+      </w:pPr>
+      <w:r>
+        <w:rPr>
+          <w:rStyle w:val="NormalTok"/>
+        </w:rPr>
+        <w:t xml:space="preserve">A single citation for literate programming @knuth84.</w:t>
+      </w:r>
+    </w:p>
+    <w:p>
+      <w:pPr>
+        <w:pStyle w:val="FirstParagraph"/>
+      </w:pPr>
+      <w:r>
+        <w:t xml:space="preserve">A single citation for literate programming</w:t>
+      </w:r>
+      <w:r>
+        <w:t xml:space="preserve"> </w:t>
+      </w:r>
+      <w:r>
+        <w:t xml:space="preserve">Knuth (1984)</w:t>
+      </w:r>
+      <w:r>
+        <w:t xml:space="preserve">.</w:t>
+      </w:r>
+    </w:p>
     <w:p>
       <w:pPr>
         <w:pStyle w:val="BodyText"/>
       </w:pPr>
       <w:r>
-        <w:t xml:space="preserve">##Citing Sources</w:t>
-      </w:r>
-    </w:p>
-    <w:p>
-      <w:pPr>
-        <w:pStyle w:val="BodyText"/>
-      </w:pPr>
-      <w:r>
-        <w:t xml:space="preserve">Citations can be added using citation keys.</w:t>
+        <w:t xml:space="preserve">Multiple citations:</w:t>
       </w:r>
     </w:p>
     <w:p>
@@ -10299,7 +10544,31 @@
         <w:rPr>
           <w:rStyle w:val="NormalTok"/>
         </w:rPr>
-        <w:t xml:space="preserve">A single citation for literate programming @knuth84.</w:t>
+        <w:t xml:space="preserve">Multiple citations can be cited like this </w:t>
+      </w:r>
+      <w:r>
+        <w:rPr>
+          <w:rStyle w:val="CommentTok"/>
+        </w:rPr>
+        <w:t xml:space="preserve">[</w:t>
+      </w:r>
+      <w:r>
+        <w:rPr>
+          <w:rStyle w:val="OtherTok"/>
+        </w:rPr>
+        <w:t xml:space="preserve">@knuth84; @le2026quarto</w:t>
+      </w:r>
+      <w:r>
+        <w:rPr>
+          <w:rStyle w:val="CommentTok"/>
+        </w:rPr>
+        <w:t xml:space="preserve">]</w:t>
+      </w:r>
+      <w:r>
+        <w:rPr>
+          <w:rStyle w:val="NormalTok"/>
+        </w:rPr>
+        <w:t xml:space="preserve">. </w:t>
       </w:r>
     </w:p>
     <w:p>
@@ -10307,24 +10576,62 @@
         <w:pStyle w:val="FirstParagraph"/>
       </w:pPr>
       <w:r>
-        <w:t xml:space="preserve">A single citation for literate programming</w:t>
+        <w:t xml:space="preserve">Multiple citations can be cited like this</w:t>
       </w:r>
       <w:r>
         <w:t xml:space="preserve"> </w:t>
       </w:r>
       <w:r>
-        <w:t xml:space="preserve">Knuth (1984)</w:t>
+        <w:t xml:space="preserve">(Knuth 1984; Le Foll 2026)</w:t>
       </w:r>
       <w:r>
         <w:t xml:space="preserve">.</w:t>
       </w:r>
     </w:p>
-    <w:p>
-      <w:pPr>
-        <w:pStyle w:val="BodyText"/>
-      </w:pPr>
-      <w:r>
-        <w:t xml:space="preserve">Multiple citations:</w:t>
+    <w:bookmarkEnd w:id="178"/>
+    <w:bookmarkStart w:id="179" w:name="reference-list"/>
+    <w:p>
+      <w:pPr>
+        <w:pStyle w:val="Heading2"/>
+      </w:pPr>
+      <w:r>
+        <w:t xml:space="preserve">10.3 Reference list</w:t>
+      </w:r>
+    </w:p>
+    <w:p>
+      <w:pPr>
+        <w:pStyle w:val="FirstParagraph"/>
+      </w:pPr>
+      <w:r>
+        <w:t xml:space="preserve">A reference list is generated automatically at the end of each chapter page in the HTML output. However, in the PDF/docx output, the reference list is generated at the end of the document.</w:t>
+      </w:r>
+    </w:p>
+    <w:bookmarkEnd w:id="179"/>
+    <w:bookmarkEnd w:id="180"/>
+    <w:bookmarkStart w:id="211" w:name="more-markdown"/>
+    <w:p>
+      <w:pPr>
+        <w:pStyle w:val="Heading1"/>
+      </w:pPr>
+      <w:r>
+        <w:t xml:space="preserve">11. More Markdown</w:t>
+      </w:r>
+    </w:p>
+    <w:bookmarkStart w:id="183" w:name="tables"/>
+    <w:p>
+      <w:pPr>
+        <w:pStyle w:val="Heading2"/>
+      </w:pPr>
+      <w:r>
+        <w:t xml:space="preserve">11.1 Tables</w:t>
+      </w:r>
+    </w:p>
+    <w:p>
+      <w:pPr>
+        <w:pStyle w:val="FirstParagraph"/>
+      </w:pPr>
+      <w:r>
+        <w:t xml:space="preserve">Simple tables can be written directly in Markdown.</w:t>
       </w:r>
     </w:p>
     <w:p>
@@ -10333,139 +10640,115 @@
       </w:pPr>
       <w:r>
         <w:rPr>
+          <w:rStyle w:val="PreprocessorTok"/>
+        </w:rPr>
+        <w:t xml:space="preserve">|</w:t>
+      </w:r>
+      <w:r>
+        <w:rPr>
           <w:rStyle w:val="NormalTok"/>
         </w:rPr>
-        <w:t xml:space="preserve">Multiple citations can be cited like this </w:t>
-      </w:r>
-      <w:r>
-        <w:rPr>
-          <w:rStyle w:val="CommentTok"/>
-        </w:rPr>
-        <w:t xml:space="preserve">[</w:t>
-      </w:r>
-      <w:r>
-        <w:rPr>
-          <w:rStyle w:val="OtherTok"/>
-        </w:rPr>
-        <w:t xml:space="preserve">@knuth84; @le2026quarto</w:t>
-      </w:r>
-      <w:r>
-        <w:rPr>
-          <w:rStyle w:val="CommentTok"/>
-        </w:rPr>
-        <w:t xml:space="preserve">]</w:t>
+        <w:t xml:space="preserve"> Quantity </w:t>
+      </w:r>
+      <w:r>
+        <w:rPr>
+          <w:rStyle w:val="PreprocessorTok"/>
+        </w:rPr>
+        <w:t xml:space="preserve">|</w:t>
       </w:r>
       <w:r>
         <w:rPr>
           <w:rStyle w:val="NormalTok"/>
         </w:rPr>
-        <w:t xml:space="preserve">. </w:t>
-      </w:r>
-    </w:p>
-    <w:p>
-      <w:pPr>
-        <w:pStyle w:val="FirstParagraph"/>
-      </w:pPr>
-      <w:r>
-        <w:t xml:space="preserve">Multiple citations can be cited like this</w:t>
-      </w:r>
-      <w:r>
-        <w:t xml:space="preserve"> </w:t>
-      </w:r>
-      <w:r>
-        <w:t xml:space="preserve">(Knuth 1984; Le Foll 2026)</w:t>
-      </w:r>
-      <w:r>
-        <w:t xml:space="preserve">.</w:t>
-      </w:r>
-    </w:p>
-    <w:bookmarkEnd w:id="174"/>
-    <w:bookmarkStart w:id="175" w:name="reference-list"/>
-    <w:p>
-      <w:pPr>
-        <w:pStyle w:val="Heading2"/>
-      </w:pPr>
-      <w:r>
-        <w:t xml:space="preserve">11.2 Reference list</w:t>
-      </w:r>
-    </w:p>
-    <w:p>
-      <w:pPr>
-        <w:pStyle w:val="FirstParagraph"/>
-      </w:pPr>
-      <w:r>
-        <w:t xml:space="preserve">A reference list is generated automatically at the end of each chapter page.</w:t>
-      </w:r>
-    </w:p>
-    <w:p>
-      <w:pPr>
-        <w:pStyle w:val="BodyText"/>
-      </w:pPr>
-      <w:r>
-        <w:t xml:space="preserve">If you prefer one single reference list for the whole book, include a separate chapter with a specific call to the reference list:</w:t>
-      </w:r>
-    </w:p>
-    <w:p>
-      <w:pPr>
-        <w:pStyle w:val="SourceCode"/>
-      </w:pPr>
-      <w:r>
-        <w:rPr>
-          <w:rStyle w:val="FunctionTok"/>
-        </w:rPr>
-        <w:t xml:space="preserve"># References {.unnumbered}</w:t>
+        <w:t xml:space="preserve"> Symbol </w:t>
+      </w:r>
+      <w:r>
+        <w:rPr>
+          <w:rStyle w:val="PreprocessorTok"/>
+        </w:rPr>
+        <w:t xml:space="preserve">|</w:t>
+      </w:r>
+      <w:r>
+        <w:rPr>
+          <w:rStyle w:val="NormalTok"/>
+        </w:rPr>
+        <w:t xml:space="preserve"> SI Unit </w:t>
+      </w:r>
+      <w:r>
+        <w:rPr>
+          <w:rStyle w:val="PreprocessorTok"/>
+        </w:rPr>
+        <w:t xml:space="preserve">|</w:t>
       </w:r>
       <w:r>
         <w:br/>
       </w:r>
       <w:r>
         <w:rPr>
+          <w:rStyle w:val="PreprocessorTok"/>
+        </w:rPr>
+        <w:t xml:space="preserve">|-----------|---------|---------|</w:t>
+      </w:r>
+      <w:r>
+        <w:br/>
+      </w:r>
+      <w:r>
+        <w:rPr>
+          <w:rStyle w:val="PreprocessorTok"/>
+        </w:rPr>
+        <w:t xml:space="preserve">|</w:t>
+      </w:r>
+      <w:r>
+        <w:rPr>
           <w:rStyle w:val="NormalTok"/>
         </w:rPr>
-        <w:t xml:space="preserve">::: {#refs}</w:t>
+        <w:t xml:space="preserve"> Force </w:t>
+      </w:r>
+      <w:r>
+        <w:rPr>
+          <w:rStyle w:val="PreprocessorTok"/>
+        </w:rPr>
+        <w:t xml:space="preserve">|</w:t>
+      </w:r>
+      <w:r>
+        <w:rPr>
+          <w:rStyle w:val="NormalTok"/>
+        </w:rPr>
+        <w:t xml:space="preserve"> F </w:t>
+      </w:r>
+      <w:r>
+        <w:rPr>
+          <w:rStyle w:val="PreprocessorTok"/>
+        </w:rPr>
+        <w:t xml:space="preserve">|</w:t>
+      </w:r>
+      <w:r>
+        <w:rPr>
+          <w:rStyle w:val="NormalTok"/>
+        </w:rPr>
+        <w:t xml:space="preserve"> N </w:t>
+      </w:r>
+      <w:r>
+        <w:rPr>
+          <w:rStyle w:val="PreprocessorTok"/>
+        </w:rPr>
+        <w:t xml:space="preserve">|</w:t>
       </w:r>
       <w:r>
         <w:br/>
       </w:r>
       <w:r>
         <w:rPr>
+          <w:rStyle w:val="PreprocessorTok"/>
+        </w:rPr>
+        <w:t xml:space="preserve">|</w:t>
+      </w:r>
+      <w:r>
+        <w:rPr>
           <w:rStyle w:val="NormalTok"/>
         </w:rPr>
-        <w:t xml:space="preserve">:::</w:t>
-      </w:r>
-    </w:p>
-    <w:bookmarkEnd w:id="175"/>
-    <w:bookmarkEnd w:id="176"/>
-    <w:bookmarkStart w:id="204" w:name="more-markdown"/>
-    <w:p>
-      <w:pPr>
-        <w:pStyle w:val="Heading1"/>
-      </w:pPr>
-      <w:r>
-        <w:t xml:space="preserve">12. More Markdown</w:t>
-      </w:r>
-    </w:p>
-    <w:bookmarkStart w:id="179" w:name="tables"/>
-    <w:p>
-      <w:pPr>
-        <w:pStyle w:val="Heading2"/>
-      </w:pPr>
-      <w:r>
-        <w:t xml:space="preserve">12.1 Tables</w:t>
-      </w:r>
-    </w:p>
-    <w:p>
-      <w:pPr>
-        <w:pStyle w:val="FirstParagraph"/>
-      </w:pPr>
-      <w:r>
-        <w:t xml:space="preserve">Simple tables can be written directly in Markdown.</w:t>
-      </w:r>
-    </w:p>
-    <w:p>
-      <w:pPr>
-        <w:pStyle w:val="SourceCode"/>
-      </w:pPr>
+        <w:t xml:space="preserve"> Energy </w:t>
+      </w:r>
       <w:r>
         <w:rPr>
           <w:rStyle w:val="PreprocessorTok"/>
@@ -10476,7 +10759,7 @@
         <w:rPr>
           <w:rStyle w:val="NormalTok"/>
         </w:rPr>
-        <w:t xml:space="preserve"> Quantity </w:t>
+        <w:t xml:space="preserve"> E </w:t>
       </w:r>
       <w:r>
         <w:rPr>
@@ -10488,7 +10771,7 @@
         <w:rPr>
           <w:rStyle w:val="NormalTok"/>
         </w:rPr>
-        <w:t xml:space="preserve"> Symbol </w:t>
+        <w:t xml:space="preserve"> J </w:t>
       </w:r>
       <w:r>
         <w:rPr>
@@ -10497,10 +10780,19 @@
         <w:t xml:space="preserve">|</w:t>
       </w:r>
       <w:r>
+        <w:br/>
+      </w:r>
+      <w:r>
+        <w:rPr>
+          <w:rStyle w:val="PreprocessorTok"/>
+        </w:rPr>
+        <w:t xml:space="preserve">|</w:t>
+      </w:r>
+      <w:r>
         <w:rPr>
           <w:rStyle w:val="NormalTok"/>
         </w:rPr>
-        <w:t xml:space="preserve"> SI Unit </w:t>
+        <w:t xml:space="preserve"> Mass </w:t>
       </w:r>
       <w:r>
         <w:rPr>
@@ -10509,16 +10801,22 @@
         <w:t xml:space="preserve">|</w:t>
       </w:r>
       <w:r>
-        <w:br/>
+        <w:rPr>
+          <w:rStyle w:val="NormalTok"/>
+        </w:rPr>
+        <w:t xml:space="preserve"> m </w:t>
       </w:r>
       <w:r>
         <w:rPr>
           <w:rStyle w:val="PreprocessorTok"/>
         </w:rPr>
-        <w:t xml:space="preserve">|-----------|---------|---------|</w:t>
-      </w:r>
-      <w:r>
-        <w:br/>
+        <w:t xml:space="preserve">|</w:t>
+      </w:r>
+      <w:r>
+        <w:rPr>
+          <w:rStyle w:val="NormalTok"/>
+        </w:rPr>
+        <w:t xml:space="preserve"> kg </w:t>
       </w:r>
       <w:r>
         <w:rPr>
@@ -10526,140 +10824,14 @@
         </w:rPr>
         <w:t xml:space="preserve">|</w:t>
       </w:r>
-      <w:r>
-        <w:rPr>
-          <w:rStyle w:val="NormalTok"/>
-        </w:rPr>
-        <w:t xml:space="preserve"> Force </w:t>
-      </w:r>
-      <w:r>
-        <w:rPr>
-          <w:rStyle w:val="PreprocessorTok"/>
-        </w:rPr>
-        <w:t xml:space="preserve">|</w:t>
-      </w:r>
-      <w:r>
-        <w:rPr>
-          <w:rStyle w:val="NormalTok"/>
-        </w:rPr>
-        <w:t xml:space="preserve"> F </w:t>
-      </w:r>
-      <w:r>
-        <w:rPr>
-          <w:rStyle w:val="PreprocessorTok"/>
-        </w:rPr>
-        <w:t xml:space="preserve">|</w:t>
-      </w:r>
-      <w:r>
-        <w:rPr>
-          <w:rStyle w:val="NormalTok"/>
-        </w:rPr>
-        <w:t xml:space="preserve"> N </w:t>
-      </w:r>
-      <w:r>
-        <w:rPr>
-          <w:rStyle w:val="PreprocessorTok"/>
-        </w:rPr>
-        <w:t xml:space="preserve">|</w:t>
-      </w:r>
-      <w:r>
-        <w:br/>
-      </w:r>
-      <w:r>
-        <w:rPr>
-          <w:rStyle w:val="PreprocessorTok"/>
-        </w:rPr>
-        <w:t xml:space="preserve">|</w:t>
-      </w:r>
-      <w:r>
-        <w:rPr>
-          <w:rStyle w:val="NormalTok"/>
-        </w:rPr>
-        <w:t xml:space="preserve"> Energy </w:t>
-      </w:r>
-      <w:r>
-        <w:rPr>
-          <w:rStyle w:val="PreprocessorTok"/>
-        </w:rPr>
-        <w:t xml:space="preserve">|</w:t>
-      </w:r>
-      <w:r>
-        <w:rPr>
-          <w:rStyle w:val="NormalTok"/>
-        </w:rPr>
-        <w:t xml:space="preserve"> E </w:t>
-      </w:r>
-      <w:r>
-        <w:rPr>
-          <w:rStyle w:val="PreprocessorTok"/>
-        </w:rPr>
-        <w:t xml:space="preserve">|</w:t>
-      </w:r>
-      <w:r>
-        <w:rPr>
-          <w:rStyle w:val="NormalTok"/>
-        </w:rPr>
-        <w:t xml:space="preserve"> J </w:t>
-      </w:r>
-      <w:r>
-        <w:rPr>
-          <w:rStyle w:val="PreprocessorTok"/>
-        </w:rPr>
-        <w:t xml:space="preserve">|</w:t>
-      </w:r>
-      <w:r>
-        <w:br/>
-      </w:r>
-      <w:r>
-        <w:rPr>
-          <w:rStyle w:val="PreprocessorTok"/>
-        </w:rPr>
-        <w:t xml:space="preserve">|</w:t>
-      </w:r>
-      <w:r>
-        <w:rPr>
-          <w:rStyle w:val="NormalTok"/>
-        </w:rPr>
-        <w:t xml:space="preserve"> Mass </w:t>
-      </w:r>
-      <w:r>
-        <w:rPr>
-          <w:rStyle w:val="PreprocessorTok"/>
-        </w:rPr>
-        <w:t xml:space="preserve">|</w:t>
-      </w:r>
-      <w:r>
-        <w:rPr>
-          <w:rStyle w:val="NormalTok"/>
-        </w:rPr>
-        <w:t xml:space="preserve"> m </w:t>
-      </w:r>
-      <w:r>
-        <w:rPr>
-          <w:rStyle w:val="PreprocessorTok"/>
-        </w:rPr>
-        <w:t xml:space="preserve">|</w:t>
-      </w:r>
-      <w:r>
-        <w:rPr>
-          <w:rStyle w:val="NormalTok"/>
-        </w:rPr>
-        <w:t xml:space="preserve"> kg </w:t>
-      </w:r>
-      <w:r>
-        <w:rPr>
-          <w:rStyle w:val="PreprocessorTok"/>
-        </w:rPr>
-        <w:t xml:space="preserve">|</w:t>
-      </w:r>
-    </w:p>
-    <w:bookmarkStart w:id="178" w:name="labelled-tables"/>
+    </w:p>
+    <w:bookmarkStart w:id="182" w:name="labelled-tables"/>
     <w:p>
       <w:pPr>
         <w:pStyle w:val="Heading3"/>
       </w:pPr>
       <w:r>
-        <w:t xml:space="preserve">12.1.1 Labelled Tables</w:t>
+        <w:t xml:space="preserve">11.1.1 Labelled tables</w:t>
       </w:r>
     </w:p>
     <w:p>
@@ -10886,7 +11058,7 @@
       <w:tr>
         <w:tc>
           <w:tcPr/>
-          <w:bookmarkStart w:id="177" w:name="tbl-siunits"/>
+          <w:bookmarkStart w:id="181" w:name="tbl-siunits"/>
           <w:p>
             <w:pPr>
               <w:jc w:val="center"/>
@@ -10897,7 +11069,7 @@
               <w:pStyle w:val="ImageCaption"/>
             </w:pPr>
             <w:r>
-              <w:t xml:space="preserve">Table 12.1: SI units used throughout this module</w:t>
+              <w:t xml:space="preserve">Table 11.1: SI units used throughout this module</w:t>
             </w:r>
           </w:p>
           <w:tbl>
@@ -11067,7 +11239,7 @@
               </w:tc>
             </w:tr>
           </w:tbl>
-          <w:bookmarkEnd w:id="177"/>
+          <w:bookmarkEnd w:id="181"/>
           <w:p/>
         </w:tc>
       </w:tr>
@@ -11106,7 +11278,7 @@
           <w:rPr>
             <w:rStyle w:val="Hyperlink"/>
           </w:rPr>
-          <w:t xml:space="preserve">Table 12.1</w:t>
+          <w:t xml:space="preserve">Table 11.1</w:t>
         </w:r>
       </w:hyperlink>
       <w:r>
@@ -11116,15 +11288,15 @@
         <w:t xml:space="preserve">for a summary of units.</w:t>
       </w:r>
     </w:p>
-    <w:bookmarkEnd w:id="178"/>
-    <w:bookmarkEnd w:id="179"/>
-    <w:bookmarkStart w:id="180" w:name="collapsible-sections"/>
+    <w:bookmarkEnd w:id="182"/>
+    <w:bookmarkEnd w:id="183"/>
+    <w:bookmarkStart w:id="184" w:name="collapsible-sections"/>
     <w:p>
       <w:pPr>
         <w:pStyle w:val="Heading2"/>
       </w:pPr>
       <w:r>
-        <w:t xml:space="preserve">12.2 Collapsible Sections</w:t>
+        <w:t xml:space="preserve">11.2 Collapsible sections</w:t>
       </w:r>
     </w:p>
     <w:p>
@@ -11247,14 +11419,14 @@
         <w:t xml:space="preserve">The solution can be placed here.</w:t>
       </w:r>
     </w:p>
-    <w:bookmarkEnd w:id="180"/>
-    <w:bookmarkStart w:id="193" w:name="callout-highlighted-boxes"/>
+    <w:bookmarkEnd w:id="184"/>
+    <w:bookmarkStart w:id="200" w:name="callouthighlight-boxes"/>
     <w:p>
       <w:pPr>
         <w:pStyle w:val="Heading2"/>
       </w:pPr>
       <w:r>
-        <w:t xml:space="preserve">12.3 Callout highlighted Boxes</w:t>
+        <w:t xml:space="preserve">11.3 Callout/highlight boxes</w:t>
       </w:r>
     </w:p>
     <w:p>
@@ -11262,7 +11434,23 @@
         <w:pStyle w:val="FirstParagraph"/>
       </w:pPr>
       <w:r>
-        <w:t xml:space="preserve">You can include callout boxes to format text areas to draw attention to certain parts. There are five different environments and a custom environment</w:t>
+        <w:t xml:space="preserve">You can include</w:t>
+      </w:r>
+      <w:r>
+        <w:t xml:space="preserve"> </w:t>
+      </w:r>
+      <w:r>
+        <w:rPr>
+          <w:b/>
+          <w:bCs/>
+        </w:rPr>
+        <w:t xml:space="preserve">callout boxes</w:t>
+      </w:r>
+      <w:r>
+        <w:t xml:space="preserve"> </w:t>
+      </w:r>
+      <w:r>
+        <w:t xml:space="preserve">to format text areas to draw attention to certain parts. There are five different environments and a custom environment</w:t>
       </w:r>
     </w:p>
     <w:p>
@@ -11270,7 +11458,7 @@
         <w:pStyle w:val="Compact"/>
         <w:numPr>
           <w:ilvl w:val="0"/>
-          <w:numId w:val="1024"/>
+          <w:numId w:val="1025"/>
         </w:numPr>
       </w:pPr>
       <w:r>
@@ -11282,7 +11470,7 @@
         <w:pStyle w:val="Compact"/>
         <w:numPr>
           <w:ilvl w:val="0"/>
-          <w:numId w:val="1024"/>
+          <w:numId w:val="1025"/>
         </w:numPr>
       </w:pPr>
       <w:r>
@@ -11294,7 +11482,7 @@
         <w:pStyle w:val="Compact"/>
         <w:numPr>
           <w:ilvl w:val="0"/>
-          <w:numId w:val="1024"/>
+          <w:numId w:val="1025"/>
         </w:numPr>
       </w:pPr>
       <w:r>
@@ -11306,7 +11494,7 @@
         <w:pStyle w:val="Compact"/>
         <w:numPr>
           <w:ilvl w:val="0"/>
-          <w:numId w:val="1024"/>
+          <w:numId w:val="1025"/>
         </w:numPr>
       </w:pPr>
       <w:r>
@@ -11318,13 +11506,30 @@
         <w:pStyle w:val="Compact"/>
         <w:numPr>
           <w:ilvl w:val="0"/>
-          <w:numId w:val="1024"/>
+          <w:numId w:val="1025"/>
         </w:numPr>
       </w:pPr>
       <w:r>
         <w:t xml:space="preserve">warning</w:t>
       </w:r>
     </w:p>
+    <w:bookmarkStart w:id="185" w:name="example-callout-syntax"/>
+    <w:p>
+      <w:pPr>
+        <w:pStyle w:val="Heading3"/>
+      </w:pPr>
+      <w:r>
+        <w:t xml:space="preserve">11.3.1 Example callout syntax</w:t>
+      </w:r>
+    </w:p>
+    <w:p>
+      <w:pPr>
+        <w:pStyle w:val="FirstParagraph"/>
+      </w:pPr>
+      <w:r>
+        <w:t xml:space="preserve">Use the following syntax to create a callout box:</w:t>
+      </w:r>
+    </w:p>
     <w:p>
       <w:pPr>
         <w:pStyle w:val="SourceCode"/>
@@ -11358,6 +11563,16 @@
           <w:rStyle w:val="NormalTok"/>
         </w:rPr>
         <w:t xml:space="preserve">:::</w:t>
+      </w:r>
+    </w:p>
+    <w:bookmarkEnd w:id="185"/>
+    <w:bookmarkStart w:id="196" w:name="examples-callout-boxes"/>
+    <w:p>
+      <w:pPr>
+        <w:pStyle w:val="Heading3"/>
+      </w:pPr>
+      <w:r>
+        <w:t xml:space="preserve">11.3.2 Examples callout boxes</w:t>
       </w:r>
     </w:p>
     <w:tbl>
@@ -11401,12 +11616,12 @@
                 <wp:inline>
                   <wp:extent cx="152400" cy="152400"/>
                   <wp:effectExtent b="0" l="0" r="0" t="0"/>
-                  <wp:docPr descr="" title="" id="181" name="Picture"/>
+                  <wp:docPr descr="" title="" id="186" name="Picture"/>
                   <a:graphic>
                     <a:graphicData uri="http://schemas.openxmlformats.org/drawingml/2006/picture">
                       <pic:pic>
                         <pic:nvPicPr>
-                          <pic:cNvPr descr="C:\Users\jajhl20\AppData\Local\Programs\Quarto\share\formats\docx\note.png" id="182" name="Picture"/>
+                          <pic:cNvPr descr="C:\Users\jajhl20\AppData\Local\Programs\Quarto\share\formats\docx\note.png" id="187" name="Picture"/>
                           <pic:cNvPicPr>
                             <a:picLocks noChangeArrowheads="1" noChangeAspect="1"/>
                           </pic:cNvPicPr>
@@ -11525,12 +11740,12 @@
                 <wp:inline>
                   <wp:extent cx="152400" cy="152400"/>
                   <wp:effectExtent b="0" l="0" r="0" t="0"/>
-                  <wp:docPr descr="" title="" id="183" name="Picture"/>
+                  <wp:docPr descr="" title="" id="188" name="Picture"/>
                   <a:graphic>
                     <a:graphicData uri="http://schemas.openxmlformats.org/drawingml/2006/picture">
                       <pic:pic>
                         <pic:nvPicPr>
-                          <pic:cNvPr descr="C:\Users\jajhl20\AppData\Local\Programs\Quarto\share\formats\docx\tip.png" id="184" name="Picture"/>
+                          <pic:cNvPr descr="C:\Users\jajhl20\AppData\Local\Programs\Quarto\share\formats\docx\tip.png" id="189" name="Picture"/>
                           <pic:cNvPicPr>
                             <a:picLocks noChangeArrowheads="1" noChangeAspect="1"/>
                           </pic:cNvPicPr>
@@ -11649,18 +11864,18 @@
                 <wp:inline>
                   <wp:extent cx="152400" cy="152400"/>
                   <wp:effectExtent b="0" l="0" r="0" t="0"/>
-                  <wp:docPr descr="" title="" id="185" name="Picture"/>
+                  <wp:docPr descr="" title="" id="190" name="Picture"/>
                   <a:graphic>
                     <a:graphicData uri="http://schemas.openxmlformats.org/drawingml/2006/picture">
                       <pic:pic>
                         <pic:nvPicPr>
-                          <pic:cNvPr descr="C:\Users\jajhl20\AppData\Local\Programs\Quarto\share\formats\docx\important.png" id="186" name="Picture"/>
+                          <pic:cNvPr descr="C:\Users\jajhl20\AppData\Local\Programs\Quarto\share\formats\docx\important.png" id="191" name="Picture"/>
                           <pic:cNvPicPr>
                             <a:picLocks noChangeArrowheads="1" noChangeAspect="1"/>
                           </pic:cNvPicPr>
                         </pic:nvPicPr>
                         <pic:blipFill>
-                          <a:blip r:embed="rId72"/>
+                          <a:blip r:embed="rId73"/>
                           <a:stretch>
                             <a:fillRect/>
                           </a:stretch>
@@ -11773,18 +11988,18 @@
                 <wp:inline>
                   <wp:extent cx="152400" cy="152400"/>
                   <wp:effectExtent b="0" l="0" r="0" t="0"/>
-                  <wp:docPr descr="" title="" id="187" name="Picture"/>
+                  <wp:docPr descr="" title="" id="192" name="Picture"/>
                   <a:graphic>
                     <a:graphicData uri="http://schemas.openxmlformats.org/drawingml/2006/picture">
                       <pic:pic>
                         <pic:nvPicPr>
-                          <pic:cNvPr descr="C:\Users\jajhl20\AppData\Local\Programs\Quarto\share\formats\docx\caution.png" id="188" name="Picture"/>
+                          <pic:cNvPr descr="C:\Users\jajhl20\AppData\Local\Programs\Quarto\share\formats\docx\caution.png" id="193" name="Picture"/>
                           <pic:cNvPicPr>
                             <a:picLocks noChangeArrowheads="1" noChangeAspect="1"/>
                           </pic:cNvPicPr>
                         </pic:nvPicPr>
                         <pic:blipFill>
-                          <a:blip r:embed="rId75"/>
+                          <a:blip r:embed="rId76"/>
                           <a:stretch>
                             <a:fillRect/>
                           </a:stretch>
@@ -11897,18 +12112,18 @@
                 <wp:inline>
                   <wp:extent cx="152400" cy="152400"/>
                   <wp:effectExtent b="0" l="0" r="0" t="0"/>
-                  <wp:docPr descr="" title="" id="189" name="Picture"/>
+                  <wp:docPr descr="" title="" id="194" name="Picture"/>
                   <a:graphic>
                     <a:graphicData uri="http://schemas.openxmlformats.org/drawingml/2006/picture">
                       <pic:pic>
                         <pic:nvPicPr>
-                          <pic:cNvPr descr="C:\Users\jajhl20\AppData\Local\Programs\Quarto\share\formats\docx\warning.png" id="190" name="Picture"/>
+                          <pic:cNvPr descr="C:\Users\jajhl20\AppData\Local\Programs\Quarto\share\formats\docx\warning.png" id="195" name="Picture"/>
                           <pic:cNvPicPr>
                             <a:picLocks noChangeArrowheads="1" noChangeAspect="1"/>
                           </pic:cNvPicPr>
                         </pic:nvPicPr>
                         <pic:blipFill>
-                          <a:blip r:embed="rId53"/>
+                          <a:blip r:embed="rId54"/>
                           <a:stretch>
                             <a:fillRect/>
                           </a:stretch>
@@ -11972,12 +12187,14 @@
         </w:tc>
       </w:tr>
     </w:tbl>
-    <w:p>
-      <w:pPr>
-        <w:pStyle w:val="BodyText"/>
-      </w:pPr>
-      <w:r>
-        <w:t xml:space="preserve"> </w:t>
+    <w:bookmarkEnd w:id="196"/>
+    <w:bookmarkStart w:id="199" w:name="more-callout-customisation"/>
+    <w:p>
+      <w:pPr>
+        <w:pStyle w:val="Heading3"/>
+      </w:pPr>
+      <w:r>
+        <w:t xml:space="preserve">11.3.3 More callout customisation</w:t>
       </w:r>
     </w:p>
     <w:p>
@@ -12065,12 +12282,12 @@
                 <wp:inline>
                   <wp:extent cx="152400" cy="152400"/>
                   <wp:effectExtent b="0" l="0" r="0" t="0"/>
-                  <wp:docPr descr="" title="" id="191" name="Picture"/>
+                  <wp:docPr descr="" title="" id="197" name="Picture"/>
                   <a:graphic>
                     <a:graphicData uri="http://schemas.openxmlformats.org/drawingml/2006/picture">
                       <pic:pic>
                         <pic:nvPicPr>
-                          <pic:cNvPr descr="C:\Users\jajhl20\AppData\Local\Programs\Quarto\share\formats\docx\note.png" id="192" name="Picture"/>
+                          <pic:cNvPr descr="C:\Users\jajhl20\AppData\Local\Programs\Quarto\share\formats\docx\note.png" id="198" name="Picture"/>
                           <pic:cNvPicPr>
                             <a:picLocks noChangeArrowheads="1" noChangeAspect="1"/>
                           </pic:cNvPicPr>
@@ -12140,23 +12357,24 @@
         </w:tc>
       </w:tr>
     </w:tbl>
-    <w:bookmarkEnd w:id="193"/>
-    <w:bookmarkStart w:id="199" w:name="footnotes"/>
+    <w:bookmarkEnd w:id="199"/>
+    <w:bookmarkEnd w:id="200"/>
+    <w:bookmarkStart w:id="206" w:name="footnotes"/>
     <w:p>
       <w:pPr>
         <w:pStyle w:val="Heading2"/>
       </w:pPr>
       <w:r>
-        <w:t xml:space="preserve">12.4 Footnotes</w:t>
-      </w:r>
-    </w:p>
-    <w:bookmarkStart w:id="195" w:name="inline-footnotes"/>
+        <w:t xml:space="preserve">11.4 Footnotes</w:t>
+      </w:r>
+    </w:p>
+    <w:bookmarkStart w:id="202" w:name="inline-footnotes"/>
     <w:p>
       <w:pPr>
         <w:pStyle w:val="Heading3"/>
       </w:pPr>
       <w:r>
-        <w:t xml:space="preserve">12.4.1 Inline footnotes</w:t>
+        <w:t xml:space="preserve">11.4.1 Inline footnotes</w:t>
       </w:r>
     </w:p>
     <w:p>
@@ -12170,7 +12388,13 @@
         <w:rPr>
           <w:rStyle w:val="FootnoteReference"/>
         </w:rPr>
-        <w:footnoteReference w:id="194"/>
+        <w:footnoteReference w:id="201"/>
+      </w:r>
+      <w:r>
+        <w:t xml:space="preserve"> </w:t>
+      </w:r>
+      <w:r>
+        <w:t xml:space="preserve">using the syntax:</w:t>
       </w:r>
     </w:p>
     <w:p>
@@ -12202,14 +12426,14 @@
         <w:t xml:space="preserve">]</w:t>
       </w:r>
     </w:p>
-    <w:bookmarkEnd w:id="195"/>
-    <w:bookmarkStart w:id="198" w:name="defining-footnotes"/>
+    <w:bookmarkEnd w:id="202"/>
+    <w:bookmarkStart w:id="205" w:name="defining-footnotes"/>
     <w:p>
       <w:pPr>
         <w:pStyle w:val="Heading3"/>
       </w:pPr>
       <w:r>
-        <w:t xml:space="preserve">12.4.2 Defining footnotes</w:t>
+        <w:t xml:space="preserve">11.4.2 Defining footnotes</w:t>
       </w:r>
     </w:p>
     <w:p>
@@ -12308,12 +12532,12 @@
                 <wp:inline>
                   <wp:extent cx="152400" cy="152400"/>
                   <wp:effectExtent b="0" l="0" r="0" t="0"/>
-                  <wp:docPr descr="" title="" id="196" name="Picture"/>
+                  <wp:docPr descr="" title="" id="203" name="Picture"/>
                   <a:graphic>
                     <a:graphicData uri="http://schemas.openxmlformats.org/drawingml/2006/picture">
                       <pic:pic>
                         <pic:nvPicPr>
-                          <pic:cNvPr descr="C:\Users\jajhl20\AppData\Local\Programs\Quarto\share\formats\docx\tip.png" id="197" name="Picture"/>
+                          <pic:cNvPr descr="C:\Users\jajhl20\AppData\Local\Programs\Quarto\share\formats\docx\tip.png" id="204" name="Picture"/>
                           <pic:cNvPicPr>
                             <a:picLocks noChangeArrowheads="1" noChangeAspect="1"/>
                           </pic:cNvPicPr>
@@ -12383,15 +12607,15 @@
         </w:tc>
       </w:tr>
     </w:tbl>
-    <w:bookmarkEnd w:id="198"/>
-    <w:bookmarkEnd w:id="199"/>
-    <w:bookmarkStart w:id="202" w:name="hidingcommenting-out-content"/>
+    <w:bookmarkEnd w:id="205"/>
+    <w:bookmarkEnd w:id="206"/>
+    <w:bookmarkStart w:id="209" w:name="hidingcommenting-out-content"/>
     <w:p>
       <w:pPr>
         <w:pStyle w:val="Heading2"/>
       </w:pPr>
       <w:r>
-        <w:t xml:space="preserve">12.5 Hiding/commenting out content</w:t>
+        <w:t xml:space="preserve">11.5 Hiding/commenting out content</w:t>
       </w:r>
     </w:p>
     <w:p>
@@ -12443,18 +12667,18 @@
                 <wp:inline>
                   <wp:extent cx="152400" cy="152400"/>
                   <wp:effectExtent b="0" l="0" r="0" t="0"/>
-                  <wp:docPr descr="" title="" id="200" name="Picture"/>
+                  <wp:docPr descr="" title="" id="207" name="Picture"/>
                   <a:graphic>
                     <a:graphicData uri="http://schemas.openxmlformats.org/drawingml/2006/picture">
                       <pic:pic>
                         <pic:nvPicPr>
-                          <pic:cNvPr descr="C:\Users\jajhl20\AppData\Local\Programs\Quarto\share\formats\docx\warning.png" id="201" name="Picture"/>
+                          <pic:cNvPr descr="C:\Users\jajhl20\AppData\Local\Programs\Quarto\share\formats\docx\warning.png" id="208" name="Picture"/>
                           <pic:cNvPicPr>
                             <a:picLocks noChangeArrowheads="1" noChangeAspect="1"/>
                           </pic:cNvPicPr>
                         </pic:nvPicPr>
                         <pic:blipFill>
-                          <a:blip r:embed="rId53"/>
+                          <a:blip r:embed="rId54"/>
                           <a:stretch>
                             <a:fillRect/>
                           </a:stretch>
@@ -12617,14 +12841,14 @@
         <w:t xml:space="preserve">--&gt;</w:t>
       </w:r>
     </w:p>
-    <w:bookmarkEnd w:id="202"/>
-    <w:bookmarkStart w:id="203" w:name="quarto-extensions"/>
+    <w:bookmarkEnd w:id="209"/>
+    <w:bookmarkStart w:id="210" w:name="quarto-extensions"/>
     <w:p>
       <w:pPr>
         <w:pStyle w:val="Heading2"/>
       </w:pPr>
       <w:r>
-        <w:t xml:space="preserve">12.6 Quarto extensions</w:t>
+        <w:t xml:space="preserve">11.6 Quarto extensions</w:t>
       </w:r>
     </w:p>
     <w:p>
@@ -12660,15 +12884,15 @@
         <w:t xml:space="preserve">for a list of extensions and how to create your own.</w:t>
       </w:r>
     </w:p>
-    <w:bookmarkEnd w:id="203"/>
-    <w:bookmarkEnd w:id="204"/>
-    <w:bookmarkStart w:id="210" w:name="tweaking-the-yaml-header"/>
+    <w:bookmarkEnd w:id="210"/>
+    <w:bookmarkEnd w:id="211"/>
+    <w:bookmarkStart w:id="221" w:name="tweaking-the-yaml-header"/>
     <w:p>
       <w:pPr>
         <w:pStyle w:val="Heading1"/>
       </w:pPr>
       <w:r>
-        <w:t xml:space="preserve">13. Tweaking the YAML Header</w:t>
+        <w:t xml:space="preserve">12. Tweaking the YAML header</w:t>
       </w:r>
     </w:p>
     <w:p>
@@ -12782,13 +13006,13 @@
         <w:t xml:space="preserve">---</w:t>
       </w:r>
     </w:p>
-    <w:bookmarkStart w:id="205" w:name="table-of-contents"/>
+    <w:bookmarkStart w:id="212" w:name="table-of-contents"/>
     <w:p>
       <w:pPr>
         <w:pStyle w:val="Heading2"/>
       </w:pPr>
       <w:r>
-        <w:t xml:space="preserve">13.1 Table of Contents</w:t>
+        <w:t xml:space="preserve">12.1 Table of Contents</w:t>
       </w:r>
     </w:p>
     <w:p>
@@ -12870,14 +13094,14 @@
         <w:t xml:space="preserve">true</w:t>
       </w:r>
     </w:p>
-    <w:bookmarkEnd w:id="205"/>
-    <w:bookmarkStart w:id="206" w:name="section-numbering"/>
+    <w:bookmarkEnd w:id="212"/>
+    <w:bookmarkStart w:id="213" w:name="section-numbering"/>
     <w:p>
       <w:pPr>
         <w:pStyle w:val="Heading2"/>
       </w:pPr>
       <w:r>
-        <w:t xml:space="preserve">13.2 Section Numbering</w:t>
+        <w:t xml:space="preserve">12.2 Section Numbering</w:t>
       </w:r>
     </w:p>
     <w:p>
@@ -12951,14 +13175,14 @@
         <w:t xml:space="preserve">true</w:t>
       </w:r>
     </w:p>
-    <w:bookmarkEnd w:id="206"/>
-    <w:bookmarkStart w:id="209" w:name="themes"/>
+    <w:bookmarkEnd w:id="213"/>
+    <w:bookmarkStart w:id="216" w:name="themes"/>
     <w:p>
       <w:pPr>
         <w:pStyle w:val="Heading2"/>
       </w:pPr>
       <w:r>
-        <w:t xml:space="preserve">13.3 Themes</w:t>
+        <w:t xml:space="preserve">12.3 Themes</w:t>
       </w:r>
     </w:p>
     <w:p>
@@ -13047,7 +13271,7 @@
         <w:pStyle w:val="Compact"/>
         <w:numPr>
           <w:ilvl w:val="0"/>
-          <w:numId w:val="1025"/>
+          <w:numId w:val="1026"/>
         </w:numPr>
       </w:pPr>
       <w:r>
@@ -13059,7 +13283,7 @@
         <w:pStyle w:val="Compact"/>
         <w:numPr>
           <w:ilvl w:val="0"/>
-          <w:numId w:val="1025"/>
+          <w:numId w:val="1026"/>
         </w:numPr>
       </w:pPr>
       <w:r>
@@ -13071,7 +13295,7 @@
         <w:pStyle w:val="Compact"/>
         <w:numPr>
           <w:ilvl w:val="0"/>
-          <w:numId w:val="1025"/>
+          <w:numId w:val="1026"/>
         </w:numPr>
       </w:pPr>
       <w:r>
@@ -13083,7 +13307,7 @@
         <w:pStyle w:val="Compact"/>
         <w:numPr>
           <w:ilvl w:val="0"/>
-          <w:numId w:val="1025"/>
+          <w:numId w:val="1026"/>
         </w:numPr>
       </w:pPr>
       <w:r>
@@ -13095,7 +13319,7 @@
         <w:pStyle w:val="Compact"/>
         <w:numPr>
           <w:ilvl w:val="0"/>
-          <w:numId w:val="1025"/>
+          <w:numId w:val="1026"/>
         </w:numPr>
       </w:pPr>
       <w:r>
@@ -13264,18 +13488,18 @@
                 <wp:inline>
                   <wp:extent cx="152400" cy="152400"/>
                   <wp:effectExtent b="0" l="0" r="0" t="0"/>
-                  <wp:docPr descr="" title="" id="207" name="Picture"/>
+                  <wp:docPr descr="" title="" id="214" name="Picture"/>
                   <a:graphic>
                     <a:graphicData uri="http://schemas.openxmlformats.org/drawingml/2006/picture">
                       <pic:pic>
                         <pic:nvPicPr>
-                          <pic:cNvPr descr="C:\Users\jajhl20\AppData\Local\Programs\Quarto\share\formats\docx\caution.png" id="208" name="Picture"/>
+                          <pic:cNvPr descr="C:\Users\jajhl20\AppData\Local\Programs\Quarto\share\formats\docx\caution.png" id="215" name="Picture"/>
                           <pic:cNvPicPr>
                             <a:picLocks noChangeArrowheads="1" noChangeAspect="1"/>
                           </pic:cNvPicPr>
                         </pic:nvPicPr>
                         <pic:blipFill>
-                          <a:blip r:embed="rId75"/>
+                          <a:blip r:embed="rId76"/>
                           <a:stretch>
                             <a:fillRect/>
                           </a:stretch>
@@ -13339,15 +13563,14 @@
         </w:tc>
       </w:tr>
     </w:tbl>
-    <w:bookmarkEnd w:id="209"/>
-    <w:bookmarkEnd w:id="210"/>
-    <w:bookmarkStart w:id="213" w:name="multiple-output-formats"/>
-    <w:p>
-      <w:pPr>
-        <w:pStyle w:val="Heading1"/>
-      </w:pPr>
-      <w:r>
-        <w:t xml:space="preserve">14. Multiple Output Formats</w:t>
+    <w:bookmarkEnd w:id="216"/>
+    <w:bookmarkStart w:id="219" w:name="multiple-output-formats"/>
+    <w:p>
+      <w:pPr>
+        <w:pStyle w:val="Heading2"/>
+      </w:pPr>
+      <w:r>
+        <w:t xml:space="preserve">12.4 Multiple Output Formats</w:t>
       </w:r>
     </w:p>
     <w:p>
@@ -13559,18 +13782,18 @@
                 <wp:inline>
                   <wp:extent cx="152400" cy="152400"/>
                   <wp:effectExtent b="0" l="0" r="0" t="0"/>
-                  <wp:docPr descr="" title="" id="211" name="Picture"/>
+                  <wp:docPr descr="" title="" id="217" name="Picture"/>
                   <a:graphic>
                     <a:graphicData uri="http://schemas.openxmlformats.org/drawingml/2006/picture">
                       <pic:pic>
                         <pic:nvPicPr>
-                          <pic:cNvPr descr="C:\Users\jajhl20\AppData\Local\Programs\Quarto\share\formats\docx\caution.png" id="212" name="Picture"/>
+                          <pic:cNvPr descr="C:\Users\jajhl20\AppData\Local\Programs\Quarto\share\formats\docx\caution.png" id="218" name="Picture"/>
                           <pic:cNvPicPr>
                             <a:picLocks noChangeArrowheads="1" noChangeAspect="1"/>
                           </pic:cNvPicPr>
                         </pic:nvPicPr>
                         <pic:blipFill>
-                          <a:blip r:embed="rId75"/>
+                          <a:blip r:embed="rId76"/>
                           <a:stretch>
                             <a:fillRect/>
                           </a:stretch>
@@ -13634,14 +13857,427 @@
         </w:tc>
       </w:tr>
     </w:tbl>
-    <w:bookmarkEnd w:id="213"/>
-    <w:bookmarkStart w:id="214" w:name="sec-folder-yaml"/>
+    <w:bookmarkEnd w:id="219"/>
+    <w:bookmarkStart w:id="220" w:name="sec-folder-yaml"/>
+    <w:p>
+      <w:pPr>
+        <w:pStyle w:val="Heading2"/>
+      </w:pPr>
+      <w:r>
+        <w:t xml:space="preserve">12.5 Creating Books and Lecture Notes</w:t>
+      </w:r>
+    </w:p>
+    <w:p>
+      <w:pPr>
+        <w:pStyle w:val="FirstParagraph"/>
+      </w:pPr>
+      <w:r>
+        <w:t xml:space="preserve">A common approach is to keep all chapter files in a dedicated chapters folder and store chapter-specific images in an images directory within that folder.</w:t>
+      </w:r>
+    </w:p>
+    <w:p>
+      <w:pPr>
+        <w:pStyle w:val="SourceCode"/>
+      </w:pPr>
+      <w:r>
+        <w:rPr>
+          <w:rStyle w:val="FunctionTok"/>
+        </w:rPr>
+        <w:t xml:space="preserve">project</w:t>
+      </w:r>
+      <w:r>
+        <w:rPr>
+          <w:rStyle w:val="KeywordTok"/>
+        </w:rPr>
+        <w:t xml:space="preserve">:</w:t>
+      </w:r>
+      <w:r>
+        <w:br/>
+      </w:r>
+      <w:r>
+        <w:rPr>
+          <w:rStyle w:val="AttributeTok"/>
+        </w:rPr>
+        <w:t xml:space="preserve">  </w:t>
+      </w:r>
+      <w:r>
+        <w:rPr>
+          <w:rStyle w:val="FunctionTok"/>
+        </w:rPr>
+        <w:t xml:space="preserve">type</w:t>
+      </w:r>
+      <w:r>
+        <w:rPr>
+          <w:rStyle w:val="KeywordTok"/>
+        </w:rPr>
+        <w:t xml:space="preserve">:</w:t>
+      </w:r>
+      <w:r>
+        <w:rPr>
+          <w:rStyle w:val="AttributeTok"/>
+        </w:rPr>
+        <w:t xml:space="preserve"> book</w:t>
+      </w:r>
+    </w:p>
+    <w:p>
+      <w:pPr>
+        <w:pStyle w:val="FirstParagraph"/>
+      </w:pPr>
+      <w:r>
+        <w:t xml:space="preserve">Example structure:</w:t>
+      </w:r>
+    </w:p>
+    <w:p>
+      <w:pPr>
+        <w:pStyle w:val="SourceCode"/>
+      </w:pPr>
+      <w:r>
+        <w:rPr>
+          <w:rStyle w:val="VerbatimChar"/>
+        </w:rPr>
+        <w:t xml:space="preserve">course-notes/</w:t>
+      </w:r>
+      <w:r>
+        <w:br/>
+      </w:r>
+      <w:r>
+        <w:rPr>
+          <w:rStyle w:val="VerbatimChar"/>
+        </w:rPr>
+        <w:t xml:space="preserve">│</w:t>
+      </w:r>
+      <w:r>
+        <w:br/>
+      </w:r>
+      <w:r>
+        <w:rPr>
+          <w:rStyle w:val="VerbatimChar"/>
+        </w:rPr>
+        <w:t xml:space="preserve">├── _quarto.yml</w:t>
+      </w:r>
+      <w:r>
+        <w:br/>
+      </w:r>
+      <w:r>
+        <w:rPr>
+          <w:rStyle w:val="VerbatimChar"/>
+        </w:rPr>
+        <w:t xml:space="preserve">├── index.qmd</w:t>
+      </w:r>
+      <w:r>
+        <w:br/>
+      </w:r>
+      <w:r>
+        <w:rPr>
+          <w:rStyle w:val="VerbatimChar"/>
+        </w:rPr>
+        <w:t xml:space="preserve">├── references.bib</w:t>
+      </w:r>
+      <w:r>
+        <w:br/>
+      </w:r>
+      <w:r>
+        <w:rPr>
+          <w:rStyle w:val="VerbatimChar"/>
+        </w:rPr>
+        <w:t xml:space="preserve">│</w:t>
+      </w:r>
+      <w:r>
+        <w:br/>
+      </w:r>
+      <w:r>
+        <w:rPr>
+          <w:rStyle w:val="VerbatimChar"/>
+        </w:rPr>
+        <w:t xml:space="preserve">└── chapters/</w:t>
+      </w:r>
+      <w:r>
+        <w:br/>
+      </w:r>
+      <w:r>
+        <w:rPr>
+          <w:rStyle w:val="VerbatimChar"/>
+        </w:rPr>
+        <w:t xml:space="preserve">    ├── week1.qmd</w:t>
+      </w:r>
+      <w:r>
+        <w:br/>
+      </w:r>
+      <w:r>
+        <w:rPr>
+          <w:rStyle w:val="VerbatimChar"/>
+        </w:rPr>
+        <w:t xml:space="preserve">    ├── week2.qmd</w:t>
+      </w:r>
+      <w:r>
+        <w:br/>
+      </w:r>
+      <w:r>
+        <w:rPr>
+          <w:rStyle w:val="VerbatimChar"/>
+        </w:rPr>
+        <w:t xml:space="preserve">    ├── week3.qmd</w:t>
+      </w:r>
+      <w:r>
+        <w:br/>
+      </w:r>
+      <w:r>
+        <w:rPr>
+          <w:rStyle w:val="VerbatimChar"/>
+        </w:rPr>
+        <w:t xml:space="preserve">    │</w:t>
+      </w:r>
+      <w:r>
+        <w:br/>
+      </w:r>
+      <w:r>
+        <w:rPr>
+          <w:rStyle w:val="VerbatimChar"/>
+        </w:rPr>
+        <w:t xml:space="preserve">    └── images/</w:t>
+      </w:r>
+      <w:r>
+        <w:br/>
+      </w:r>
+      <w:r>
+        <w:rPr>
+          <w:rStyle w:val="VerbatimChar"/>
+        </w:rPr>
+        <w:t xml:space="preserve">        ├── lecture-diagram.png</w:t>
+      </w:r>
+      <w:r>
+        <w:br/>
+      </w:r>
+      <w:r>
+        <w:rPr>
+          <w:rStyle w:val="VerbatimChar"/>
+        </w:rPr>
+        <w:t xml:space="preserve">        ├── experiment-setup.jpg</w:t>
+      </w:r>
+      <w:r>
+        <w:br/>
+      </w:r>
+      <w:r>
+        <w:rPr>
+          <w:rStyle w:val="VerbatimChar"/>
+        </w:rPr>
+        <w:t xml:space="preserve">        └── results-plot.svg</w:t>
+      </w:r>
+    </w:p>
+    <w:p>
+      <w:pPr>
+        <w:pStyle w:val="FirstParagraph"/>
+      </w:pPr>
+      <w:r>
+        <w:t xml:space="preserve">Example</w:t>
+      </w:r>
+      <w:r>
+        <w:t xml:space="preserve"> </w:t>
+      </w:r>
+      <w:r>
+        <w:rPr>
+          <w:rStyle w:val="VerbatimChar"/>
+        </w:rPr>
+        <w:t xml:space="preserve">_quarto.yml</w:t>
+      </w:r>
+      <w:r>
+        <w:t xml:space="preserve">:</w:t>
+      </w:r>
+    </w:p>
+    <w:p>
+      <w:pPr>
+        <w:pStyle w:val="SourceCode"/>
+      </w:pPr>
+      <w:r>
+        <w:rPr>
+          <w:rStyle w:val="FunctionTok"/>
+        </w:rPr>
+        <w:t xml:space="preserve">project</w:t>
+      </w:r>
+      <w:r>
+        <w:rPr>
+          <w:rStyle w:val="KeywordTok"/>
+        </w:rPr>
+        <w:t xml:space="preserve">:</w:t>
+      </w:r>
+      <w:r>
+        <w:br/>
+      </w:r>
+      <w:r>
+        <w:rPr>
+          <w:rStyle w:val="AttributeTok"/>
+        </w:rPr>
+        <w:t xml:space="preserve">  </w:t>
+      </w:r>
+      <w:r>
+        <w:rPr>
+          <w:rStyle w:val="FunctionTok"/>
+        </w:rPr>
+        <w:t xml:space="preserve">type</w:t>
+      </w:r>
+      <w:r>
+        <w:rPr>
+          <w:rStyle w:val="KeywordTok"/>
+        </w:rPr>
+        <w:t xml:space="preserve">:</w:t>
+      </w:r>
+      <w:r>
+        <w:rPr>
+          <w:rStyle w:val="AttributeTok"/>
+        </w:rPr>
+        <w:t xml:space="preserve"> book</w:t>
+      </w:r>
+      <w:r>
+        <w:br/>
+      </w:r>
+      <w:r>
+        <w:rPr>
+          <w:rStyle w:val="AttributeTok"/>
+        </w:rPr>
+        <w:t xml:space="preserve"> </w:t>
+      </w:r>
+      <w:r>
+        <w:br/>
+      </w:r>
+      <w:r>
+        <w:rPr>
+          <w:rStyle w:val="FunctionTok"/>
+        </w:rPr>
+        <w:t xml:space="preserve">book</w:t>
+      </w:r>
+      <w:r>
+        <w:rPr>
+          <w:rStyle w:val="KeywordTok"/>
+        </w:rPr>
+        <w:t xml:space="preserve">:</w:t>
+      </w:r>
+      <w:r>
+        <w:br/>
+      </w:r>
+      <w:r>
+        <w:rPr>
+          <w:rStyle w:val="AttributeTok"/>
+        </w:rPr>
+        <w:t xml:space="preserve">  </w:t>
+      </w:r>
+      <w:r>
+        <w:rPr>
+          <w:rStyle w:val="FunctionTok"/>
+        </w:rPr>
+        <w:t xml:space="preserve">title</w:t>
+      </w:r>
+      <w:r>
+        <w:rPr>
+          <w:rStyle w:val="KeywordTok"/>
+        </w:rPr>
+        <w:t xml:space="preserve">:</w:t>
+      </w:r>
+      <w:r>
+        <w:rPr>
+          <w:rStyle w:val="AttributeTok"/>
+        </w:rPr>
+        <w:t xml:space="preserve"> </w:t>
+      </w:r>
+      <w:r>
+        <w:rPr>
+          <w:rStyle w:val="StringTok"/>
+        </w:rPr>
+        <w:t xml:space="preserve">"Physics 1A Lecture Notes"</w:t>
+      </w:r>
+      <w:r>
+        <w:br/>
+      </w:r>
+      <w:r>
+        <w:rPr>
+          <w:rStyle w:val="AttributeTok"/>
+        </w:rPr>
+        <w:t xml:space="preserve"> </w:t>
+      </w:r>
+      <w:r>
+        <w:br/>
+      </w:r>
+      <w:r>
+        <w:rPr>
+          <w:rStyle w:val="FunctionTok"/>
+        </w:rPr>
+        <w:t xml:space="preserve">chapters</w:t>
+      </w:r>
+      <w:r>
+        <w:rPr>
+          <w:rStyle w:val="KeywordTok"/>
+        </w:rPr>
+        <w:t xml:space="preserve">:</w:t>
+      </w:r>
+      <w:r>
+        <w:br/>
+      </w:r>
+      <w:r>
+        <w:rPr>
+          <w:rStyle w:val="KeywordTok"/>
+        </w:rPr>
+        <w:t xml:space="preserve">-</w:t>
+      </w:r>
+      <w:r>
+        <w:rPr>
+          <w:rStyle w:val="AttributeTok"/>
+        </w:rPr>
+        <w:t xml:space="preserve"> index.qmd</w:t>
+      </w:r>
+      <w:r>
+        <w:br/>
+      </w:r>
+      <w:r>
+        <w:rPr>
+          <w:rStyle w:val="KeywordTok"/>
+        </w:rPr>
+        <w:t xml:space="preserve">-</w:t>
+      </w:r>
+      <w:r>
+        <w:rPr>
+          <w:rStyle w:val="AttributeTok"/>
+        </w:rPr>
+        <w:t xml:space="preserve"> chapters/week1.qmd</w:t>
+      </w:r>
+      <w:r>
+        <w:br/>
+      </w:r>
+      <w:r>
+        <w:rPr>
+          <w:rStyle w:val="KeywordTok"/>
+        </w:rPr>
+        <w:t xml:space="preserve">-</w:t>
+      </w:r>
+      <w:r>
+        <w:rPr>
+          <w:rStyle w:val="AttributeTok"/>
+        </w:rPr>
+        <w:t xml:space="preserve"> chapters/week2.qmd</w:t>
+      </w:r>
+      <w:r>
+        <w:br/>
+      </w:r>
+      <w:r>
+        <w:rPr>
+          <w:rStyle w:val="KeywordTok"/>
+        </w:rPr>
+        <w:t xml:space="preserve">-</w:t>
+      </w:r>
+      <w:r>
+        <w:rPr>
+          <w:rStyle w:val="AttributeTok"/>
+        </w:rPr>
+        <w:t xml:space="preserve"> chapters/week3.qmd</w:t>
+      </w:r>
+    </w:p>
+    <w:bookmarkEnd w:id="220"/>
+    <w:bookmarkEnd w:id="221"/>
+    <w:bookmarkStart w:id="233" w:name="publishing-a-quarto-project"/>
     <w:p>
       <w:pPr>
         <w:pStyle w:val="Heading1"/>
       </w:pPr>
       <w:r>
-        <w:t xml:space="preserve">15. Creating Books and Lecture Notes</w:t>
+        <w:t xml:space="preserve">13. Publishing a Quarto project</w:t>
       </w:r>
     </w:p>
     <w:p>
@@ -13649,51 +14285,16 @@
         <w:pStyle w:val="FirstParagraph"/>
       </w:pPr>
       <w:r>
-        <w:t xml:space="preserve">A common approach is to keep all chapter files in a dedicated chapters folder and store chapter-specific images in an images directory within that folder.</w:t>
-      </w:r>
-    </w:p>
-    <w:p>
-      <w:pPr>
-        <w:pStyle w:val="SourceCode"/>
-      </w:pPr>
-      <w:r>
-        <w:rPr>
-          <w:rStyle w:val="FunctionTok"/>
-        </w:rPr>
-        <w:t xml:space="preserve">project</w:t>
-      </w:r>
-      <w:r>
-        <w:rPr>
-          <w:rStyle w:val="KeywordTok"/>
-        </w:rPr>
-        <w:t xml:space="preserve">:</w:t>
-      </w:r>
-      <w:r>
-        <w:br/>
-      </w:r>
-      <w:r>
-        <w:rPr>
-          <w:rStyle w:val="AttributeTok"/>
-        </w:rPr>
-        <w:t xml:space="preserve">  </w:t>
-      </w:r>
-      <w:r>
-        <w:rPr>
-          <w:rStyle w:val="FunctionTok"/>
-        </w:rPr>
-        <w:t xml:space="preserve">type</w:t>
-      </w:r>
-      <w:r>
-        <w:rPr>
-          <w:rStyle w:val="KeywordTok"/>
-        </w:rPr>
-        <w:t xml:space="preserve">:</w:t>
-      </w:r>
-      <w:r>
-        <w:rPr>
-          <w:rStyle w:val="AttributeTok"/>
-        </w:rPr>
-        <w:t xml:space="preserve"> book</w:t>
+        <w:t xml:space="preserve">Once you have created your Quarto project, you will need to publish the rendered output so that others can access it. Quarto supports several publishing options, but for most teaching-related content at the University of Bath, publishing to Moodle is the recommended approach.</w:t>
+      </w:r>
+    </w:p>
+    <w:bookmarkStart w:id="228" w:name="publish-to-moodle"/>
+    <w:p>
+      <w:pPr>
+        <w:pStyle w:val="Heading2"/>
+      </w:pPr>
+      <w:r>
+        <w:t xml:space="preserve">13.1 Publish to Moodle</w:t>
       </w:r>
     </w:p>
     <w:p>
@@ -13701,383 +14302,6 @@
         <w:pStyle w:val="FirstParagraph"/>
       </w:pPr>
       <w:r>
-        <w:t xml:space="preserve">Example structure:</w:t>
-      </w:r>
-    </w:p>
-    <w:p>
-      <w:pPr>
-        <w:pStyle w:val="SourceCode"/>
-      </w:pPr>
-      <w:r>
-        <w:rPr>
-          <w:rStyle w:val="VerbatimChar"/>
-        </w:rPr>
-        <w:t xml:space="preserve">course-notes/</w:t>
-      </w:r>
-      <w:r>
-        <w:br/>
-      </w:r>
-      <w:r>
-        <w:rPr>
-          <w:rStyle w:val="VerbatimChar"/>
-        </w:rPr>
-        <w:t xml:space="preserve">│</w:t>
-      </w:r>
-      <w:r>
-        <w:br/>
-      </w:r>
-      <w:r>
-        <w:rPr>
-          <w:rStyle w:val="VerbatimChar"/>
-        </w:rPr>
-        <w:t xml:space="preserve">├── _quarto.yml</w:t>
-      </w:r>
-      <w:r>
-        <w:br/>
-      </w:r>
-      <w:r>
-        <w:rPr>
-          <w:rStyle w:val="VerbatimChar"/>
-        </w:rPr>
-        <w:t xml:space="preserve">├── index.qmd</w:t>
-      </w:r>
-      <w:r>
-        <w:br/>
-      </w:r>
-      <w:r>
-        <w:rPr>
-          <w:rStyle w:val="VerbatimChar"/>
-        </w:rPr>
-        <w:t xml:space="preserve">├── references.bib</w:t>
-      </w:r>
-      <w:r>
-        <w:br/>
-      </w:r>
-      <w:r>
-        <w:rPr>
-          <w:rStyle w:val="VerbatimChar"/>
-        </w:rPr>
-        <w:t xml:space="preserve">│</w:t>
-      </w:r>
-      <w:r>
-        <w:br/>
-      </w:r>
-      <w:r>
-        <w:rPr>
-          <w:rStyle w:val="VerbatimChar"/>
-        </w:rPr>
-        <w:t xml:space="preserve">└── chapters/</w:t>
-      </w:r>
-      <w:r>
-        <w:br/>
-      </w:r>
-      <w:r>
-        <w:rPr>
-          <w:rStyle w:val="VerbatimChar"/>
-        </w:rPr>
-        <w:t xml:space="preserve">    ├── week1.qmd</w:t>
-      </w:r>
-      <w:r>
-        <w:br/>
-      </w:r>
-      <w:r>
-        <w:rPr>
-          <w:rStyle w:val="VerbatimChar"/>
-        </w:rPr>
-        <w:t xml:space="preserve">    ├── week2.qmd</w:t>
-      </w:r>
-      <w:r>
-        <w:br/>
-      </w:r>
-      <w:r>
-        <w:rPr>
-          <w:rStyle w:val="VerbatimChar"/>
-        </w:rPr>
-        <w:t xml:space="preserve">    ├── week3.qmd</w:t>
-      </w:r>
-      <w:r>
-        <w:br/>
-      </w:r>
-      <w:r>
-        <w:rPr>
-          <w:rStyle w:val="VerbatimChar"/>
-        </w:rPr>
-        <w:t xml:space="preserve">    │</w:t>
-      </w:r>
-      <w:r>
-        <w:br/>
-      </w:r>
-      <w:r>
-        <w:rPr>
-          <w:rStyle w:val="VerbatimChar"/>
-        </w:rPr>
-        <w:t xml:space="preserve">    └── images/</w:t>
-      </w:r>
-      <w:r>
-        <w:br/>
-      </w:r>
-      <w:r>
-        <w:rPr>
-          <w:rStyle w:val="VerbatimChar"/>
-        </w:rPr>
-        <w:t xml:space="preserve">        ├── lecture-diagram.png</w:t>
-      </w:r>
-      <w:r>
-        <w:br/>
-      </w:r>
-      <w:r>
-        <w:rPr>
-          <w:rStyle w:val="VerbatimChar"/>
-        </w:rPr>
-        <w:t xml:space="preserve">        ├── experiment-setup.jpg</w:t>
-      </w:r>
-      <w:r>
-        <w:br/>
-      </w:r>
-      <w:r>
-        <w:rPr>
-          <w:rStyle w:val="VerbatimChar"/>
-        </w:rPr>
-        <w:t xml:space="preserve">        └── results-plot.svg</w:t>
-      </w:r>
-    </w:p>
-    <w:p>
-      <w:pPr>
-        <w:pStyle w:val="FirstParagraph"/>
-      </w:pPr>
-      <w:r>
-        <w:t xml:space="preserve">Example</w:t>
-      </w:r>
-      <w:r>
-        <w:t xml:space="preserve"> </w:t>
-      </w:r>
-      <w:r>
-        <w:rPr>
-          <w:rStyle w:val="VerbatimChar"/>
-        </w:rPr>
-        <w:t xml:space="preserve">_quarto.yml</w:t>
-      </w:r>
-      <w:r>
-        <w:t xml:space="preserve">:</w:t>
-      </w:r>
-    </w:p>
-    <w:p>
-      <w:pPr>
-        <w:pStyle w:val="SourceCode"/>
-      </w:pPr>
-      <w:r>
-        <w:rPr>
-          <w:rStyle w:val="FunctionTok"/>
-        </w:rPr>
-        <w:t xml:space="preserve">project</w:t>
-      </w:r>
-      <w:r>
-        <w:rPr>
-          <w:rStyle w:val="KeywordTok"/>
-        </w:rPr>
-        <w:t xml:space="preserve">:</w:t>
-      </w:r>
-      <w:r>
-        <w:br/>
-      </w:r>
-      <w:r>
-        <w:rPr>
-          <w:rStyle w:val="AttributeTok"/>
-        </w:rPr>
-        <w:t xml:space="preserve">  </w:t>
-      </w:r>
-      <w:r>
-        <w:rPr>
-          <w:rStyle w:val="FunctionTok"/>
-        </w:rPr>
-        <w:t xml:space="preserve">type</w:t>
-      </w:r>
-      <w:r>
-        <w:rPr>
-          <w:rStyle w:val="KeywordTok"/>
-        </w:rPr>
-        <w:t xml:space="preserve">:</w:t>
-      </w:r>
-      <w:r>
-        <w:rPr>
-          <w:rStyle w:val="AttributeTok"/>
-        </w:rPr>
-        <w:t xml:space="preserve"> book</w:t>
-      </w:r>
-      <w:r>
-        <w:br/>
-      </w:r>
-      <w:r>
-        <w:rPr>
-          <w:rStyle w:val="AttributeTok"/>
-        </w:rPr>
-        <w:t xml:space="preserve"> </w:t>
-      </w:r>
-      <w:r>
-        <w:br/>
-      </w:r>
-      <w:r>
-        <w:rPr>
-          <w:rStyle w:val="FunctionTok"/>
-        </w:rPr>
-        <w:t xml:space="preserve">book</w:t>
-      </w:r>
-      <w:r>
-        <w:rPr>
-          <w:rStyle w:val="KeywordTok"/>
-        </w:rPr>
-        <w:t xml:space="preserve">:</w:t>
-      </w:r>
-      <w:r>
-        <w:br/>
-      </w:r>
-      <w:r>
-        <w:rPr>
-          <w:rStyle w:val="AttributeTok"/>
-        </w:rPr>
-        <w:t xml:space="preserve">  </w:t>
-      </w:r>
-      <w:r>
-        <w:rPr>
-          <w:rStyle w:val="FunctionTok"/>
-        </w:rPr>
-        <w:t xml:space="preserve">title</w:t>
-      </w:r>
-      <w:r>
-        <w:rPr>
-          <w:rStyle w:val="KeywordTok"/>
-        </w:rPr>
-        <w:t xml:space="preserve">:</w:t>
-      </w:r>
-      <w:r>
-        <w:rPr>
-          <w:rStyle w:val="AttributeTok"/>
-        </w:rPr>
-        <w:t xml:space="preserve"> </w:t>
-      </w:r>
-      <w:r>
-        <w:rPr>
-          <w:rStyle w:val="StringTok"/>
-        </w:rPr>
-        <w:t xml:space="preserve">"Physics 1A Lecture Notes"</w:t>
-      </w:r>
-      <w:r>
-        <w:br/>
-      </w:r>
-      <w:r>
-        <w:rPr>
-          <w:rStyle w:val="AttributeTok"/>
-        </w:rPr>
-        <w:t xml:space="preserve"> </w:t>
-      </w:r>
-      <w:r>
-        <w:br/>
-      </w:r>
-      <w:r>
-        <w:rPr>
-          <w:rStyle w:val="FunctionTok"/>
-        </w:rPr>
-        <w:t xml:space="preserve">chapters</w:t>
-      </w:r>
-      <w:r>
-        <w:rPr>
-          <w:rStyle w:val="KeywordTok"/>
-        </w:rPr>
-        <w:t xml:space="preserve">:</w:t>
-      </w:r>
-      <w:r>
-        <w:br/>
-      </w:r>
-      <w:r>
-        <w:rPr>
-          <w:rStyle w:val="KeywordTok"/>
-        </w:rPr>
-        <w:t xml:space="preserve">-</w:t>
-      </w:r>
-      <w:r>
-        <w:rPr>
-          <w:rStyle w:val="AttributeTok"/>
-        </w:rPr>
-        <w:t xml:space="preserve"> index.qmd</w:t>
-      </w:r>
-      <w:r>
-        <w:br/>
-      </w:r>
-      <w:r>
-        <w:rPr>
-          <w:rStyle w:val="KeywordTok"/>
-        </w:rPr>
-        <w:t xml:space="preserve">-</w:t>
-      </w:r>
-      <w:r>
-        <w:rPr>
-          <w:rStyle w:val="AttributeTok"/>
-        </w:rPr>
-        <w:t xml:space="preserve"> chapters/week1.qmd</w:t>
-      </w:r>
-      <w:r>
-        <w:br/>
-      </w:r>
-      <w:r>
-        <w:rPr>
-          <w:rStyle w:val="KeywordTok"/>
-        </w:rPr>
-        <w:t xml:space="preserve">-</w:t>
-      </w:r>
-      <w:r>
-        <w:rPr>
-          <w:rStyle w:val="AttributeTok"/>
-        </w:rPr>
-        <w:t xml:space="preserve"> chapters/week2.qmd</w:t>
-      </w:r>
-      <w:r>
-        <w:br/>
-      </w:r>
-      <w:r>
-        <w:rPr>
-          <w:rStyle w:val="KeywordTok"/>
-        </w:rPr>
-        <w:t xml:space="preserve">-</w:t>
-      </w:r>
-      <w:r>
-        <w:rPr>
-          <w:rStyle w:val="AttributeTok"/>
-        </w:rPr>
-        <w:t xml:space="preserve"> chapters/week3.qmd</w:t>
-      </w:r>
-    </w:p>
-    <w:bookmarkEnd w:id="214"/>
-    <w:bookmarkStart w:id="223" w:name="publishing-a-quarto-project"/>
-    <w:p>
-      <w:pPr>
-        <w:pStyle w:val="Heading1"/>
-      </w:pPr>
-      <w:r>
-        <w:t xml:space="preserve">16. Publishing a Quarto Project</w:t>
-      </w:r>
-    </w:p>
-    <w:p>
-      <w:pPr>
-        <w:pStyle w:val="FirstParagraph"/>
-      </w:pPr>
-      <w:r>
-        <w:t xml:space="preserve">Once you have created your Quarto project, you will need to publish the rendered output so that others can access it. Quarto supports several publishing options, but for most teaching-related content at the University of Bath, publishing to Moodle is the recommended approach.</w:t>
-      </w:r>
-    </w:p>
-    <w:bookmarkStart w:id="221" w:name="publish-to-moodle"/>
-    <w:p>
-      <w:pPr>
-        <w:pStyle w:val="Heading2"/>
-      </w:pPr>
-      <w:r>
-        <w:t xml:space="preserve">16.1 Publish to Moodle</w:t>
-      </w:r>
-    </w:p>
-    <w:p>
-      <w:pPr>
-        <w:pStyle w:val="FirstParagraph"/>
-      </w:pPr>
-      <w:r>
         <w:t xml:space="preserve">For teaching materials intended for University of Bath students, we recommend publishing your Quarto website or mini-site through Moodle.</w:t>
       </w:r>
     </w:p>
@@ -14087,83 +14311,6 @@
       </w:pPr>
       <w:r>
         <w:t xml:space="preserve">Benefits include:</w:t>
-      </w:r>
-    </w:p>
-    <w:p>
-      <w:pPr>
-        <w:pStyle w:val="Compact"/>
-        <w:numPr>
-          <w:ilvl w:val="0"/>
-          <w:numId w:val="1026"/>
-        </w:numPr>
-      </w:pPr>
-      <w:r>
-        <w:t xml:space="preserve">Available directly to students through Moodle.</w:t>
-      </w:r>
-    </w:p>
-    <w:p>
-      <w:pPr>
-        <w:pStyle w:val="Compact"/>
-        <w:numPr>
-          <w:ilvl w:val="0"/>
-          <w:numId w:val="1026"/>
-        </w:numPr>
-      </w:pPr>
-      <w:r>
-        <w:t xml:space="preserve">Included within the University’s Moodle archive processes.</w:t>
-      </w:r>
-    </w:p>
-    <w:p>
-      <w:pPr>
-        <w:pStyle w:val="Compact"/>
-        <w:numPr>
-          <w:ilvl w:val="0"/>
-          <w:numId w:val="1026"/>
-        </w:numPr>
-      </w:pPr>
-      <w:r>
-        <w:t xml:space="preserve">Covered by established institutional retention arrangements.</w:t>
-      </w:r>
-    </w:p>
-    <w:p>
-      <w:pPr>
-        <w:pStyle w:val="Compact"/>
-        <w:numPr>
-          <w:ilvl w:val="0"/>
-          <w:numId w:val="1026"/>
-        </w:numPr>
-      </w:pPr>
-      <w:r>
-        <w:t xml:space="preserve">Access controlled through Moodle course permissions.</w:t>
-      </w:r>
-    </w:p>
-    <w:p>
-      <w:pPr>
-        <w:pStyle w:val="Compact"/>
-        <w:numPr>
-          <w:ilvl w:val="0"/>
-          <w:numId w:val="1026"/>
-        </w:numPr>
-      </w:pPr>
-      <w:r>
-        <w:t xml:space="preserve">No requirement for students to visit external websites.</w:t>
-      </w:r>
-    </w:p>
-    <w:p>
-      <w:pPr>
-        <w:pStyle w:val="FirstParagraph"/>
-      </w:pPr>
-      <w:r>
-        <w:t xml:space="preserve">Quarto websites generate a collection of HTML, CSS, JavaScript, image, and supporting files. These can be hosted within Moodle as a self-contained mini-site.</w:t>
-      </w:r>
-    </w:p>
-    <w:bookmarkStart w:id="219" w:name="moodle-publishing-workflow"/>
-    <w:p>
-      <w:pPr>
-        <w:pStyle w:val="Heading3"/>
-      </w:pPr>
-      <w:r>
-        <w:t xml:space="preserve">16.1.1 Moodle publishing workflow</w:t>
       </w:r>
     </w:p>
     <w:p>
@@ -14175,7 +14322,7 @@
         </w:numPr>
       </w:pPr>
       <w:r>
-        <w:t xml:space="preserve">Render your Quarto project.</w:t>
+        <w:t xml:space="preserve">Available directly to students through Moodle.</w:t>
       </w:r>
     </w:p>
     <w:p>
@@ -14187,22 +14334,7 @@
         </w:numPr>
       </w:pPr>
       <w:r>
-        <w:t xml:space="preserve">Locate the generated</w:t>
-      </w:r>
-      <w:r>
-        <w:t xml:space="preserve"> </w:t>
-      </w:r>
-      <w:r>
-        <w:rPr>
-          <w:rStyle w:val="VerbatimChar"/>
-        </w:rPr>
-        <w:t xml:space="preserve">_site</w:t>
-      </w:r>
-      <w:r>
-        <w:t xml:space="preserve"> </w:t>
-      </w:r>
-      <w:r>
-        <w:t xml:space="preserve">or output folder.</w:t>
+        <w:t xml:space="preserve">Included within the University’s Moodle archive processes.</w:t>
       </w:r>
     </w:p>
     <w:p>
@@ -14214,7 +14346,7 @@
         </w:numPr>
       </w:pPr>
       <w:r>
-        <w:t xml:space="preserve">Create a ZIP archive containing the entire published site and all supporting files.</w:t>
+        <w:t xml:space="preserve">Covered by established institutional retention arrangements.</w:t>
       </w:r>
     </w:p>
     <w:p>
@@ -14226,23 +14358,7 @@
         </w:numPr>
       </w:pPr>
       <w:r>
-        <w:t xml:space="preserve">In Moodle, create a</w:t>
-      </w:r>
-      <w:r>
-        <w:t xml:space="preserve"> </w:t>
-      </w:r>
-      <w:r>
-        <w:rPr>
-          <w:b/>
-          <w:bCs/>
-        </w:rPr>
-        <w:t xml:space="preserve">File</w:t>
-      </w:r>
-      <w:r>
-        <w:t xml:space="preserve"> </w:t>
-      </w:r>
-      <w:r>
-        <w:t xml:space="preserve">activity (not a Folder activity).</w:t>
+        <w:t xml:space="preserve">Access controlled through Moodle course permissions.</w:t>
       </w:r>
     </w:p>
     <w:p>
@@ -14254,23 +14370,24 @@
         </w:numPr>
       </w:pPr>
       <w:r>
-        <w:t xml:space="preserve">Upload the ZIP file and use Moodle’s</w:t>
-      </w:r>
-      <w:r>
-        <w:t xml:space="preserve"> </w:t>
-      </w:r>
-      <w:r>
-        <w:rPr>
-          <w:b/>
-          <w:bCs/>
-        </w:rPr>
-        <w:t xml:space="preserve">Unzip</w:t>
-      </w:r>
-      <w:r>
-        <w:t xml:space="preserve"> </w:t>
-      </w:r>
-      <w:r>
-        <w:t xml:space="preserve">option.</w:t>
+        <w:t xml:space="preserve">No requirement for students to visit external websites.</w:t>
+      </w:r>
+    </w:p>
+    <w:p>
+      <w:pPr>
+        <w:pStyle w:val="FirstParagraph"/>
+      </w:pPr>
+      <w:r>
+        <w:t xml:space="preserve">Quarto websites generate a collection of HTML, CSS, JavaScript, image, and supporting files. These can be hosted within Moodle as a self-contained mini-site.</w:t>
+      </w:r>
+    </w:p>
+    <w:bookmarkStart w:id="226" w:name="moodle-publishing-workflow"/>
+    <w:p>
+      <w:pPr>
+        <w:pStyle w:val="Heading3"/>
+      </w:pPr>
+      <w:r>
+        <w:t xml:space="preserve">13.1.1 Moodle publishing workflow</w:t>
       </w:r>
     </w:p>
     <w:p>
@@ -14278,39 +14395,11 @@
         <w:pStyle w:val="Compact"/>
         <w:numPr>
           <w:ilvl w:val="0"/>
-          <w:numId w:val="1027"/>
+          <w:numId w:val="1028"/>
         </w:numPr>
       </w:pPr>
       <w:r>
-        <w:t xml:space="preserve">Set the site’s</w:t>
-      </w:r>
-      <w:r>
-        <w:t xml:space="preserve"> </w:t>
-      </w:r>
-      <w:r>
-        <w:rPr>
-          <w:rStyle w:val="VerbatimChar"/>
-        </w:rPr>
-        <w:t xml:space="preserve">index.html</w:t>
-      </w:r>
-      <w:r>
-        <w:t xml:space="preserve"> </w:t>
-      </w:r>
-      <w:r>
-        <w:t xml:space="preserve">file as the</w:t>
-      </w:r>
-      <w:r>
-        <w:t xml:space="preserve"> </w:t>
-      </w:r>
-      <w:r>
-        <w:rPr>
-          <w:b/>
-          <w:bCs/>
-        </w:rPr>
-        <w:t xml:space="preserve">Main File</w:t>
-      </w:r>
-      <w:r>
-        <w:t xml:space="preserve">.</w:t>
+        <w:t xml:space="preserve">Render your Quarto project.</w:t>
       </w:r>
     </w:p>
     <w:p>
@@ -14318,10 +14407,145 @@
         <w:pStyle w:val="Compact"/>
         <w:numPr>
           <w:ilvl w:val="0"/>
-          <w:numId w:val="1027"/>
+          <w:numId w:val="1028"/>
         </w:numPr>
       </w:pPr>
       <w:r>
+        <w:t xml:space="preserve">Locate the generated</w:t>
+      </w:r>
+      <w:r>
+        <w:t xml:space="preserve"> </w:t>
+      </w:r>
+      <w:r>
+        <w:rPr>
+          <w:rStyle w:val="VerbatimChar"/>
+        </w:rPr>
+        <w:t xml:space="preserve">_site</w:t>
+      </w:r>
+      <w:r>
+        <w:t xml:space="preserve"> </w:t>
+      </w:r>
+      <w:r>
+        <w:t xml:space="preserve">or output folder.</w:t>
+      </w:r>
+    </w:p>
+    <w:p>
+      <w:pPr>
+        <w:pStyle w:val="Compact"/>
+        <w:numPr>
+          <w:ilvl w:val="0"/>
+          <w:numId w:val="1028"/>
+        </w:numPr>
+      </w:pPr>
+      <w:r>
+        <w:t xml:space="preserve">Create a ZIP archive containing the entire published site and all supporting files.</w:t>
+      </w:r>
+    </w:p>
+    <w:p>
+      <w:pPr>
+        <w:pStyle w:val="Compact"/>
+        <w:numPr>
+          <w:ilvl w:val="0"/>
+          <w:numId w:val="1028"/>
+        </w:numPr>
+      </w:pPr>
+      <w:r>
+        <w:t xml:space="preserve">In Moodle, create a</w:t>
+      </w:r>
+      <w:r>
+        <w:t xml:space="preserve"> </w:t>
+      </w:r>
+      <w:r>
+        <w:rPr>
+          <w:b/>
+          <w:bCs/>
+        </w:rPr>
+        <w:t xml:space="preserve">File</w:t>
+      </w:r>
+      <w:r>
+        <w:t xml:space="preserve"> </w:t>
+      </w:r>
+      <w:r>
+        <w:t xml:space="preserve">activity (not a Folder activity).</w:t>
+      </w:r>
+    </w:p>
+    <w:p>
+      <w:pPr>
+        <w:pStyle w:val="Compact"/>
+        <w:numPr>
+          <w:ilvl w:val="0"/>
+          <w:numId w:val="1028"/>
+        </w:numPr>
+      </w:pPr>
+      <w:r>
+        <w:t xml:space="preserve">Upload the ZIP file and use Moodle’s</w:t>
+      </w:r>
+      <w:r>
+        <w:t xml:space="preserve"> </w:t>
+      </w:r>
+      <w:r>
+        <w:rPr>
+          <w:b/>
+          <w:bCs/>
+        </w:rPr>
+        <w:t xml:space="preserve">Unzip</w:t>
+      </w:r>
+      <w:r>
+        <w:t xml:space="preserve"> </w:t>
+      </w:r>
+      <w:r>
+        <w:t xml:space="preserve">option.</w:t>
+      </w:r>
+    </w:p>
+    <w:p>
+      <w:pPr>
+        <w:pStyle w:val="Compact"/>
+        <w:numPr>
+          <w:ilvl w:val="0"/>
+          <w:numId w:val="1028"/>
+        </w:numPr>
+      </w:pPr>
+      <w:r>
+        <w:t xml:space="preserve">Set the site’s</w:t>
+      </w:r>
+      <w:r>
+        <w:t xml:space="preserve"> </w:t>
+      </w:r>
+      <w:r>
+        <w:rPr>
+          <w:rStyle w:val="VerbatimChar"/>
+        </w:rPr>
+        <w:t xml:space="preserve">index.html</w:t>
+      </w:r>
+      <w:r>
+        <w:t xml:space="preserve"> </w:t>
+      </w:r>
+      <w:r>
+        <w:t xml:space="preserve">file as the</w:t>
+      </w:r>
+      <w:r>
+        <w:t xml:space="preserve"> </w:t>
+      </w:r>
+      <w:r>
+        <w:rPr>
+          <w:b/>
+          <w:bCs/>
+        </w:rPr>
+        <w:t xml:space="preserve">Main File</w:t>
+      </w:r>
+      <w:r>
+        <w:t xml:space="preserve">.</w:t>
+      </w:r>
+    </w:p>
+    <w:p>
+      <w:pPr>
+        <w:pStyle w:val="Compact"/>
+        <w:numPr>
+          <w:ilvl w:val="0"/>
+          <w:numId w:val="1028"/>
+        </w:numPr>
+      </w:pPr>
+      <w:r>
         <w:t xml:space="preserve">Save the activity and test that the site launches correctly.</w:t>
       </w:r>
     </w:p>
@@ -14335,7 +14559,7 @@
       <w:r>
         <w:t xml:space="preserve"> </w:t>
       </w:r>
-      <w:hyperlink r:id="rId215">
+      <w:hyperlink r:id="rId222">
         <w:r>
           <w:rPr>
             <w:rStyle w:val="Hyperlink"/>
@@ -14385,18 +14609,18 @@
                 <wp:inline>
                   <wp:extent cx="152400" cy="152400"/>
                   <wp:effectExtent b="0" l="0" r="0" t="0"/>
-                  <wp:docPr descr="" title="" id="216" name="Picture"/>
+                  <wp:docPr descr="" title="" id="223" name="Picture"/>
                   <a:graphic>
                     <a:graphicData uri="http://schemas.openxmlformats.org/drawingml/2006/picture">
                       <pic:pic>
                         <pic:nvPicPr>
-                          <pic:cNvPr descr="C:\Users\jajhl20\AppData\Local\Programs\Quarto\share\formats\docx\important.png" id="217" name="Picture"/>
+                          <pic:cNvPr descr="C:\Users\jajhl20\AppData\Local\Programs\Quarto\share\formats\docx\important.png" id="224" name="Picture"/>
                           <pic:cNvPicPr>
                             <a:picLocks noChangeArrowheads="1" noChangeAspect="1"/>
                           </pic:cNvPicPr>
                         </pic:nvPicPr>
                         <pic:blipFill>
-                          <a:blip r:embed="rId72"/>
+                          <a:blip r:embed="rId73"/>
                           <a:stretch>
                             <a:fillRect/>
                           </a:stretch>
@@ -14458,7 +14682,7 @@
             <w:r>
               <w:t xml:space="preserve"> </w:t>
             </w:r>
-            <w:hyperlink r:id="rId218">
+            <w:hyperlink r:id="rId225">
               <w:r>
                 <w:rPr>
                   <w:rStyle w:val="Hyperlink"/>
@@ -14471,14 +14695,14 @@
         </w:tc>
       </w:tr>
     </w:tbl>
-    <w:bookmarkEnd w:id="219"/>
-    <w:bookmarkStart w:id="220" w:name="updating-a-moodle-hosted-site"/>
+    <w:bookmarkEnd w:id="226"/>
+    <w:bookmarkStart w:id="227" w:name="updating-a-moodle-hosted-site"/>
     <w:p>
       <w:pPr>
         <w:pStyle w:val="Heading3"/>
       </w:pPr>
       <w:r>
-        <w:t xml:space="preserve">16.1.2 Updating a Moodle-hosted site</w:t>
+        <w:t xml:space="preserve">13.1.2 Updating a Moodle-hosted site</w:t>
       </w:r>
     </w:p>
     <w:p>
@@ -14487,96 +14711,6 @@
       </w:pPr>
       <w:r>
         <w:t xml:space="preserve">When you make changes to your Quarto project:</w:t>
-      </w:r>
-    </w:p>
-    <w:p>
-      <w:pPr>
-        <w:pStyle w:val="Compact"/>
-        <w:numPr>
-          <w:ilvl w:val="0"/>
-          <w:numId w:val="1028"/>
-        </w:numPr>
-      </w:pPr>
-      <w:r>
-        <w:t xml:space="preserve">Re-render the site locally.</w:t>
-      </w:r>
-    </w:p>
-    <w:p>
-      <w:pPr>
-        <w:pStyle w:val="Compact"/>
-        <w:numPr>
-          <w:ilvl w:val="0"/>
-          <w:numId w:val="1028"/>
-        </w:numPr>
-      </w:pPr>
-      <w:r>
-        <w:t xml:space="preserve">Create a new ZIP archive of the updated output.</w:t>
-      </w:r>
-    </w:p>
-    <w:p>
-      <w:pPr>
-        <w:pStyle w:val="Compact"/>
-        <w:numPr>
-          <w:ilvl w:val="0"/>
-          <w:numId w:val="1028"/>
-        </w:numPr>
-      </w:pPr>
-      <w:r>
-        <w:t xml:space="preserve">Replace the all existing files in Moodle.</w:t>
-      </w:r>
-    </w:p>
-    <w:p>
-      <w:pPr>
-        <w:pStyle w:val="Compact"/>
-        <w:numPr>
-          <w:ilvl w:val="0"/>
-          <w:numId w:val="1028"/>
-        </w:numPr>
-      </w:pPr>
-      <w:r>
-        <w:t xml:space="preserve">Ensure the correct</w:t>
-      </w:r>
-      <w:r>
-        <w:t xml:space="preserve"> </w:t>
-      </w:r>
-      <w:r>
-        <w:rPr>
-          <w:rStyle w:val="VerbatimChar"/>
-        </w:rPr>
-        <w:t xml:space="preserve">index.html</w:t>
-      </w:r>
-      <w:r>
-        <w:t xml:space="preserve"> </w:t>
-      </w:r>
-      <w:r>
-        <w:t xml:space="preserve">file remains set as the Main File.</w:t>
-      </w:r>
-    </w:p>
-    <w:bookmarkEnd w:id="220"/>
-    <w:bookmarkEnd w:id="221"/>
-    <w:bookmarkStart w:id="222" w:name="public-resources-github-pages"/>
-    <w:p>
-      <w:pPr>
-        <w:pStyle w:val="Heading2"/>
-      </w:pPr>
-      <w:r>
-        <w:t xml:space="preserve">16.2 Public Resources: GitHub Pages</w:t>
-      </w:r>
-    </w:p>
-    <w:p>
-      <w:pPr>
-        <w:pStyle w:val="FirstParagraph"/>
-      </w:pPr>
-      <w:r>
-        <w:t xml:space="preserve">If your Quarto content is intended for public access, GitHub Pages is an excellent option.</w:t>
-      </w:r>
-    </w:p>
-    <w:p>
-      <w:pPr>
-        <w:pStyle w:val="BodyText"/>
-      </w:pPr>
-      <w:r>
-        <w:t xml:space="preserve">Advantages include:</w:t>
       </w:r>
     </w:p>
     <w:p>
@@ -14588,7 +14722,7 @@
         </w:numPr>
       </w:pPr>
       <w:r>
-        <w:t xml:space="preserve">Free hosting.</w:t>
+        <w:t xml:space="preserve">Re-render the site locally.</w:t>
       </w:r>
     </w:p>
     <w:p>
@@ -14600,7 +14734,7 @@
         </w:numPr>
       </w:pPr>
       <w:r>
-        <w:t xml:space="preserve">Integrated version control through Git.</w:t>
+        <w:t xml:space="preserve">Create a new ZIP archive of the updated output.</w:t>
       </w:r>
     </w:p>
     <w:p>
@@ -14612,7 +14746,7 @@
         </w:numPr>
       </w:pPr>
       <w:r>
-        <w:t xml:space="preserve">Collaborative authoring workflows.</w:t>
+        <w:t xml:space="preserve">Replace the all existing files in Moodle.</w:t>
       </w:r>
     </w:p>
     <w:p>
@@ -14624,7 +14758,66 @@
         </w:numPr>
       </w:pPr>
       <w:r>
-        <w:t xml:space="preserve">Automatic publishing when content is updated.</w:t>
+        <w:t xml:space="preserve">Ensure the correct</w:t>
+      </w:r>
+      <w:r>
+        <w:t xml:space="preserve"> </w:t>
+      </w:r>
+      <w:r>
+        <w:rPr>
+          <w:rStyle w:val="VerbatimChar"/>
+        </w:rPr>
+        <w:t xml:space="preserve">index.html</w:t>
+      </w:r>
+      <w:r>
+        <w:t xml:space="preserve"> </w:t>
+      </w:r>
+      <w:r>
+        <w:t xml:space="preserve">file remains set as the Main File.</w:t>
+      </w:r>
+    </w:p>
+    <w:bookmarkEnd w:id="227"/>
+    <w:bookmarkEnd w:id="228"/>
+    <w:bookmarkStart w:id="232" w:name="public-resources-github-pages"/>
+    <w:p>
+      <w:pPr>
+        <w:pStyle w:val="Heading2"/>
+      </w:pPr>
+      <w:r>
+        <w:t xml:space="preserve">13.2 Public Resources: GitHub Pages</w:t>
+      </w:r>
+    </w:p>
+    <w:p>
+      <w:pPr>
+        <w:pStyle w:val="FirstParagraph"/>
+      </w:pPr>
+      <w:r>
+        <w:t xml:space="preserve">If your Quarto content is intended for public access,</w:t>
+      </w:r>
+      <w:r>
+        <w:t xml:space="preserve"> </w:t>
+      </w:r>
+      <w:hyperlink r:id="rId229">
+        <w:r>
+          <w:rPr>
+            <w:rStyle w:val="Hyperlink"/>
+          </w:rPr>
+          <w:t xml:space="preserve">GitHub Pages</w:t>
+        </w:r>
+      </w:hyperlink>
+      <w:r>
+        <w:t xml:space="preserve"> </w:t>
+      </w:r>
+      <w:r>
+        <w:t xml:space="preserve">is an excellent option (no Moodle authentication required).</w:t>
+      </w:r>
+    </w:p>
+    <w:p>
+      <w:pPr>
+        <w:pStyle w:val="BodyText"/>
+      </w:pPr>
+      <w:r>
+        <w:t xml:space="preserve">Advantages include:</w:t>
       </w:r>
     </w:p>
     <w:p>
@@ -14632,34 +14825,890 @@
         <w:pStyle w:val="Compact"/>
         <w:numPr>
           <w:ilvl w:val="0"/>
-          <w:numId w:val="1029"/>
+          <w:numId w:val="1030"/>
         </w:numPr>
       </w:pPr>
       <w:r>
+        <w:t xml:space="preserve">Free hosting.</w:t>
+      </w:r>
+    </w:p>
+    <w:p>
+      <w:pPr>
+        <w:pStyle w:val="Compact"/>
+        <w:numPr>
+          <w:ilvl w:val="0"/>
+          <w:numId w:val="1030"/>
+        </w:numPr>
+      </w:pPr>
+      <w:r>
+        <w:t xml:space="preserve">Integrated version control through Git.</w:t>
+      </w:r>
+    </w:p>
+    <w:p>
+      <w:pPr>
+        <w:pStyle w:val="Compact"/>
+        <w:numPr>
+          <w:ilvl w:val="0"/>
+          <w:numId w:val="1030"/>
+        </w:numPr>
+      </w:pPr>
+      <w:r>
+        <w:t xml:space="preserve">Collaborative authoring workflows.</w:t>
+      </w:r>
+    </w:p>
+    <w:p>
+      <w:pPr>
+        <w:pStyle w:val="Compact"/>
+        <w:numPr>
+          <w:ilvl w:val="0"/>
+          <w:numId w:val="1030"/>
+        </w:numPr>
+      </w:pPr>
+      <w:r>
+        <w:t xml:space="preserve">Automatic publishing when content is updated.</w:t>
+      </w:r>
+    </w:p>
+    <w:p>
+      <w:pPr>
+        <w:pStyle w:val="Compact"/>
+        <w:numPr>
+          <w:ilvl w:val="0"/>
+          <w:numId w:val="1030"/>
+        </w:numPr>
+      </w:pPr>
+      <w:r>
         <w:t xml:space="preserve">Suitable for open educational resources, documentation, and public-facing guides.</w:t>
       </w:r>
     </w:p>
+    <w:tbl>
+      <w:tblPr>
+        <w:tblStyle w:val="Table"/>
+        <w:tblLook w:firstRow="0" w:lastRow="0" w:firstColumn="0" w:lastColumn="0" w:noHBand="0" w:noVBand="0" w:val="0000"/>
+        <w:tblBorders>
+          <w:top w:val="single" w:sz="4" w:space="0" w:color="00A047"/>
+          <w:left w:val="single" w:sz="24" w:space="0" w:color="00A047"/>
+          <w:bottom w:val="single" w:sz="4" w:space="0" w:color="00A047"/>
+          <w:right w:val="single" w:sz="4" w:space="0" w:color="00A047"/>
+        </w:tblBorders>
+        <w:tblCellMar>
+          <w:left w:w="144" w:type="dxa"/>
+          <w:right w:w="144" w:type="dxa"/>
+        </w:tblCellMar>
+        <w:tblLook w:firstRow="0" w:lastRow="0" w:firstColumn="0" w:lastColumn="0" w:noHBand="0" w:noVBand="0" w:val="0000"/>
+      </w:tblPr>
+      <w:tr>
+        <w:trPr>
+          <w:cantSplit/>
+        </w:trPr>
+        <w:tc>
+          <w:tcPr>
+            <w:shd w:color="auto" w:fill="ccf1e3" w:val="clear"/>
+            <w:tcMar>
+              <w:top w:w="92" w:type="dxa"/>
+              <w:bottom w:w="92" w:type="dxa"/>
+            </w:tcMar>
+          </w:tcPr>
+          <w:p>
+            <w:pPr>
+              <w:pStyle w:val="FirstParagraph"/>
+            </w:pPr>
+            <w:pPr>
+              <w:spacing w:before="0" w:after="0"/>
+              <w:textAlignment w:val="center"/>
+            </w:pPr>
+            <w:r>
+              <w:drawing>
+                <wp:inline>
+                  <wp:extent cx="152400" cy="152400"/>
+                  <wp:effectExtent b="0" l="0" r="0" t="0"/>
+                  <wp:docPr descr="" title="" id="230" name="Picture"/>
+                  <a:graphic>
+                    <a:graphicData uri="http://schemas.openxmlformats.org/drawingml/2006/picture">
+                      <pic:pic>
+                        <pic:nvPicPr>
+                          <pic:cNvPr descr="C:\Users\jajhl20\AppData\Local\Programs\Quarto\share\formats\docx\tip.png" id="231" name="Picture"/>
+                          <pic:cNvPicPr>
+                            <a:picLocks noChangeArrowheads="1" noChangeAspect="1"/>
+                          </pic:cNvPicPr>
+                        </pic:nvPicPr>
+                        <pic:blipFill>
+                          <a:blip r:embed="rId9"/>
+                          <a:stretch>
+                            <a:fillRect/>
+                          </a:stretch>
+                        </pic:blipFill>
+                        <pic:spPr bwMode="auto">
+                          <a:xfrm>
+                            <a:off x="0" y="0"/>
+                            <a:ext cx="152400" cy="152400"/>
+                          </a:xfrm>
+                          <a:prstGeom prst="rect">
+                            <a:avLst/>
+                          </a:prstGeom>
+                          <a:noFill/>
+                          <a:ln w="9525">
+                            <a:noFill/>
+                            <a:headEnd/>
+                            <a:tailEnd/>
+                          </a:ln>
+                        </pic:spPr>
+                      </pic:pic>
+                    </a:graphicData>
+                  </a:graphic>
+                </wp:inline>
+              </w:drawing>
+            </w:r>
+            <w:r>
+              <w:t xml:space="preserve"> </w:t>
+            </w:r>
+            <w:r>
+              <w:t xml:space="preserve"> </w:t>
+            </w:r>
+            <w:r>
+              <w:t xml:space="preserve">Tip</w:t>
+            </w:r>
+          </w:p>
+        </w:tc>
+      </w:tr>
+      <w:tr>
+        <w:trPr>
+          <w:cantSplit/>
+        </w:trPr>
+        <w:tc>
+          <w:tcPr>
+            <w:tcMar>
+              <w:top w:w="108" w:type="dxa"/>
+              <w:bottom w:w="108" w:type="dxa"/>
+            </w:tcMar>
+          </w:tcPr>
+          <w:p>
+            <w:pPr>
+              <w:pStyle w:val="BodyText"/>
+            </w:pPr>
+            <w:pPr>
+              <w:spacing w:before="16"/>
+            </w:pPr>
+            <w:r>
+              <w:t xml:space="preserve">Github pages looks for html either in a</w:t>
+            </w:r>
+            <w:r>
+              <w:t xml:space="preserve"> </w:t>
+            </w:r>
+            <w:r>
+              <w:rPr>
+                <w:rStyle w:val="VerbatimChar"/>
+              </w:rPr>
+              <w:t xml:space="preserve">docs</w:t>
+            </w:r>
+            <w:r>
+              <w:t xml:space="preserve"> </w:t>
+            </w:r>
+            <w:r>
+              <w:t xml:space="preserve">folder or the root of the repo. It’s a good idea to update your yaml accordingly:</w:t>
+            </w:r>
+          </w:p>
+          <w:p>
+            <w:pPr>
+              <w:pStyle w:val="SourceCode"/>
+            </w:pPr>
+            <w:r>
+              <w:rPr>
+                <w:rStyle w:val="FunctionTok"/>
+              </w:rPr>
+              <w:t xml:space="preserve">project</w:t>
+            </w:r>
+            <w:r>
+              <w:rPr>
+                <w:rStyle w:val="KeywordTok"/>
+              </w:rPr>
+              <w:t xml:space="preserve">:</w:t>
+            </w:r>
+            <w:r>
+              <w:br/>
+            </w:r>
+            <w:r>
+              <w:rPr>
+                <w:rStyle w:val="AttributeTok"/>
+              </w:rPr>
+              <w:t xml:space="preserve">  </w:t>
+            </w:r>
+            <w:r>
+              <w:rPr>
+                <w:rStyle w:val="FunctionTok"/>
+              </w:rPr>
+              <w:t xml:space="preserve">type</w:t>
+            </w:r>
+            <w:r>
+              <w:rPr>
+                <w:rStyle w:val="KeywordTok"/>
+              </w:rPr>
+              <w:t xml:space="preserve">:</w:t>
+            </w:r>
+            <w:r>
+              <w:rPr>
+                <w:rStyle w:val="AttributeTok"/>
+              </w:rPr>
+              <w:t xml:space="preserve"> book</w:t>
+            </w:r>
+            <w:r>
+              <w:br/>
+            </w:r>
+            <w:r>
+              <w:rPr>
+                <w:rStyle w:val="AttributeTok"/>
+              </w:rPr>
+              <w:t xml:space="preserve">  </w:t>
+            </w:r>
+            <w:r>
+              <w:rPr>
+                <w:rStyle w:val="FunctionTok"/>
+              </w:rPr>
+              <w:t xml:space="preserve">output-dir</w:t>
+            </w:r>
+            <w:r>
+              <w:rPr>
+                <w:rStyle w:val="KeywordTok"/>
+              </w:rPr>
+              <w:t xml:space="preserve">:</w:t>
+            </w:r>
+            <w:r>
+              <w:rPr>
+                <w:rStyle w:val="AttributeTok"/>
+              </w:rPr>
+              <w:t xml:space="preserve"> docs</w:t>
+            </w:r>
+          </w:p>
+          <w:p/>
+        </w:tc>
+      </w:tr>
+    </w:tbl>
+    <w:bookmarkEnd w:id="232"/>
+    <w:bookmarkEnd w:id="233"/>
+    <w:bookmarkStart w:id="245" w:name="adding-jupyter-notebooks-chapters"/>
+    <w:p>
+      <w:pPr>
+        <w:pStyle w:val="Heading1"/>
+      </w:pPr>
+      <w:r>
+        <w:t xml:space="preserve">Appendix A — Adding Jupyter Notebooks Chapters</w:t>
+      </w:r>
+    </w:p>
     <w:p>
       <w:pPr>
         <w:pStyle w:val="FirstParagraph"/>
       </w:pPr>
       <w:r>
-        <w:t xml:space="preserve">GitHub Pages is particularly useful for resources that do not need Moodle authentication and are intended to be shared publicly.</w:t>
-      </w:r>
-    </w:p>
-    <w:bookmarkEnd w:id="222"/>
-    <w:bookmarkEnd w:id="223"/>
-    <w:bookmarkStart w:id="229" w:name="references"/>
-    <w:p>
-      <w:pPr>
-        <w:pStyle w:val="Heading1"/>
-      </w:pPr>
-      <w:r>
-        <w:t xml:space="preserve">References</w:t>
-      </w:r>
-    </w:p>
-    <w:bookmarkStart w:id="228" w:name="refs"/>
-    <w:bookmarkStart w:id="225" w:name="ref-knuth84"/>
+        <w:t xml:space="preserve">Quarto can include Jupyter notebooks (</w:t>
+      </w:r>
+      <w:r>
+        <w:rPr>
+          <w:rStyle w:val="VerbatimChar"/>
+        </w:rPr>
+        <w:t xml:space="preserve">.ipynb</w:t>
+      </w:r>
+      <w:r>
+        <w:t xml:space="preserve">) directly as book chapters. This is particularly useful when teaching materials combine narrative text,</w:t>
+      </w:r>
+      <w:r>
+        <w:t xml:space="preserve"> </w:t>
+      </w:r>
+      <w:r>
+        <w:t xml:space="preserve">executable code, and visualisations created in Jupyter Notebook and you want to share it with students.</w:t>
+      </w:r>
+    </w:p>
+    <w:tbl>
+      <w:tblPr>
+        <w:tblStyle w:val="Table"/>
+        <w:tblLook w:firstRow="0" w:lastRow="0" w:firstColumn="0" w:lastColumn="0" w:noHBand="0" w:noVBand="0" w:val="0000"/>
+        <w:tblBorders>
+          <w:top w:val="single" w:sz="4" w:space="0" w:color="0758E5"/>
+          <w:left w:val="single" w:sz="24" w:space="0" w:color="0758E5"/>
+          <w:bottom w:val="single" w:sz="4" w:space="0" w:color="0758E5"/>
+          <w:right w:val="single" w:sz="4" w:space="0" w:color="0758E5"/>
+        </w:tblBorders>
+        <w:tblCellMar>
+          <w:left w:w="144" w:type="dxa"/>
+          <w:right w:w="144" w:type="dxa"/>
+        </w:tblCellMar>
+        <w:tblLook w:firstRow="0" w:lastRow="0" w:firstColumn="0" w:lastColumn="0" w:noHBand="0" w:noVBand="0" w:val="0000"/>
+      </w:tblPr>
+      <w:tr>
+        <w:trPr>
+          <w:cantSplit/>
+        </w:trPr>
+        <w:tc>
+          <w:tcPr>
+            <w:shd w:color="auto" w:fill="dae6fb" w:val="clear"/>
+            <w:tcMar>
+              <w:top w:w="92" w:type="dxa"/>
+              <w:bottom w:w="92" w:type="dxa"/>
+            </w:tcMar>
+          </w:tcPr>
+          <w:p>
+            <w:pPr>
+              <w:pStyle w:val="BodyText"/>
+            </w:pPr>
+            <w:pPr>
+              <w:spacing w:before="0" w:after="0"/>
+              <w:textAlignment w:val="center"/>
+            </w:pPr>
+            <w:r>
+              <w:drawing>
+                <wp:inline>
+                  <wp:extent cx="152400" cy="152400"/>
+                  <wp:effectExtent b="0" l="0" r="0" t="0"/>
+                  <wp:docPr descr="" title="" id="234" name="Picture"/>
+                  <a:graphic>
+                    <a:graphicData uri="http://schemas.openxmlformats.org/drawingml/2006/picture">
+                      <pic:pic>
+                        <pic:nvPicPr>
+                          <pic:cNvPr descr="C:\Users\jajhl20\AppData\Local\Programs\Quarto\share\formats\docx\note.png" id="235" name="Picture"/>
+                          <pic:cNvPicPr>
+                            <a:picLocks noChangeArrowheads="1" noChangeAspect="1"/>
+                          </pic:cNvPicPr>
+                        </pic:nvPicPr>
+                        <pic:blipFill>
+                          <a:blip r:embed="rId13"/>
+                          <a:stretch>
+                            <a:fillRect/>
+                          </a:stretch>
+                        </pic:blipFill>
+                        <pic:spPr bwMode="auto">
+                          <a:xfrm>
+                            <a:off x="0" y="0"/>
+                            <a:ext cx="152400" cy="152400"/>
+                          </a:xfrm>
+                          <a:prstGeom prst="rect">
+                            <a:avLst/>
+                          </a:prstGeom>
+                          <a:noFill/>
+                          <a:ln w="9525">
+                            <a:noFill/>
+                            <a:headEnd/>
+                            <a:tailEnd/>
+                          </a:ln>
+                        </pic:spPr>
+                      </pic:pic>
+                    </a:graphicData>
+                  </a:graphic>
+                </wp:inline>
+              </w:drawing>
+            </w:r>
+            <w:r>
+              <w:t xml:space="preserve"> </w:t>
+            </w:r>
+            <w:r>
+              <w:t xml:space="preserve"> </w:t>
+            </w:r>
+            <w:r>
+              <w:t xml:space="preserve">Note</w:t>
+            </w:r>
+          </w:p>
+        </w:tc>
+      </w:tr>
+      <w:tr>
+        <w:trPr>
+          <w:cantSplit/>
+        </w:trPr>
+        <w:tc>
+          <w:tcPr>
+            <w:tcMar>
+              <w:top w:w="108" w:type="dxa"/>
+              <w:bottom w:w="108" w:type="dxa"/>
+            </w:tcMar>
+          </w:tcPr>
+          <w:p>
+            <w:pPr>
+              <w:pStyle w:val="BodyText"/>
+            </w:pPr>
+            <w:pPr>
+              <w:spacing w:before="16" w:after="16"/>
+            </w:pPr>
+            <w:r>
+              <w:t xml:space="preserve">This chapter is actually compiled from a .ipynb file rather than a .qmd file.</w:t>
+            </w:r>
+          </w:p>
+          <w:p/>
+        </w:tc>
+      </w:tr>
+    </w:tbl>
+    <w:bookmarkStart w:id="236" w:name="adding-a-notebook-to-the-quarto-book"/>
+    <w:p>
+      <w:pPr>
+        <w:pStyle w:val="Heading2"/>
+      </w:pPr>
+      <w:r>
+        <w:t xml:space="preserve">A.1 Adding a Notebook to the Quarto Book</w:t>
+      </w:r>
+    </w:p>
+    <w:p>
+      <w:pPr>
+        <w:pStyle w:val="FirstParagraph"/>
+      </w:pPr>
+      <w:r>
+        <w:t xml:space="preserve">List the notebook in the</w:t>
+      </w:r>
+      <w:r>
+        <w:t xml:space="preserve"> </w:t>
+      </w:r>
+      <w:r>
+        <w:rPr>
+          <w:rStyle w:val="VerbatimChar"/>
+        </w:rPr>
+        <w:t xml:space="preserve">chapters</w:t>
+      </w:r>
+      <w:r>
+        <w:t xml:space="preserve"> </w:t>
+      </w:r>
+      <w:r>
+        <w:t xml:space="preserve">section of</w:t>
+      </w:r>
+      <w:r>
+        <w:t xml:space="preserve"> </w:t>
+      </w:r>
+      <w:r>
+        <w:rPr>
+          <w:rStyle w:val="VerbatimChar"/>
+        </w:rPr>
+        <w:t xml:space="preserve">_quarto.yml</w:t>
+      </w:r>
+      <w:r>
+        <w:t xml:space="preserve"> </w:t>
+      </w:r>
+      <w:r>
+        <w:t xml:space="preserve">just as you would a</w:t>
+      </w:r>
+      <w:r>
+        <w:t xml:space="preserve"> </w:t>
+      </w:r>
+      <w:r>
+        <w:rPr>
+          <w:rStyle w:val="VerbatimChar"/>
+        </w:rPr>
+        <w:t xml:space="preserve">.qmd</w:t>
+      </w:r>
+      <w:r>
+        <w:t xml:space="preserve"> </w:t>
+      </w:r>
+      <w:r>
+        <w:t xml:space="preserve">file (see</w:t>
+      </w:r>
+      <w:r>
+        <w:t xml:space="preserve"> </w:t>
+      </w:r>
+      <w:hyperlink w:anchor="sec-folder-yaml">
+        <w:r>
+          <w:rPr>
+            <w:rStyle w:val="Hyperlink"/>
+          </w:rPr>
+          <w:t xml:space="preserve">Section 12.5</w:t>
+        </w:r>
+      </w:hyperlink>
+      <w:r>
+        <w:t xml:space="preserve">).</w:t>
+      </w:r>
+    </w:p>
+    <w:p>
+      <w:pPr>
+        <w:pStyle w:val="BodyText"/>
+      </w:pPr>
+      <w:r>
+        <w:t xml:space="preserve">Quarto will automatically render the notebook as a chapter in the book and include it in the table of contents and navigation.</w:t>
+      </w:r>
+    </w:p>
+    <w:bookmarkEnd w:id="236"/>
+    <w:bookmarkStart w:id="237" w:name="controlling-code-display"/>
+    <w:p>
+      <w:pPr>
+        <w:pStyle w:val="Heading2"/>
+      </w:pPr>
+      <w:r>
+        <w:t xml:space="preserve">A.2 Controlling Code Display</w:t>
+      </w:r>
+    </w:p>
+    <w:p>
+      <w:pPr>
+        <w:pStyle w:val="FirstParagraph"/>
+      </w:pPr>
+      <w:r>
+        <w:t xml:space="preserve">Notebook cells can be shown, hidden, or folded using cell metadata.</w:t>
+      </w:r>
+    </w:p>
+    <w:p>
+      <w:pPr>
+        <w:pStyle w:val="BodyText"/>
+      </w:pPr>
+      <w:r>
+        <w:t xml:space="preserve">For example, to hide a code cell while displaying its output:</w:t>
+      </w:r>
+    </w:p>
+    <w:p>
+      <w:pPr>
+        <w:pStyle w:val="SourceCode"/>
+      </w:pPr>
+      <w:r>
+        <w:rPr>
+          <w:rStyle w:val="FunctionTok"/>
+        </w:rPr>
+        <w:t xml:space="preserve">{</w:t>
+      </w:r>
+      <w:r>
+        <w:br/>
+      </w:r>
+      <w:r>
+        <w:rPr>
+          <w:rStyle w:val="NormalTok"/>
+        </w:rPr>
+        <w:t xml:space="preserve">  </w:t>
+      </w:r>
+      <w:r>
+        <w:rPr>
+          <w:rStyle w:val="DataTypeTok"/>
+        </w:rPr>
+        <w:t xml:space="preserve">"tags"</w:t>
+      </w:r>
+      <w:r>
+        <w:rPr>
+          <w:rStyle w:val="FunctionTok"/>
+        </w:rPr>
+        <w:t xml:space="preserve">:</w:t>
+      </w:r>
+      <w:r>
+        <w:rPr>
+          <w:rStyle w:val="NormalTok"/>
+        </w:rPr>
+        <w:t xml:space="preserve"> </w:t>
+      </w:r>
+      <w:r>
+        <w:rPr>
+          <w:rStyle w:val="OtherTok"/>
+        </w:rPr>
+        <w:t xml:space="preserve">[</w:t>
+      </w:r>
+      <w:r>
+        <w:rPr>
+          <w:rStyle w:val="StringTok"/>
+        </w:rPr>
+        <w:t xml:space="preserve">"hide-input"</w:t>
+      </w:r>
+      <w:r>
+        <w:rPr>
+          <w:rStyle w:val="OtherTok"/>
+        </w:rPr>
+        <w:t xml:space="preserve">]</w:t>
+      </w:r>
+      <w:r>
+        <w:br/>
+      </w:r>
+      <w:r>
+        <w:rPr>
+          <w:rStyle w:val="FunctionTok"/>
+        </w:rPr>
+        <w:t xml:space="preserve">}</w:t>
+      </w:r>
+    </w:p>
+    <w:p>
+      <w:pPr>
+        <w:pStyle w:val="FirstParagraph"/>
+      </w:pPr>
+      <w:r>
+        <w:t xml:space="preserve">Common tags include:</w:t>
+      </w:r>
+    </w:p>
+    <w:p>
+      <w:pPr>
+        <w:pStyle w:val="Compact"/>
+        <w:numPr>
+          <w:ilvl w:val="0"/>
+          <w:numId w:val="1031"/>
+        </w:numPr>
+      </w:pPr>
+      <w:r>
+        <w:rPr>
+          <w:rStyle w:val="VerbatimChar"/>
+        </w:rPr>
+        <w:t xml:space="preserve">hide-input</w:t>
+      </w:r>
+      <w:r>
+        <w:t xml:space="preserve"> </w:t>
+      </w:r>
+      <w:r>
+        <w:t xml:space="preserve">– hide code, show output</w:t>
+      </w:r>
+    </w:p>
+    <w:p>
+      <w:pPr>
+        <w:pStyle w:val="Compact"/>
+        <w:numPr>
+          <w:ilvl w:val="0"/>
+          <w:numId w:val="1031"/>
+        </w:numPr>
+      </w:pPr>
+      <w:r>
+        <w:rPr>
+          <w:rStyle w:val="VerbatimChar"/>
+        </w:rPr>
+        <w:t xml:space="preserve">hide-output</w:t>
+      </w:r>
+      <w:r>
+        <w:t xml:space="preserve"> </w:t>
+      </w:r>
+      <w:r>
+        <w:t xml:space="preserve">– show code, hide output</w:t>
+      </w:r>
+    </w:p>
+    <w:p>
+      <w:pPr>
+        <w:pStyle w:val="Compact"/>
+        <w:numPr>
+          <w:ilvl w:val="0"/>
+          <w:numId w:val="1031"/>
+        </w:numPr>
+      </w:pPr>
+      <w:r>
+        <w:rPr>
+          <w:rStyle w:val="VerbatimChar"/>
+        </w:rPr>
+        <w:t xml:space="preserve">hide-cell</w:t>
+      </w:r>
+      <w:r>
+        <w:t xml:space="preserve"> </w:t>
+      </w:r>
+      <w:r>
+        <w:t xml:space="preserve">– hide both code and output</w:t>
+      </w:r>
+    </w:p>
+    <w:bookmarkEnd w:id="237"/>
+    <w:bookmarkStart w:id="238" w:name="using-notebooks-with-quarto-features"/>
+    <w:p>
+      <w:pPr>
+        <w:pStyle w:val="Heading2"/>
+      </w:pPr>
+      <w:r>
+        <w:t xml:space="preserve">A.3 Using Notebooks with Quarto Features</w:t>
+      </w:r>
+    </w:p>
+    <w:p>
+      <w:pPr>
+        <w:pStyle w:val="FirstParagraph"/>
+      </w:pPr>
+      <w:r>
+        <w:t xml:space="preserve">Jupyter notebooks support many Quarto features, including:</w:t>
+      </w:r>
+    </w:p>
+    <w:p>
+      <w:pPr>
+        <w:pStyle w:val="Compact"/>
+        <w:numPr>
+          <w:ilvl w:val="0"/>
+          <w:numId w:val="1032"/>
+        </w:numPr>
+      </w:pPr>
+      <w:r>
+        <w:t xml:space="preserve">Citations</w:t>
+      </w:r>
+    </w:p>
+    <w:p>
+      <w:pPr>
+        <w:pStyle w:val="Compact"/>
+        <w:numPr>
+          <w:ilvl w:val="0"/>
+          <w:numId w:val="1032"/>
+        </w:numPr>
+      </w:pPr>
+      <w:r>
+        <w:t xml:space="preserve">Equations</w:t>
+      </w:r>
+    </w:p>
+    <w:p>
+      <w:pPr>
+        <w:pStyle w:val="Compact"/>
+        <w:numPr>
+          <w:ilvl w:val="0"/>
+          <w:numId w:val="1032"/>
+        </w:numPr>
+      </w:pPr>
+      <w:r>
+        <w:t xml:space="preserve">Figure captions</w:t>
+      </w:r>
+    </w:p>
+    <w:p>
+      <w:pPr>
+        <w:pStyle w:val="Compact"/>
+        <w:numPr>
+          <w:ilvl w:val="0"/>
+          <w:numId w:val="1032"/>
+        </w:numPr>
+      </w:pPr>
+      <w:r>
+        <w:t xml:space="preserve">Callouts</w:t>
+      </w:r>
+    </w:p>
+    <w:p>
+      <w:pPr>
+        <w:pStyle w:val="Compact"/>
+        <w:numPr>
+          <w:ilvl w:val="0"/>
+          <w:numId w:val="1032"/>
+        </w:numPr>
+      </w:pPr>
+      <w:r>
+        <w:t xml:space="preserve">Cross-references</w:t>
+      </w:r>
+    </w:p>
+    <w:bookmarkEnd w:id="238"/>
+    <w:bookmarkStart w:id="244" w:name="an-example-of-some-executable-code"/>
+    <w:p>
+      <w:pPr>
+        <w:pStyle w:val="Heading2"/>
+      </w:pPr>
+      <w:r>
+        <w:t xml:space="preserve">A.4 An example of some executable code</w:t>
+      </w:r>
+    </w:p>
+    <w:p>
+      <w:pPr>
+        <w:pStyle w:val="FirstParagraph"/>
+      </w:pPr>
+      <w:r>
+        <w:t xml:space="preserve">The code below is a code block in a .ipynb notebook</w:t>
+      </w:r>
+    </w:p>
+    <w:p>
+      <w:pPr>
+        <w:pStyle w:val="SourceCode"/>
+      </w:pPr>
+      <w:r>
+        <w:rPr>
+          <w:rStyle w:val="ControlFlowTok"/>
+        </w:rPr>
+        <w:t xml:space="preserve">for</w:t>
+      </w:r>
+      <w:r>
+        <w:rPr>
+          <w:rStyle w:val="NormalTok"/>
+        </w:rPr>
+        <w:t xml:space="preserve"> i </w:t>
+      </w:r>
+      <w:r>
+        <w:rPr>
+          <w:rStyle w:val="KeywordTok"/>
+        </w:rPr>
+        <w:t xml:space="preserve">in</w:t>
+      </w:r>
+      <w:r>
+        <w:rPr>
+          <w:rStyle w:val="NormalTok"/>
+        </w:rPr>
+        <w:t xml:space="preserve"> </w:t>
+      </w:r>
+      <w:r>
+        <w:rPr>
+          <w:rStyle w:val="BuiltInTok"/>
+        </w:rPr>
+        <w:t xml:space="preserve">range</w:t>
+      </w:r>
+      <w:r>
+        <w:rPr>
+          <w:rStyle w:val="NormalTok"/>
+        </w:rPr>
+        <w:t xml:space="preserve">(</w:t>
+      </w:r>
+      <w:r>
+        <w:rPr>
+          <w:rStyle w:val="DecValTok"/>
+        </w:rPr>
+        <w:t xml:space="preserve">5</w:t>
+      </w:r>
+      <w:r>
+        <w:rPr>
+          <w:rStyle w:val="NormalTok"/>
+        </w:rPr>
+        <w:t xml:space="preserve">):</w:t>
+      </w:r>
+      <w:r>
+        <w:br/>
+      </w:r>
+      <w:r>
+        <w:rPr>
+          <w:rStyle w:val="NormalTok"/>
+        </w:rPr>
+        <w:t xml:space="preserve">    </w:t>
+      </w:r>
+      <w:r>
+        <w:rPr>
+          <w:rStyle w:val="BuiltInTok"/>
+        </w:rPr>
+        <w:t xml:space="preserve">print</w:t>
+      </w:r>
+      <w:r>
+        <w:rPr>
+          <w:rStyle w:val="NormalTok"/>
+        </w:rPr>
+        <w:t xml:space="preserve">(</w:t>
+      </w:r>
+      <w:r>
+        <w:rPr>
+          <w:rStyle w:val="StringTok"/>
+        </w:rPr>
+        <w:t xml:space="preserve">"hello world"</w:t>
+      </w:r>
+      <w:r>
+        <w:rPr>
+          <w:rStyle w:val="NormalTok"/>
+        </w:rPr>
+        <w:t xml:space="preserve">)</w:t>
+      </w:r>
+    </w:p>
+    <w:p>
+      <w:pPr>
+        <w:pStyle w:val="SourceCode"/>
+      </w:pPr>
+      <w:r>
+        <w:rPr>
+          <w:rStyle w:val="VerbatimChar"/>
+        </w:rPr>
+        <w:t xml:space="preserve">hello world</w:t>
+      </w:r>
+      <w:r>
+        <w:br/>
+      </w:r>
+      <w:r>
+        <w:rPr>
+          <w:rStyle w:val="VerbatimChar"/>
+        </w:rPr>
+        <w:t xml:space="preserve">hello world</w:t>
+      </w:r>
+      <w:r>
+        <w:br/>
+      </w:r>
+      <w:r>
+        <w:rPr>
+          <w:rStyle w:val="VerbatimChar"/>
+        </w:rPr>
+        <w:t xml:space="preserve">hello world</w:t>
+      </w:r>
+      <w:r>
+        <w:br/>
+      </w:r>
+      <w:r>
+        <w:rPr>
+          <w:rStyle w:val="VerbatimChar"/>
+        </w:rPr>
+        <w:t xml:space="preserve">hello world</w:t>
+      </w:r>
+      <w:r>
+        <w:br/>
+      </w:r>
+      <w:r>
+        <w:rPr>
+          <w:rStyle w:val="VerbatimChar"/>
+        </w:rPr>
+        <w:t xml:space="preserve">hello world</w:t>
+      </w:r>
+    </w:p>
+    <w:bookmarkStart w:id="243" w:name="refs"/>
+    <w:bookmarkStart w:id="240" w:name="ref-knuth84"/>
     <w:p>
       <w:pPr>
         <w:pStyle w:val="Bibliography"/>
@@ -14692,7 +15741,7 @@
       <w:r>
         <w:t xml:space="preserve"> </w:t>
       </w:r>
-      <w:hyperlink r:id="rId224">
+      <w:hyperlink r:id="rId239">
         <w:r>
           <w:rPr>
             <w:rStyle w:val="Hyperlink"/>
@@ -14704,8 +15753,8 @@
         <w:t xml:space="preserve">.</w:t>
       </w:r>
     </w:p>
-    <w:bookmarkEnd w:id="225"/>
-    <w:bookmarkStart w:id="227" w:name="ref-le2026quarto"/>
+    <w:bookmarkEnd w:id="240"/>
+    <w:bookmarkStart w:id="242" w:name="ref-le2026quarto"/>
     <w:p>
       <w:pPr>
         <w:pStyle w:val="Bibliography"/>
@@ -14729,7 +15778,7 @@
       <w:r>
         <w:t xml:space="preserve"> </w:t>
       </w:r>
-      <w:hyperlink r:id="rId226">
+      <w:hyperlink r:id="rId241">
         <w:r>
           <w:rPr>
             <w:rStyle w:val="Hyperlink"/>
@@ -14741,9 +15790,10 @@
         <w:t xml:space="preserve">.</w:t>
       </w:r>
     </w:p>
-    <w:bookmarkEnd w:id="227"/>
-    <w:bookmarkEnd w:id="228"/>
-    <w:bookmarkEnd w:id="229"/>
+    <w:bookmarkEnd w:id="242"/>
+    <w:bookmarkEnd w:id="243"/>
+    <w:bookmarkEnd w:id="244"/>
+    <w:bookmarkEnd w:id="245"/>
     <w:sectPr>
       <w:footnotePr>
         <w:numRestart w:val="eachSect"/>
@@ -14773,7 +15823,7 @@
       </w:r>
     </w:p>
   </w:footnote>
-  <w:footnote w:id="194">
+  <w:footnote w:id="201">
     <w:p>
       <w:pPr>
         <w:pStyle w:val="FootnoteText"/>
@@ -15278,34 +16328,7 @@
     <w:abstractNumId w:val="991"/>
   </w:num>
   <w:num w:numId="1027">
-    <w:abstractNumId w:val="99411"/>
-    <w:lvlOverride w:ilvl="0">
-      <w:startOverride w:val="1"/>
-    </w:lvlOverride>
-    <w:lvlOverride w:ilvl="1">
-      <w:startOverride w:val="1"/>
-    </w:lvlOverride>
-    <w:lvlOverride w:ilvl="2">
-      <w:startOverride w:val="1"/>
-    </w:lvlOverride>
-    <w:lvlOverride w:ilvl="3">
-      <w:startOverride w:val="1"/>
-    </w:lvlOverride>
-    <w:lvlOverride w:ilvl="4">
-      <w:startOverride w:val="1"/>
-    </w:lvlOverride>
-    <w:lvlOverride w:ilvl="5">
-      <w:startOverride w:val="1"/>
-    </w:lvlOverride>
-    <w:lvlOverride w:ilvl="6">
-      <w:startOverride w:val="1"/>
-    </w:lvlOverride>
-    <w:lvlOverride w:ilvl="7">
-      <w:startOverride w:val="1"/>
-    </w:lvlOverride>
-    <w:lvlOverride w:ilvl="8">
-      <w:startOverride w:val="1"/>
-    </w:lvlOverride>
+    <w:abstractNumId w:val="991"/>
   </w:num>
   <w:num w:numId="1028">
     <w:abstractNumId w:val="99411"/>
@@ -15338,6 +16361,42 @@
     </w:lvlOverride>
   </w:num>
   <w:num w:numId="1029">
+    <w:abstractNumId w:val="99411"/>
+    <w:lvlOverride w:ilvl="0">
+      <w:startOverride w:val="1"/>
+    </w:lvlOverride>
+    <w:lvlOverride w:ilvl="1">
+      <w:startOverride w:val="1"/>
+    </w:lvlOverride>
+    <w:lvlOverride w:ilvl="2">
+      <w:startOverride w:val="1"/>
+    </w:lvlOverride>
+    <w:lvlOverride w:ilvl="3">
+      <w:startOverride w:val="1"/>
+    </w:lvlOverride>
+    <w:lvlOverride w:ilvl="4">
+      <w:startOverride w:val="1"/>
+    </w:lvlOverride>
+    <w:lvlOverride w:ilvl="5">
+      <w:startOverride w:val="1"/>
+    </w:lvlOverride>
+    <w:lvlOverride w:ilvl="6">
+      <w:startOverride w:val="1"/>
+    </w:lvlOverride>
+    <w:lvlOverride w:ilvl="7">
+      <w:startOverride w:val="1"/>
+    </w:lvlOverride>
+    <w:lvlOverride w:ilvl="8">
+      <w:startOverride w:val="1"/>
+    </w:lvlOverride>
+  </w:num>
+  <w:num w:numId="1030">
+    <w:abstractNumId w:val="991"/>
+  </w:num>
+  <w:num w:numId="1031">
+    <w:abstractNumId w:val="991"/>
+  </w:num>
+  <w:num w:numId="1032">
     <w:abstractNumId w:val="991"/>
   </w:num>
 </w:numbering>
